--- a/Current Resume_3:15:25.docx
+++ b/Current Resume_3:15:25.docx
@@ -114,7 +114,55 @@
           <w:sz w:val="21"/>
           <w:szCs w:val="21"/>
         </w:rPr>
-        <w:t>Aspiring candidate seeking internship opportunities, currently taking advanced Data structures and Algorithms, Client-side development, and Database and Data Modeling courses at UW.</w:t>
+        <w:t>C</w:t>
+      </w:r>
+      <w:r>
+        <w:rPr>
+          <w:rFonts w:ascii="Calibri" w:hAnsi="Calibri" w:cs="Calibri"/>
+          <w:sz w:val="21"/>
+          <w:szCs w:val="21"/>
+        </w:rPr>
+        <w:t>urrently</w:t>
+      </w:r>
+      <w:r>
+        <w:rPr>
+          <w:rFonts w:ascii="Calibri" w:hAnsi="Calibri" w:cs="Calibri"/>
+          <w:sz w:val="21"/>
+          <w:szCs w:val="21"/>
+        </w:rPr>
+        <w:t xml:space="preserve"> building a RAG</w:t>
+      </w:r>
+      <w:r>
+        <w:rPr>
+          <w:rFonts w:ascii="Calibri" w:hAnsi="Calibri" w:cs="Calibri"/>
+          <w:sz w:val="21"/>
+          <w:szCs w:val="21"/>
+        </w:rPr>
+        <w:t>-</w:t>
+      </w:r>
+      <w:r>
+        <w:rPr>
+          <w:rFonts w:ascii="Calibri" w:hAnsi="Calibri" w:cs="Calibri"/>
+          <w:sz w:val="21"/>
+          <w:szCs w:val="21"/>
+        </w:rPr>
+        <w:t>based AI application for Ascend Prime Steak &amp; Sushi restaurant (Bellevue) that recommends safe menu items based on guest allergies, supporting both in</w:t>
+      </w:r>
+      <w:r>
+        <w:rPr>
+          <w:rFonts w:ascii="Calibri" w:hAnsi="Calibri" w:cs="Calibri"/>
+          <w:sz w:val="21"/>
+          <w:szCs w:val="21"/>
+        </w:rPr>
+        <w:t>-</w:t>
+      </w:r>
+      <w:r>
+        <w:rPr>
+          <w:rFonts w:ascii="Calibri" w:hAnsi="Calibri" w:cs="Calibri"/>
+          <w:sz w:val="21"/>
+          <w:szCs w:val="21"/>
+        </w:rPr>
+        <w:t>house operations and server training.</w:t>
       </w:r>
     </w:p>
     <w:p>
@@ -202,7 +250,23 @@
                 <w:sz w:val="21"/>
                 <w:szCs w:val="21"/>
               </w:rPr>
-              <w:t>June 2026c</w:t>
+              <w:t>June 202</w:t>
+            </w:r>
+            <w:r>
+              <w:rPr>
+                <w:rFonts w:ascii="Calibri" w:hAnsi="Calibri" w:cs="Calibri"/>
+                <w:sz w:val="21"/>
+                <w:szCs w:val="21"/>
+              </w:rPr>
+              <w:t>7</w:t>
+            </w:r>
+            <w:r>
+              <w:rPr>
+                <w:rFonts w:ascii="Calibri" w:hAnsi="Calibri" w:cs="Calibri"/>
+                <w:sz w:val="21"/>
+                <w:szCs w:val="21"/>
+              </w:rPr>
+              <w:t>c</w:t>
             </w:r>
           </w:p>
         </w:tc>
@@ -228,6 +292,15 @@
               </w:rPr>
               <w:t>Pursuing B.S. Informatics (AI/ML focused) &amp; Computer Science.</w:t>
             </w:r>
+          </w:p>
+          <w:p>
+            <w:pPr>
+              <w:rPr>
+                <w:rFonts w:ascii="Calibri" w:hAnsi="Calibri" w:cs="Calibri"/>
+                <w:sz w:val="21"/>
+                <w:szCs w:val="21"/>
+              </w:rPr>
+            </w:pPr>
           </w:p>
         </w:tc>
         <w:tc>
@@ -360,7 +433,39 @@
                 <w:sz w:val="21"/>
                 <w:szCs w:val="21"/>
               </w:rPr>
-              <w:t xml:space="preserve">, AWS Machine Learning (expected September 2025), </w:t>
+              <w:t xml:space="preserve">, AWS Machine Learning </w:t>
+            </w:r>
+            <w:r>
+              <w:rPr>
+                <w:rFonts w:ascii="Calibri" w:hAnsi="Calibri" w:cs="Calibri"/>
+                <w:sz w:val="21"/>
+                <w:szCs w:val="21"/>
+              </w:rPr>
+              <w:t xml:space="preserve">Engineer </w:t>
+            </w:r>
+            <w:r>
+              <w:rPr>
+                <w:rFonts w:ascii="Calibri" w:hAnsi="Calibri" w:cs="Calibri"/>
+                <w:sz w:val="21"/>
+                <w:szCs w:val="21"/>
+              </w:rPr>
+              <w:t xml:space="preserve">(expected </w:t>
+            </w:r>
+            <w:r>
+              <w:rPr>
+                <w:rFonts w:ascii="Calibri" w:hAnsi="Calibri" w:cs="Calibri"/>
+                <w:sz w:val="21"/>
+                <w:szCs w:val="21"/>
+              </w:rPr>
+              <w:t>November</w:t>
+            </w:r>
+            <w:r>
+              <w:rPr>
+                <w:rFonts w:ascii="Calibri" w:hAnsi="Calibri" w:cs="Calibri"/>
+                <w:sz w:val="21"/>
+                <w:szCs w:val="21"/>
+              </w:rPr>
+              <w:t xml:space="preserve"> 2025), </w:t>
             </w:r>
             <w:r>
               <w:rPr>
@@ -370,7 +475,27 @@
                 <w:sz w:val="21"/>
                 <w:szCs w:val="21"/>
               </w:rPr>
-              <w:t>Generative AI: working with LLMs (LinkedIn Learning)</w:t>
+              <w:t xml:space="preserve">Generative AI: </w:t>
+            </w:r>
+            <w:r>
+              <w:rPr>
+                <w:rFonts w:ascii="Calibri" w:hAnsi="Calibri" w:cs="Calibri"/>
+                <w:bCs/>
+                <w:spacing w:val="-10"/>
+                <w:sz w:val="21"/>
+                <w:szCs w:val="21"/>
+              </w:rPr>
+              <w:t>W</w:t>
+            </w:r>
+            <w:r>
+              <w:rPr>
+                <w:rFonts w:ascii="Calibri" w:hAnsi="Calibri" w:cs="Calibri"/>
+                <w:bCs/>
+                <w:spacing w:val="-10"/>
+                <w:sz w:val="21"/>
+                <w:szCs w:val="21"/>
+              </w:rPr>
+              <w:t>orking with LLMs (LinkedIn Learning)</w:t>
             </w:r>
             <w:r>
               <w:rPr>
@@ -438,8 +563,6 @@
                 <w:rFonts w:ascii="Calibri" w:hAnsi="Calibri" w:cs="Calibri"/>
                 <w:b/>
                 <w:bCs/>
-                <w:sz w:val="22"/>
-                <w:szCs w:val="22"/>
               </w:rPr>
             </w:pPr>
             <w:r>
@@ -447,8 +570,6 @@
                 <w:rFonts w:ascii="Calibri" w:hAnsi="Calibri" w:cs="Calibri"/>
                 <w:b/>
                 <w:bCs/>
-                <w:sz w:val="22"/>
-                <w:szCs w:val="22"/>
               </w:rPr>
               <w:t>Tech Mahindra</w:t>
             </w:r>
@@ -464,15 +585,11 @@
               <w:jc w:val="right"/>
               <w:rPr>
                 <w:rFonts w:ascii="Calibri" w:hAnsi="Calibri" w:cs="Calibri"/>
-                <w:sz w:val="22"/>
-                <w:szCs w:val="22"/>
               </w:rPr>
             </w:pPr>
             <w:r>
               <w:rPr>
                 <w:rFonts w:ascii="Calibri" w:hAnsi="Calibri" w:cs="Calibri"/>
-                <w:sz w:val="22"/>
-                <w:szCs w:val="22"/>
               </w:rPr>
               <w:t>Current – August 2025 (extended till October)</w:t>
             </w:r>
@@ -684,95 +801,23 @@
                 <w:sz w:val="21"/>
                 <w:szCs w:val="21"/>
               </w:rPr>
-              <w:t>Design</w:t>
-            </w:r>
-            <w:r>
-              <w:rPr>
-                <w:rFonts w:ascii="Calibri" w:hAnsi="Calibri" w:cs="Calibri"/>
-                <w:sz w:val="21"/>
-                <w:szCs w:val="21"/>
-              </w:rPr>
-              <w:t>ed</w:t>
-            </w:r>
-            <w:r>
-              <w:rPr>
-                <w:rFonts w:ascii="Calibri" w:hAnsi="Calibri" w:cs="Calibri"/>
-                <w:sz w:val="21"/>
-                <w:szCs w:val="21"/>
-              </w:rPr>
-              <w:t xml:space="preserve"> AI-powered </w:t>
-            </w:r>
-            <w:r>
-              <w:rPr>
-                <w:rFonts w:ascii="Calibri" w:hAnsi="Calibri" w:cs="Calibri"/>
-                <w:b/>
-                <w:bCs/>
-                <w:sz w:val="21"/>
-                <w:szCs w:val="21"/>
-              </w:rPr>
-              <w:t>observability</w:t>
-            </w:r>
-            <w:r>
-              <w:rPr>
-                <w:rFonts w:ascii="Calibri" w:hAnsi="Calibri" w:cs="Calibri"/>
-                <w:sz w:val="21"/>
-                <w:szCs w:val="21"/>
-              </w:rPr>
-              <w:t xml:space="preserve"> framework using </w:t>
-            </w:r>
-            <w:r>
-              <w:rPr>
-                <w:rFonts w:ascii="Calibri" w:hAnsi="Calibri" w:cs="Calibri"/>
-                <w:b/>
-                <w:bCs/>
-                <w:sz w:val="21"/>
-                <w:szCs w:val="21"/>
-              </w:rPr>
-              <w:t>CloudWatch</w:t>
-            </w:r>
-            <w:r>
-              <w:rPr>
-                <w:rFonts w:ascii="Calibri" w:hAnsi="Calibri" w:cs="Calibri"/>
-                <w:sz w:val="21"/>
-                <w:szCs w:val="21"/>
-              </w:rPr>
-              <w:t xml:space="preserve">, </w:t>
-            </w:r>
-            <w:r>
-              <w:rPr>
-                <w:rFonts w:ascii="Calibri" w:hAnsi="Calibri" w:cs="Calibri"/>
-                <w:b/>
-                <w:bCs/>
-                <w:sz w:val="21"/>
-                <w:szCs w:val="21"/>
-              </w:rPr>
-              <w:t>X-Ray</w:t>
-            </w:r>
-            <w:r>
-              <w:rPr>
-                <w:rFonts w:ascii="Calibri" w:hAnsi="Calibri" w:cs="Calibri"/>
-                <w:sz w:val="21"/>
-                <w:szCs w:val="21"/>
-              </w:rPr>
-              <w:t xml:space="preserve"> and </w:t>
-            </w:r>
-            <w:r>
-              <w:rPr>
-                <w:rFonts w:ascii="Calibri" w:hAnsi="Calibri" w:cs="Calibri"/>
-                <w:b/>
-                <w:bCs/>
-                <w:sz w:val="21"/>
-                <w:szCs w:val="21"/>
-              </w:rPr>
-              <w:t xml:space="preserve">Bedrock </w:t>
-            </w:r>
-            <w:r>
-              <w:rPr>
-                <w:rFonts w:ascii="Calibri" w:hAnsi="Calibri" w:cs="Calibri"/>
-                <w:sz w:val="21"/>
-                <w:szCs w:val="21"/>
-              </w:rPr>
-              <w:t>custom ML models (RAG) to detect anomalies, surface errors, and perform automated root-cause analysis.</w:t>
+              <w:t xml:space="preserve">Designed AI-powered framework to detect anomalies and surface insights, improving data-driven decision making </w:t>
+            </w:r>
+            <w:r>
+              <w:rPr>
+                <w:rFonts w:ascii="Calibri" w:hAnsi="Calibri" w:cs="Calibri"/>
+                <w:sz w:val="21"/>
+                <w:szCs w:val="21"/>
+              </w:rPr>
+              <w:t>and</w:t>
+            </w:r>
+            <w:r>
+              <w:rPr>
+                <w:rFonts w:ascii="Calibri" w:hAnsi="Calibri" w:cs="Calibri"/>
+                <w:sz w:val="21"/>
+                <w:szCs w:val="21"/>
+              </w:rPr>
+              <w:t xml:space="preserve"> aligning with large-scale educational platforms’ reliability needs.</w:t>
             </w:r>
           </w:p>
         </w:tc>
@@ -789,8 +834,6 @@
                 <w:rFonts w:ascii="Calibri" w:hAnsi="Calibri" w:cs="Calibri"/>
                 <w:b/>
                 <w:bCs/>
-                <w:sz w:val="22"/>
-                <w:szCs w:val="22"/>
               </w:rPr>
             </w:pPr>
             <w:r>
@@ -798,16 +841,12 @@
                 <w:rFonts w:ascii="Calibri" w:hAnsi="Calibri" w:cs="Calibri"/>
                 <w:b/>
                 <w:bCs/>
-                <w:sz w:val="22"/>
-                <w:szCs w:val="22"/>
               </w:rPr>
               <w:t xml:space="preserve">Automation Agency </w:t>
             </w:r>
             <w:r>
               <w:rPr>
                 <w:rFonts w:ascii="Calibri" w:hAnsi="Calibri" w:cs="Calibri"/>
-                <w:sz w:val="22"/>
-                <w:szCs w:val="22"/>
               </w:rPr>
               <w:t xml:space="preserve">| </w:t>
             </w:r>
@@ -816,8 +855,6 @@
                 <w:rFonts w:ascii="Calibri" w:hAnsi="Calibri" w:cs="Calibri"/>
                 <w:i/>
                 <w:iCs/>
-                <w:sz w:val="22"/>
-                <w:szCs w:val="22"/>
               </w:rPr>
               <w:t>Self-employed</w:t>
             </w:r>
@@ -832,15 +869,11 @@
               <w:jc w:val="right"/>
               <w:rPr>
                 <w:rFonts w:ascii="Calibri" w:hAnsi="Calibri" w:cs="Calibri"/>
-                <w:sz w:val="22"/>
-                <w:szCs w:val="22"/>
               </w:rPr>
             </w:pPr>
             <w:r>
               <w:rPr>
                 <w:rFonts w:ascii="Calibri" w:hAnsi="Calibri" w:cs="Calibri"/>
-                <w:sz w:val="22"/>
-                <w:szCs w:val="22"/>
               </w:rPr>
               <w:t>January 2025 – March 2025</w:t>
             </w:r>
@@ -977,8 +1010,6 @@
                 <w:rFonts w:ascii="Calibri" w:hAnsi="Calibri" w:cs="Calibri"/>
                 <w:i/>
                 <w:iCs/>
-                <w:sz w:val="22"/>
-                <w:szCs w:val="22"/>
               </w:rPr>
             </w:pPr>
             <w:r>
@@ -986,8 +1017,6 @@
                 <w:rFonts w:ascii="Calibri" w:hAnsi="Calibri" w:cs="Calibri"/>
                 <w:b/>
                 <w:bCs/>
-                <w:sz w:val="22"/>
-                <w:szCs w:val="22"/>
               </w:rPr>
               <w:t xml:space="preserve">Coding Club Teaching Assistant - </w:t>
             </w:r>
@@ -996,8 +1025,6 @@
                 <w:rFonts w:ascii="Calibri" w:hAnsi="Calibri" w:cs="Calibri"/>
                 <w:i/>
                 <w:iCs/>
-                <w:sz w:val="22"/>
-                <w:szCs w:val="22"/>
               </w:rPr>
               <w:t>House of Wisdom</w:t>
             </w:r>
@@ -1012,15 +1039,11 @@
               <w:jc w:val="right"/>
               <w:rPr>
                 <w:rFonts w:ascii="Calibri" w:hAnsi="Calibri" w:cs="Calibri"/>
-                <w:sz w:val="22"/>
-                <w:szCs w:val="22"/>
               </w:rPr>
             </w:pPr>
             <w:r>
               <w:rPr>
                 <w:rFonts w:ascii="Calibri" w:hAnsi="Calibri" w:cs="Calibri"/>
-                <w:sz w:val="22"/>
-                <w:szCs w:val="22"/>
               </w:rPr>
               <w:t>March 2024 – June 2024</w:t>
             </w:r>
@@ -1139,15 +1162,7 @@
                 <w:sz w:val="21"/>
                 <w:szCs w:val="21"/>
               </w:rPr>
-              <w:t xml:space="preserve">Plant Parenthood Web App </w:t>
-            </w:r>
-            <w:r>
-              <w:rPr>
-                <w:rFonts w:ascii="Calibri" w:hAnsi="Calibri" w:cs="Calibri"/>
-                <w:sz w:val="21"/>
-                <w:szCs w:val="21"/>
-              </w:rPr>
-              <w:t>| https://plant-parenthood-3a5c5.web.app/login</w:t>
+              <w:t xml:space="preserve">AI powered Application for Professors </w:t>
             </w:r>
           </w:p>
         </w:tc>
@@ -1170,7 +1185,7 @@
                 <w:sz w:val="21"/>
                 <w:szCs w:val="21"/>
               </w:rPr>
-              <w:t>February 2025 – June 2025</w:t>
+              <w:t>May 2023 – October 2023</w:t>
             </w:r>
           </w:p>
         </w:tc>
@@ -1189,7 +1204,6 @@
                 <w:numId w:val="4"/>
               </w:numPr>
               <w:rPr>
-                <w:rFonts w:ascii="Calibri" w:hAnsi="Calibri" w:cs="Calibri"/>
                 <w:sz w:val="21"/>
                 <w:szCs w:val="21"/>
               </w:rPr>
@@ -1200,7 +1214,14 @@
                 <w:sz w:val="21"/>
                 <w:szCs w:val="21"/>
               </w:rPr>
-              <w:t>React and Firebase application empowering plant enthusiasts to track care routines, discover new species, and engage with a vibrant community.</w:t>
+              <w:t>Reduced email volume by 40% for college professors, answering repetitive student questions</w:t>
+            </w:r>
+            <w:r>
+              <w:rPr>
+                <w:sz w:val="21"/>
+                <w:szCs w:val="21"/>
+              </w:rPr>
+              <w:t>.</w:t>
             </w:r>
           </w:p>
           <w:p>
@@ -1222,7 +1243,79 @@
                 <w:sz w:val="21"/>
                 <w:szCs w:val="21"/>
               </w:rPr>
-              <w:t>Implemented full CRUD community forum with posts, comments, likes, and tag filters.</w:t>
+              <w:t xml:space="preserve">Utilized </w:t>
+            </w:r>
+            <w:r>
+              <w:rPr>
+                <w:rFonts w:ascii="Calibri" w:hAnsi="Calibri" w:cs="Calibri"/>
+                <w:i/>
+                <w:iCs/>
+                <w:sz w:val="21"/>
+                <w:szCs w:val="21"/>
+              </w:rPr>
+              <w:t>Gemini 2.0 Flash model</w:t>
+            </w:r>
+            <w:r>
+              <w:rPr>
+                <w:rFonts w:ascii="Calibri" w:hAnsi="Calibri" w:cs="Calibri"/>
+                <w:sz w:val="21"/>
+                <w:szCs w:val="21"/>
+              </w:rPr>
+              <w:t xml:space="preserve"> for </w:t>
+            </w:r>
+            <w:r>
+              <w:rPr>
+                <w:rFonts w:ascii="Calibri" w:hAnsi="Calibri" w:cs="Calibri"/>
+                <w:b/>
+                <w:bCs/>
+                <w:sz w:val="21"/>
+                <w:szCs w:val="21"/>
+              </w:rPr>
+              <w:t xml:space="preserve">Natural Language Processing, </w:t>
+            </w:r>
+            <w:r>
+              <w:rPr>
+                <w:rFonts w:ascii="Calibri" w:hAnsi="Calibri" w:cs="Calibri"/>
+                <w:sz w:val="21"/>
+                <w:szCs w:val="21"/>
+              </w:rPr>
+              <w:t xml:space="preserve">and </w:t>
+            </w:r>
+            <w:r>
+              <w:rPr>
+                <w:rFonts w:ascii="Calibri" w:hAnsi="Calibri" w:cs="Calibri"/>
+                <w:i/>
+                <w:iCs/>
+                <w:sz w:val="21"/>
+                <w:szCs w:val="21"/>
+              </w:rPr>
+              <w:t>Flask</w:t>
+            </w:r>
+            <w:r>
+              <w:rPr>
+                <w:rFonts w:ascii="Calibri" w:hAnsi="Calibri" w:cs="Calibri"/>
+                <w:sz w:val="21"/>
+                <w:szCs w:val="21"/>
+              </w:rPr>
+              <w:t xml:space="preserve"> for </w:t>
+            </w:r>
+            <w:r>
+              <w:rPr>
+                <w:rFonts w:ascii="Calibri" w:hAnsi="Calibri" w:cs="Calibri"/>
+                <w:b/>
+                <w:bCs/>
+                <w:sz w:val="21"/>
+                <w:szCs w:val="21"/>
+              </w:rPr>
+              <w:t>web development</w:t>
+            </w:r>
+            <w:r>
+              <w:rPr>
+                <w:rFonts w:ascii="Calibri" w:hAnsi="Calibri" w:cs="Calibri"/>
+                <w:sz w:val="21"/>
+                <w:szCs w:val="21"/>
+              </w:rPr>
+              <w:t>.</w:t>
             </w:r>
           </w:p>
           <w:p>
@@ -1244,29 +1337,7 @@
                 <w:sz w:val="21"/>
                 <w:szCs w:val="21"/>
               </w:rPr>
-              <w:t>Engineered plant recommendation engine with difficulty, season, and care filters.</w:t>
-            </w:r>
-          </w:p>
-          <w:p>
-            <w:pPr>
-              <w:pStyle w:val="ListParagraph"/>
-              <w:numPr>
-                <w:ilvl w:val="0"/>
-                <w:numId w:val="4"/>
-              </w:numPr>
-              <w:rPr>
-                <w:rFonts w:ascii="Calibri" w:hAnsi="Calibri" w:cs="Calibri"/>
-                <w:sz w:val="21"/>
-                <w:szCs w:val="21"/>
-              </w:rPr>
-            </w:pPr>
-            <w:r>
-              <w:rPr>
-                <w:rFonts w:ascii="Calibri" w:hAnsi="Calibri" w:cs="Calibri"/>
-                <w:sz w:val="21"/>
-                <w:szCs w:val="21"/>
-              </w:rPr>
-              <w:t>Built care logging to track watering, fertilizing, moisture, and sunlight.</w:t>
+              <w:t>Produced context-aware responses to student inquiries.</w:t>
             </w:r>
           </w:p>
         </w:tc>
@@ -1292,7 +1363,15 @@
                 <w:sz w:val="21"/>
                 <w:szCs w:val="21"/>
               </w:rPr>
-              <w:t xml:space="preserve">AI powered Application for Professors </w:t>
+              <w:t xml:space="preserve">Plant Parenthood Web App </w:t>
+            </w:r>
+            <w:r>
+              <w:rPr>
+                <w:rFonts w:ascii="Calibri" w:hAnsi="Calibri" w:cs="Calibri"/>
+                <w:sz w:val="21"/>
+                <w:szCs w:val="21"/>
+              </w:rPr>
+              <w:t>| https://plant-parenthood-3a5c5.web.app/login</w:t>
             </w:r>
           </w:p>
         </w:tc>
@@ -1315,7 +1394,7 @@
                 <w:sz w:val="21"/>
                 <w:szCs w:val="21"/>
               </w:rPr>
-              <w:t>May 2023 – October 2023</w:t>
+              <w:t>February 2025 – June 2025</w:t>
             </w:r>
           </w:p>
         </w:tc>
@@ -1334,6 +1413,7 @@
                 <w:numId w:val="4"/>
               </w:numPr>
               <w:rPr>
+                <w:rFonts w:ascii="Calibri" w:hAnsi="Calibri" w:cs="Calibri"/>
                 <w:sz w:val="21"/>
                 <w:szCs w:val="21"/>
               </w:rPr>
@@ -1344,14 +1424,7 @@
                 <w:sz w:val="21"/>
                 <w:szCs w:val="21"/>
               </w:rPr>
-              <w:t>Reduced email volume by 40% for college professors, answering repetitive student questions</w:t>
-            </w:r>
-            <w:r>
-              <w:rPr>
-                <w:sz w:val="21"/>
-                <w:szCs w:val="21"/>
-              </w:rPr>
-              <w:t>.</w:t>
+              <w:t>React and Firebase application empowering plant enthusiasts to track care routines, discover new species, and engage with a vibrant community.</w:t>
             </w:r>
           </w:p>
           <w:p>
@@ -1373,79 +1446,7 @@
                 <w:sz w:val="21"/>
                 <w:szCs w:val="21"/>
               </w:rPr>
-              <w:t xml:space="preserve">Utilized </w:t>
-            </w:r>
-            <w:r>
-              <w:rPr>
-                <w:rFonts w:ascii="Calibri" w:hAnsi="Calibri" w:cs="Calibri"/>
-                <w:i/>
-                <w:iCs/>
-                <w:sz w:val="21"/>
-                <w:szCs w:val="21"/>
-              </w:rPr>
-              <w:t>Gemini 2.0 Flash model</w:t>
-            </w:r>
-            <w:r>
-              <w:rPr>
-                <w:rFonts w:ascii="Calibri" w:hAnsi="Calibri" w:cs="Calibri"/>
-                <w:sz w:val="21"/>
-                <w:szCs w:val="21"/>
-              </w:rPr>
-              <w:t xml:space="preserve"> for </w:t>
-            </w:r>
-            <w:r>
-              <w:rPr>
-                <w:rFonts w:ascii="Calibri" w:hAnsi="Calibri" w:cs="Calibri"/>
-                <w:b/>
-                <w:bCs/>
-                <w:sz w:val="21"/>
-                <w:szCs w:val="21"/>
-              </w:rPr>
-              <w:t xml:space="preserve">Natural Language Processing, </w:t>
-            </w:r>
-            <w:r>
-              <w:rPr>
-                <w:rFonts w:ascii="Calibri" w:hAnsi="Calibri" w:cs="Calibri"/>
-                <w:sz w:val="21"/>
-                <w:szCs w:val="21"/>
-              </w:rPr>
-              <w:t xml:space="preserve">and </w:t>
-            </w:r>
-            <w:r>
-              <w:rPr>
-                <w:rFonts w:ascii="Calibri" w:hAnsi="Calibri" w:cs="Calibri"/>
-                <w:i/>
-                <w:iCs/>
-                <w:sz w:val="21"/>
-                <w:szCs w:val="21"/>
-              </w:rPr>
-              <w:t>Flask</w:t>
-            </w:r>
-            <w:r>
-              <w:rPr>
-                <w:rFonts w:ascii="Calibri" w:hAnsi="Calibri" w:cs="Calibri"/>
-                <w:sz w:val="21"/>
-                <w:szCs w:val="21"/>
-              </w:rPr>
-              <w:t xml:space="preserve"> for </w:t>
-            </w:r>
-            <w:r>
-              <w:rPr>
-                <w:rFonts w:ascii="Calibri" w:hAnsi="Calibri" w:cs="Calibri"/>
-                <w:b/>
-                <w:bCs/>
-                <w:sz w:val="21"/>
-                <w:szCs w:val="21"/>
-              </w:rPr>
-              <w:t>web development</w:t>
-            </w:r>
-            <w:r>
-              <w:rPr>
-                <w:rFonts w:ascii="Calibri" w:hAnsi="Calibri" w:cs="Calibri"/>
-                <w:sz w:val="21"/>
-                <w:szCs w:val="21"/>
-              </w:rPr>
-              <w:t>.</w:t>
+              <w:t>Implemented full CRUD community forum with posts, comments, likes, and tag filters.</w:t>
             </w:r>
           </w:p>
           <w:p>
@@ -1467,7 +1468,29 @@
                 <w:sz w:val="21"/>
                 <w:szCs w:val="21"/>
               </w:rPr>
-              <w:t>Produced context-aware responses to student inquiries.</w:t>
+              <w:t>Engineered plant recommendation engine with difficulty, season, and care filters.</w:t>
+            </w:r>
+          </w:p>
+          <w:p>
+            <w:pPr>
+              <w:pStyle w:val="ListParagraph"/>
+              <w:numPr>
+                <w:ilvl w:val="0"/>
+                <w:numId w:val="4"/>
+              </w:numPr>
+              <w:rPr>
+                <w:rFonts w:ascii="Calibri" w:hAnsi="Calibri" w:cs="Calibri"/>
+                <w:sz w:val="21"/>
+                <w:szCs w:val="21"/>
+              </w:rPr>
+            </w:pPr>
+            <w:r>
+              <w:rPr>
+                <w:rFonts w:ascii="Calibri" w:hAnsi="Calibri" w:cs="Calibri"/>
+                <w:sz w:val="21"/>
+                <w:szCs w:val="21"/>
+              </w:rPr>
+              <w:t>Built care logging to track watering, fertilizing, moisture, and sunlight.</w:t>
             </w:r>
           </w:p>
         </w:tc>
@@ -1538,6 +1561,14 @@
               </w:rPr>
               <w:t>Python, Java, C++, R, SQL, HTML, JavaScript</w:t>
             </w:r>
+            <w:r>
+              <w:rPr>
+                <w:rFonts w:ascii="Calibri" w:hAnsi="Calibri" w:cs="Calibri"/>
+                <w:sz w:val="21"/>
+                <w:szCs w:val="21"/>
+              </w:rPr>
+              <w:t>.</w:t>
+            </w:r>
           </w:p>
           <w:p>
             <w:pPr>
@@ -1555,15 +1586,33 @@
                 <w:sz w:val="21"/>
                 <w:szCs w:val="21"/>
               </w:rPr>
-              <w:t xml:space="preserve">Git &amp; GitHub: </w:t>
-            </w:r>
-            <w:r>
-              <w:rPr>
-                <w:rFonts w:ascii="Calibri" w:hAnsi="Calibri" w:cs="Calibri"/>
-                <w:sz w:val="21"/>
-                <w:szCs w:val="21"/>
-              </w:rPr>
-              <w:t>Proficient in Git for version control and GitHub for collaborative development.</w:t>
+              <w:t>Frameworks</w:t>
+            </w:r>
+            <w:r>
+              <w:rPr>
+                <w:rFonts w:ascii="Calibri" w:hAnsi="Calibri" w:cs="Calibri"/>
+                <w:b/>
+                <w:bCs/>
+                <w:sz w:val="21"/>
+                <w:szCs w:val="21"/>
+              </w:rPr>
+              <w:t xml:space="preserve">: </w:t>
+            </w:r>
+            <w:r>
+              <w:rPr>
+                <w:rFonts w:ascii="Calibri" w:hAnsi="Calibri" w:cs="Calibri"/>
+                <w:sz w:val="21"/>
+                <w:szCs w:val="21"/>
+              </w:rPr>
+              <w:t>React, Spring</w:t>
+            </w:r>
+            <w:r>
+              <w:rPr>
+                <w:rFonts w:ascii="Calibri" w:hAnsi="Calibri" w:cs="Calibri"/>
+                <w:sz w:val="21"/>
+                <w:szCs w:val="21"/>
+              </w:rPr>
+              <w:t>, TensorFlow (learning currently).</w:t>
             </w:r>
           </w:p>
           <w:p>
@@ -1585,19 +1634,30 @@
                 <w:sz w:val="21"/>
                 <w:szCs w:val="21"/>
               </w:rPr>
-              <w:t xml:space="preserve">Database Management &amp; Analytics: </w:t>
-            </w:r>
-            <w:r>
-              <w:rPr>
-                <w:rFonts w:ascii="Calibri" w:hAnsi="Calibri" w:cs="Calibri"/>
-                <w:sz w:val="21"/>
-                <w:szCs w:val="21"/>
-              </w:rPr>
-              <w:t>Skilled in SQL, R, Excel, and AWS (DynamoDB, RDS).</w:t>
+              <w:t>Custom GPTs:</w:t>
+            </w:r>
+            <w:r>
+              <w:rPr>
+                <w:rFonts w:ascii="Calibri" w:hAnsi="Calibri" w:cs="Calibri"/>
+                <w:sz w:val="21"/>
+                <w:szCs w:val="21"/>
+              </w:rPr>
+              <w:t xml:space="preserve"> Created custom GPTs for domain-specific tasks in academics, professional work, and </w:t>
+            </w:r>
+            <w:r>
+              <w:rPr>
+                <w:rFonts w:ascii="Calibri" w:hAnsi="Calibri" w:cs="Calibri"/>
+                <w:sz w:val="21"/>
+                <w:szCs w:val="21"/>
+              </w:rPr>
+              <w:t>routine tasks.</w:t>
             </w:r>
           </w:p>
           <w:p>
             <w:pPr>
+              <w:tabs>
+                <w:tab w:val="center" w:pos="5287"/>
+              </w:tabs>
               <w:rPr>
                 <w:rFonts w:ascii="Calibri" w:hAnsi="Calibri" w:cs="Calibri"/>
                 <w:sz w:val="21"/>
@@ -1612,62 +1672,42 @@
                 <w:sz w:val="21"/>
                 <w:szCs w:val="21"/>
               </w:rPr>
-              <w:t xml:space="preserve">AI Cloud practitioner: </w:t>
-            </w:r>
-            <w:r>
-              <w:rPr>
-                <w:rFonts w:ascii="Calibri" w:hAnsi="Calibri" w:cs="Calibri"/>
-                <w:sz w:val="21"/>
-                <w:szCs w:val="21"/>
-              </w:rPr>
-              <w:t>Hands-on experience deploying scalable applications using industry best practices.</w:t>
+              <w:t xml:space="preserve">Database Management &amp; Analytics: </w:t>
+            </w:r>
+            <w:r>
+              <w:rPr>
+                <w:rFonts w:ascii="Calibri" w:hAnsi="Calibri" w:cs="Calibri"/>
+                <w:sz w:val="21"/>
+                <w:szCs w:val="21"/>
+              </w:rPr>
+              <w:t>Skilled in SQL, R, and AWS (DynamoDB, RDS).</w:t>
             </w:r>
           </w:p>
           <w:p>
             <w:pPr>
               <w:rPr>
                 <w:rFonts w:ascii="Calibri" w:hAnsi="Calibri" w:cs="Calibri"/>
+                <w:sz w:val="21"/>
+                <w:szCs w:val="21"/>
+              </w:rPr>
+            </w:pPr>
+            <w:r>
+              <w:rPr>
+                <w:rFonts w:ascii="Calibri" w:hAnsi="Calibri" w:cs="Calibri"/>
                 <w:b/>
                 <w:bCs/>
                 <w:sz w:val="21"/>
                 <w:szCs w:val="21"/>
               </w:rPr>
-            </w:pPr>
-            <w:r>
-              <w:rPr>
-                <w:rFonts w:ascii="Calibri" w:hAnsi="Calibri" w:cs="Calibri"/>
-                <w:b/>
-                <w:bCs/>
-                <w:sz w:val="21"/>
-                <w:szCs w:val="21"/>
-              </w:rPr>
-              <w:t xml:space="preserve">Tools: </w:t>
-            </w:r>
-            <w:r>
-              <w:rPr>
-                <w:rFonts w:ascii="Calibri" w:hAnsi="Calibri" w:cs="Calibri"/>
-                <w:sz w:val="21"/>
-                <w:szCs w:val="21"/>
-              </w:rPr>
-              <w:t xml:space="preserve">Amazon Q &amp; GitHub co-pilot for faster development; Postman &amp; Swagger for testing API </w:t>
-            </w:r>
-            <w:proofErr w:type="gramStart"/>
-            <w:r>
-              <w:rPr>
-                <w:rFonts w:ascii="Calibri" w:hAnsi="Calibri" w:cs="Calibri"/>
-                <w:sz w:val="21"/>
-                <w:szCs w:val="21"/>
-              </w:rPr>
-              <w:t>endpoints;</w:t>
-            </w:r>
-            <w:proofErr w:type="gramEnd"/>
-            <w:r>
-              <w:rPr>
-                <w:rFonts w:ascii="Calibri" w:hAnsi="Calibri" w:cs="Calibri"/>
-                <w:sz w:val="21"/>
-                <w:szCs w:val="21"/>
-              </w:rPr>
-              <w:t xml:space="preserve"> </w:t>
+              <w:t xml:space="preserve">AI Cloud practitioner: </w:t>
+            </w:r>
+            <w:r>
+              <w:rPr>
+                <w:rFonts w:ascii="Calibri" w:hAnsi="Calibri" w:cs="Calibri"/>
+                <w:sz w:val="21"/>
+                <w:szCs w:val="21"/>
+              </w:rPr>
+              <w:t>Hands-on experience deploying scalable applications using industry best practices.</w:t>
             </w:r>
           </w:p>
           <w:p>
@@ -1680,17 +1720,60 @@
                 <w:szCs w:val="21"/>
               </w:rPr>
             </w:pPr>
+            <w:r>
+              <w:rPr>
+                <w:rFonts w:ascii="Calibri" w:hAnsi="Calibri" w:cs="Calibri"/>
+                <w:b/>
+                <w:bCs/>
+                <w:sz w:val="21"/>
+                <w:szCs w:val="21"/>
+              </w:rPr>
+              <w:t xml:space="preserve">Tools: </w:t>
+            </w:r>
+            <w:r>
+              <w:rPr>
+                <w:rFonts w:ascii="Calibri" w:hAnsi="Calibri" w:cs="Calibri"/>
+                <w:sz w:val="21"/>
+                <w:szCs w:val="21"/>
+              </w:rPr>
+              <w:t xml:space="preserve">Amazon Q &amp; GitHub co-pilot for faster development; </w:t>
+            </w:r>
+            <w:r>
+              <w:rPr>
+                <w:rFonts w:ascii="Calibri" w:hAnsi="Calibri" w:cs="Calibri"/>
+                <w:sz w:val="21"/>
+                <w:szCs w:val="21"/>
+              </w:rPr>
+              <w:t xml:space="preserve">Git &amp; GitHub for version controlling and collaboration; </w:t>
+            </w:r>
+            <w:r>
+              <w:rPr>
+                <w:rFonts w:ascii="Calibri" w:hAnsi="Calibri" w:cs="Calibri"/>
+                <w:sz w:val="21"/>
+                <w:szCs w:val="21"/>
+              </w:rPr>
+              <w:t xml:space="preserve">Postman &amp; Swagger for testing API </w:t>
+            </w:r>
+            <w:r>
+              <w:rPr>
+                <w:rFonts w:ascii="Calibri" w:hAnsi="Calibri" w:cs="Calibri"/>
+                <w:sz w:val="21"/>
+                <w:szCs w:val="21"/>
+              </w:rPr>
+              <w:t>endpoints.</w:t>
+            </w:r>
+            <w:r>
+              <w:rPr>
+                <w:rFonts w:ascii="Calibri" w:hAnsi="Calibri" w:cs="Calibri"/>
+                <w:sz w:val="21"/>
+                <w:szCs w:val="21"/>
+              </w:rPr>
+              <w:t xml:space="preserve"> </w:t>
+            </w:r>
           </w:p>
         </w:tc>
       </w:tr>
     </w:tbl>
-    <w:p>
-      <w:pPr>
-        <w:tabs>
-          <w:tab w:val="left" w:pos="8132"/>
-        </w:tabs>
-      </w:pPr>
-    </w:p>
     <w:p/>
     <w:sectPr>
       <w:pgSz w:w="12240" w:h="15840"/>

--- a/Current Resume_3:15:25.docx
+++ b/Current Resume_3:15:25.docx
@@ -250,15 +250,23 @@
                 <w:sz w:val="21"/>
                 <w:szCs w:val="21"/>
               </w:rPr>
-              <w:t>June 202</w:t>
-            </w:r>
-            <w:r>
-              <w:rPr>
-                <w:rFonts w:ascii="Calibri" w:hAnsi="Calibri" w:cs="Calibri"/>
-                <w:sz w:val="21"/>
-                <w:szCs w:val="21"/>
-              </w:rPr>
-              <w:t>7</w:t>
+              <w:t>December</w:t>
+            </w:r>
+            <w:r>
+              <w:rPr>
+                <w:rFonts w:ascii="Calibri" w:hAnsi="Calibri" w:cs="Calibri"/>
+                <w:sz w:val="21"/>
+                <w:szCs w:val="21"/>
+              </w:rPr>
+              <w:t xml:space="preserve"> 202</w:t>
+            </w:r>
+            <w:r>
+              <w:rPr>
+                <w:rFonts w:ascii="Calibri" w:hAnsi="Calibri" w:cs="Calibri"/>
+                <w:sz w:val="21"/>
+                <w:szCs w:val="21"/>
+              </w:rPr>
+              <w:t>6</w:t>
             </w:r>
             <w:r>
               <w:rPr>
@@ -292,15 +300,6 @@
               </w:rPr>
               <w:t>Pursuing B.S. Informatics (AI/ML focused) &amp; Computer Science.</w:t>
             </w:r>
-          </w:p>
-          <w:p>
-            <w:pPr>
-              <w:rPr>
-                <w:rFonts w:ascii="Calibri" w:hAnsi="Calibri" w:cs="Calibri"/>
-                <w:sz w:val="21"/>
-                <w:szCs w:val="21"/>
-              </w:rPr>
-            </w:pPr>
           </w:p>
         </w:tc>
         <w:tc>
@@ -433,39 +432,7 @@
                 <w:sz w:val="21"/>
                 <w:szCs w:val="21"/>
               </w:rPr>
-              <w:t xml:space="preserve">, AWS Machine Learning </w:t>
-            </w:r>
-            <w:r>
-              <w:rPr>
-                <w:rFonts w:ascii="Calibri" w:hAnsi="Calibri" w:cs="Calibri"/>
-                <w:sz w:val="21"/>
-                <w:szCs w:val="21"/>
-              </w:rPr>
-              <w:t xml:space="preserve">Engineer </w:t>
-            </w:r>
-            <w:r>
-              <w:rPr>
-                <w:rFonts w:ascii="Calibri" w:hAnsi="Calibri" w:cs="Calibri"/>
-                <w:sz w:val="21"/>
-                <w:szCs w:val="21"/>
-              </w:rPr>
-              <w:t xml:space="preserve">(expected </w:t>
-            </w:r>
-            <w:r>
-              <w:rPr>
-                <w:rFonts w:ascii="Calibri" w:hAnsi="Calibri" w:cs="Calibri"/>
-                <w:sz w:val="21"/>
-                <w:szCs w:val="21"/>
-              </w:rPr>
-              <w:t>November</w:t>
-            </w:r>
-            <w:r>
-              <w:rPr>
-                <w:rFonts w:ascii="Calibri" w:hAnsi="Calibri" w:cs="Calibri"/>
-                <w:sz w:val="21"/>
-                <w:szCs w:val="21"/>
-              </w:rPr>
-              <w:t xml:space="preserve"> 2025), </w:t>
+              <w:t xml:space="preserve">, </w:t>
             </w:r>
             <w:r>
               <w:rPr>
@@ -548,41 +515,52 @@
         <w:tblLook w:val="04A0" w:firstRow="1" w:lastRow="0" w:firstColumn="1" w:lastColumn="0" w:noHBand="0" w:noVBand="1"/>
       </w:tblPr>
       <w:tblGrid>
-        <w:gridCol w:w="6125"/>
-        <w:gridCol w:w="540"/>
+        <w:gridCol w:w="5585"/>
+        <w:gridCol w:w="1080"/>
         <w:gridCol w:w="4135"/>
       </w:tblGrid>
       <w:tr>
         <w:tc>
           <w:tcPr>
-            <w:tcW w:w="6125" w:type="dxa"/>
+            <w:tcW w:w="5585" w:type="dxa"/>
           </w:tcPr>
           <w:p>
             <w:pPr>
               <w:rPr>
                 <w:rFonts w:ascii="Calibri" w:hAnsi="Calibri" w:cs="Calibri"/>
+              </w:rPr>
+            </w:pPr>
+            <w:r>
+              <w:rPr>
+                <w:rFonts w:ascii="Calibri" w:hAnsi="Calibri" w:cs="Calibri"/>
                 <w:b/>
                 <w:bCs/>
               </w:rPr>
-            </w:pPr>
+              <w:t>Tech Mahindra</w:t>
+            </w:r>
             <w:r>
               <w:rPr>
                 <w:rFonts w:ascii="Calibri" w:hAnsi="Calibri" w:cs="Calibri"/>
                 <w:b/>
                 <w:bCs/>
               </w:rPr>
-              <w:t>Tech Mahindra</w:t>
+              <w:t xml:space="preserve"> - </w:t>
+            </w:r>
+            <w:r>
+              <w:rPr>
+                <w:rFonts w:ascii="Calibri" w:hAnsi="Calibri" w:cs="Calibri"/>
+              </w:rPr>
+              <w:t>Verizon client</w:t>
             </w:r>
           </w:p>
         </w:tc>
         <w:tc>
           <w:tcPr>
-            <w:tcW w:w="4675" w:type="dxa"/>
+            <w:tcW w:w="5215" w:type="dxa"/>
             <w:gridSpan w:val="2"/>
           </w:tcPr>
           <w:p>
             <w:pPr>
-              <w:jc w:val="right"/>
               <w:rPr>
                 <w:rFonts w:ascii="Calibri" w:hAnsi="Calibri" w:cs="Calibri"/>
               </w:rPr>
@@ -591,7 +569,25 @@
               <w:rPr>
                 <w:rFonts w:ascii="Calibri" w:hAnsi="Calibri" w:cs="Calibri"/>
               </w:rPr>
-              <w:t>Current – August 2025 (extended till October)</w:t>
+              <w:t>June 2025</w:t>
+            </w:r>
+            <w:r>
+              <w:rPr>
+                <w:rFonts w:ascii="Calibri" w:hAnsi="Calibri" w:cs="Calibri"/>
+              </w:rPr>
+              <w:t xml:space="preserve"> – August 2025 (extended till </w:t>
+            </w:r>
+            <w:r>
+              <w:rPr>
+                <w:rFonts w:ascii="Calibri" w:hAnsi="Calibri" w:cs="Calibri"/>
+              </w:rPr>
+              <w:t>December</w:t>
+            </w:r>
+            <w:r>
+              <w:rPr>
+                <w:rFonts w:ascii="Calibri" w:hAnsi="Calibri" w:cs="Calibri"/>
+              </w:rPr>
+              <w:t>)</w:t>
             </w:r>
           </w:p>
         </w:tc>
@@ -638,7 +634,83 @@
                 <w:sz w:val="21"/>
                 <w:szCs w:val="21"/>
               </w:rPr>
-              <w:t>Built RESTful APIs with full CRUD functionality to support scalable multi-account architecture.</w:t>
+              <w:t xml:space="preserve">Developed and deployed </w:t>
+            </w:r>
+            <w:r>
+              <w:rPr>
+                <w:rFonts w:ascii="Calibri" w:hAnsi="Calibri" w:cs="Calibri"/>
+                <w:b/>
+                <w:bCs/>
+                <w:sz w:val="21"/>
+                <w:szCs w:val="21"/>
+              </w:rPr>
+              <w:t>20</w:t>
+            </w:r>
+            <w:r>
+              <w:rPr>
+                <w:rFonts w:ascii="Calibri" w:hAnsi="Calibri" w:cs="Calibri"/>
+                <w:sz w:val="21"/>
+                <w:szCs w:val="21"/>
+              </w:rPr>
+              <w:t>+</w:t>
+            </w:r>
+            <w:r>
+              <w:rPr>
+                <w:rFonts w:ascii="Calibri" w:hAnsi="Calibri" w:cs="Calibri"/>
+                <w:sz w:val="21"/>
+                <w:szCs w:val="21"/>
+              </w:rPr>
+              <w:t xml:space="preserve"> </w:t>
+            </w:r>
+            <w:r>
+              <w:rPr>
+                <w:rFonts w:ascii="Calibri" w:hAnsi="Calibri" w:cs="Calibri"/>
+                <w:b/>
+                <w:bCs/>
+                <w:sz w:val="21"/>
+                <w:szCs w:val="21"/>
+              </w:rPr>
+              <w:t>RESTful APIs</w:t>
+            </w:r>
+            <w:r>
+              <w:rPr>
+                <w:rFonts w:ascii="Calibri" w:hAnsi="Calibri" w:cs="Calibri"/>
+                <w:sz w:val="21"/>
+                <w:szCs w:val="21"/>
+              </w:rPr>
+              <w:t xml:space="preserve"> </w:t>
+            </w:r>
+            <w:r>
+              <w:rPr>
+                <w:rFonts w:ascii="Calibri" w:hAnsi="Calibri" w:cs="Calibri"/>
+                <w:sz w:val="21"/>
+                <w:szCs w:val="21"/>
+              </w:rPr>
+              <w:t xml:space="preserve">in Java using Spring boot framework </w:t>
+            </w:r>
+            <w:r>
+              <w:rPr>
+                <w:rFonts w:ascii="Calibri" w:hAnsi="Calibri" w:cs="Calibri"/>
+                <w:sz w:val="21"/>
+                <w:szCs w:val="21"/>
+              </w:rPr>
+              <w:t xml:space="preserve">to support </w:t>
+            </w:r>
+            <w:r>
+              <w:rPr>
+                <w:rFonts w:ascii="Calibri" w:hAnsi="Calibri" w:cs="Calibri"/>
+                <w:sz w:val="21"/>
+                <w:szCs w:val="21"/>
+              </w:rPr>
+              <w:t xml:space="preserve">Verizon’s </w:t>
+            </w:r>
+            <w:r>
+              <w:rPr>
+                <w:rFonts w:ascii="Calibri" w:hAnsi="Calibri" w:cs="Calibri"/>
+                <w:sz w:val="21"/>
+                <w:szCs w:val="21"/>
+              </w:rPr>
+              <w:t>scalable multi-account architecture.</w:t>
             </w:r>
           </w:p>
           <w:p>
@@ -660,7 +732,15 @@
                 <w:sz w:val="21"/>
                 <w:szCs w:val="21"/>
               </w:rPr>
-              <w:t>Implemented input validation and exception handling to improve reliability and user experience.</w:t>
+              <w:t>Enhanced API functionality by enabling list-based requests to filter data by multiple values</w:t>
+            </w:r>
+            <w:r>
+              <w:rPr>
+                <w:rFonts w:ascii="Calibri" w:hAnsi="Calibri" w:cs="Calibri"/>
+                <w:sz w:val="21"/>
+                <w:szCs w:val="21"/>
+              </w:rPr>
+              <w:t>.</w:t>
             </w:r>
           </w:p>
           <w:p>
@@ -682,25 +762,31 @@
                 <w:sz w:val="21"/>
                 <w:szCs w:val="21"/>
               </w:rPr>
-              <w:t>Built authentication and authorization layers to</w:t>
-            </w:r>
-            <w:r>
-              <w:rPr>
-                <w:rFonts w:ascii="Calibri" w:hAnsi="Calibri" w:cs="Calibri"/>
-                <w:b/>
-                <w:bCs/>
-                <w:sz w:val="21"/>
-                <w:szCs w:val="21"/>
-              </w:rPr>
-              <w:t xml:space="preserve"> </w:t>
-            </w:r>
-            <w:r>
-              <w:rPr>
-                <w:rFonts w:ascii="Calibri" w:hAnsi="Calibri" w:cs="Calibri"/>
-                <w:sz w:val="21"/>
-                <w:szCs w:val="21"/>
-              </w:rPr>
-              <w:t>secure API endpoints.</w:t>
+              <w:t>Integrated API</w:t>
+            </w:r>
+            <w:r>
+              <w:rPr>
+                <w:rFonts w:ascii="Calibri" w:hAnsi="Calibri" w:cs="Calibri"/>
+                <w:sz w:val="21"/>
+                <w:szCs w:val="21"/>
+              </w:rPr>
+              <w:t>s</w:t>
+            </w:r>
+            <w:r>
+              <w:rPr>
+                <w:rFonts w:ascii="Calibri" w:hAnsi="Calibri" w:cs="Calibri"/>
+                <w:sz w:val="21"/>
+                <w:szCs w:val="21"/>
+              </w:rPr>
+              <w:t xml:space="preserve"> with Oracles databases, </w:t>
+            </w:r>
+            <w:r>
+              <w:rPr>
+                <w:rFonts w:ascii="Calibri" w:hAnsi="Calibri" w:cs="Calibri"/>
+                <w:sz w:val="21"/>
+                <w:szCs w:val="21"/>
+              </w:rPr>
+              <w:t>and validated endpoints using Swagger and Postman.</w:t>
             </w:r>
           </w:p>
         </w:tc>
@@ -747,39 +833,59 @@
                 <w:sz w:val="21"/>
                 <w:szCs w:val="21"/>
               </w:rPr>
-              <w:t>Develop</w:t>
-            </w:r>
-            <w:r>
-              <w:rPr>
-                <w:rFonts w:ascii="Calibri" w:hAnsi="Calibri" w:cs="Calibri"/>
-                <w:sz w:val="21"/>
-                <w:szCs w:val="21"/>
-              </w:rPr>
-              <w:t>ed</w:t>
-            </w:r>
-            <w:r>
-              <w:rPr>
-                <w:rFonts w:ascii="Calibri" w:hAnsi="Calibri" w:cs="Calibri"/>
-                <w:sz w:val="21"/>
-                <w:szCs w:val="21"/>
-              </w:rPr>
-              <w:t xml:space="preserve"> and deploy</w:t>
-            </w:r>
-            <w:r>
-              <w:rPr>
-                <w:rFonts w:ascii="Calibri" w:hAnsi="Calibri" w:cs="Calibri"/>
-                <w:sz w:val="21"/>
-                <w:szCs w:val="21"/>
-              </w:rPr>
-              <w:t>ed</w:t>
-            </w:r>
-            <w:r>
-              <w:rPr>
-                <w:rFonts w:ascii="Calibri" w:hAnsi="Calibri" w:cs="Calibri"/>
-                <w:sz w:val="21"/>
-                <w:szCs w:val="21"/>
-              </w:rPr>
-              <w:t xml:space="preserve"> AI agents to make strategic decisions on company’s behalf.</w:t>
+              <w:t>Contr</w:t>
+            </w:r>
+            <w:r>
+              <w:rPr>
+                <w:rFonts w:ascii="Calibri" w:hAnsi="Calibri" w:cs="Calibri"/>
+                <w:sz w:val="21"/>
+                <w:szCs w:val="21"/>
+              </w:rPr>
+              <w:t>ibuted</w:t>
+            </w:r>
+            <w:r>
+              <w:rPr>
+                <w:rFonts w:ascii="Calibri" w:hAnsi="Calibri" w:cs="Calibri"/>
+                <w:b/>
+                <w:bCs/>
+                <w:sz w:val="21"/>
+                <w:szCs w:val="21"/>
+              </w:rPr>
+              <w:t xml:space="preserve"> </w:t>
+            </w:r>
+            <w:r>
+              <w:rPr>
+                <w:rFonts w:ascii="Calibri" w:hAnsi="Calibri" w:cs="Calibri"/>
+                <w:sz w:val="21"/>
+                <w:szCs w:val="21"/>
+              </w:rPr>
+              <w:t xml:space="preserve">to the high-level architecture design of an </w:t>
+            </w:r>
+            <w:r>
+              <w:rPr>
+                <w:rFonts w:ascii="Calibri" w:hAnsi="Calibri" w:cs="Calibri"/>
+                <w:b/>
+                <w:bCs/>
+                <w:sz w:val="21"/>
+                <w:szCs w:val="21"/>
+              </w:rPr>
+              <w:t>AI-powered anomaly detection and auto-remediation</w:t>
+            </w:r>
+            <w:r>
+              <w:rPr>
+                <w:rFonts w:ascii="Calibri" w:hAnsi="Calibri" w:cs="Calibri"/>
+                <w:sz w:val="21"/>
+                <w:szCs w:val="21"/>
+              </w:rPr>
+              <w:t xml:space="preserve"> POC</w:t>
+            </w:r>
+            <w:r>
+              <w:rPr>
+                <w:rFonts w:ascii="Calibri" w:hAnsi="Calibri" w:cs="Calibri"/>
+                <w:sz w:val="21"/>
+                <w:szCs w:val="21"/>
+              </w:rPr>
+              <w:t xml:space="preserve">. </w:t>
             </w:r>
           </w:p>
           <w:p>
@@ -801,23 +907,41 @@
                 <w:sz w:val="21"/>
                 <w:szCs w:val="21"/>
               </w:rPr>
-              <w:t xml:space="preserve">Designed AI-powered framework to detect anomalies and surface insights, improving data-driven decision making </w:t>
-            </w:r>
-            <w:r>
-              <w:rPr>
-                <w:rFonts w:ascii="Calibri" w:hAnsi="Calibri" w:cs="Calibri"/>
-                <w:sz w:val="21"/>
-                <w:szCs w:val="21"/>
-              </w:rPr>
-              <w:t>and</w:t>
-            </w:r>
-            <w:r>
-              <w:rPr>
-                <w:rFonts w:ascii="Calibri" w:hAnsi="Calibri" w:cs="Calibri"/>
-                <w:sz w:val="21"/>
-                <w:szCs w:val="21"/>
-              </w:rPr>
-              <w:t xml:space="preserve"> aligning with large-scale educational platforms’ reliability needs.</w:t>
+              <w:t>F</w:t>
+            </w:r>
+            <w:r>
+              <w:rPr>
+                <w:rFonts w:ascii="Calibri" w:hAnsi="Calibri" w:cs="Calibri"/>
+                <w:sz w:val="21"/>
+                <w:szCs w:val="21"/>
+              </w:rPr>
+              <w:t xml:space="preserve">ollowing POC approval, planned responsibilities include training </w:t>
+            </w:r>
+            <w:r>
+              <w:rPr>
+                <w:rFonts w:ascii="Calibri" w:hAnsi="Calibri" w:cs="Calibri"/>
+                <w:b/>
+                <w:bCs/>
+                <w:sz w:val="21"/>
+                <w:szCs w:val="21"/>
+              </w:rPr>
+              <w:t>AWS SageMaker Random Cut Forest</w:t>
+            </w:r>
+            <w:r>
+              <w:rPr>
+                <w:rFonts w:ascii="Calibri" w:hAnsi="Calibri" w:cs="Calibri"/>
+                <w:sz w:val="21"/>
+                <w:szCs w:val="21"/>
+              </w:rPr>
+              <w:t xml:space="preserve"> model, and developing dashboards </w:t>
+            </w:r>
+            <w:r>
+              <w:rPr>
+                <w:rFonts w:ascii="Calibri" w:hAnsi="Calibri" w:cs="Calibri"/>
+                <w:sz w:val="21"/>
+                <w:szCs w:val="21"/>
+              </w:rPr>
+              <w:t>to display real time detected anomalies.</w:t>
             </w:r>
           </w:p>
         </w:tc>
@@ -994,110 +1118,6 @@
                 <w:szCs w:val="21"/>
               </w:rPr>
               <w:t>to auto-generate content and publish it across multiple social media platforms using a single input from the owner.</w:t>
-            </w:r>
-          </w:p>
-        </w:tc>
-      </w:tr>
-      <w:tr>
-        <w:tc>
-          <w:tcPr>
-            <w:tcW w:w="6665" w:type="dxa"/>
-            <w:gridSpan w:val="2"/>
-          </w:tcPr>
-          <w:p>
-            <w:pPr>
-              <w:rPr>
-                <w:rFonts w:ascii="Calibri" w:hAnsi="Calibri" w:cs="Calibri"/>
-                <w:i/>
-                <w:iCs/>
-              </w:rPr>
-            </w:pPr>
-            <w:r>
-              <w:rPr>
-                <w:rFonts w:ascii="Calibri" w:hAnsi="Calibri" w:cs="Calibri"/>
-                <w:b/>
-                <w:bCs/>
-              </w:rPr>
-              <w:t xml:space="preserve">Coding Club Teaching Assistant - </w:t>
-            </w:r>
-            <w:r>
-              <w:rPr>
-                <w:rFonts w:ascii="Calibri" w:hAnsi="Calibri" w:cs="Calibri"/>
-                <w:i/>
-                <w:iCs/>
-              </w:rPr>
-              <w:t>House of Wisdom</w:t>
-            </w:r>
-          </w:p>
-        </w:tc>
-        <w:tc>
-          <w:tcPr>
-            <w:tcW w:w="4135" w:type="dxa"/>
-          </w:tcPr>
-          <w:p>
-            <w:pPr>
-              <w:jc w:val="right"/>
-              <w:rPr>
-                <w:rFonts w:ascii="Calibri" w:hAnsi="Calibri" w:cs="Calibri"/>
-              </w:rPr>
-            </w:pPr>
-            <w:r>
-              <w:rPr>
-                <w:rFonts w:ascii="Calibri" w:hAnsi="Calibri" w:cs="Calibri"/>
-              </w:rPr>
-              <w:t>March 2024 – June 2024</w:t>
-            </w:r>
-          </w:p>
-        </w:tc>
-      </w:tr>
-      <w:tr>
-        <w:tc>
-          <w:tcPr>
-            <w:tcW w:w="10800" w:type="dxa"/>
-            <w:gridSpan w:val="3"/>
-          </w:tcPr>
-          <w:p>
-            <w:pPr>
-              <w:pStyle w:val="ListParagraph"/>
-              <w:numPr>
-                <w:ilvl w:val="0"/>
-                <w:numId w:val="4"/>
-              </w:numPr>
-              <w:rPr>
-                <w:rFonts w:ascii="Calibri" w:hAnsi="Calibri" w:cs="Calibri"/>
-                <w:sz w:val="21"/>
-                <w:szCs w:val="21"/>
-              </w:rPr>
-            </w:pPr>
-            <w:r>
-              <w:rPr>
-                <w:rFonts w:ascii="Calibri" w:hAnsi="Calibri" w:cs="Calibri"/>
-                <w:sz w:val="21"/>
-                <w:szCs w:val="21"/>
-              </w:rPr>
-              <w:t>Taught programming and mentored school aged students to navigate new skills in coding.</w:t>
-            </w:r>
-          </w:p>
-          <w:p>
-            <w:pPr>
-              <w:pStyle w:val="ListParagraph"/>
-              <w:numPr>
-                <w:ilvl w:val="0"/>
-                <w:numId w:val="4"/>
-              </w:numPr>
-              <w:rPr>
-                <w:rFonts w:ascii="Calibri" w:hAnsi="Calibri" w:cs="Calibri"/>
-                <w:sz w:val="21"/>
-                <w:szCs w:val="21"/>
-              </w:rPr>
-            </w:pPr>
-            <w:r>
-              <w:rPr>
-                <w:rFonts w:ascii="Calibri" w:hAnsi="Calibri" w:cs="Calibri"/>
-                <w:sz w:val="21"/>
-                <w:szCs w:val="21"/>
-              </w:rPr>
-              <w:t>Collaborated with peers to design lesson plans and received constructive feedback from instructor.</w:t>
             </w:r>
           </w:p>
         </w:tc>
@@ -1642,15 +1662,7 @@
                 <w:sz w:val="21"/>
                 <w:szCs w:val="21"/>
               </w:rPr>
-              <w:t xml:space="preserve"> Created custom GPTs for domain-specific tasks in academics, professional work, and </w:t>
-            </w:r>
-            <w:r>
-              <w:rPr>
-                <w:rFonts w:ascii="Calibri" w:hAnsi="Calibri" w:cs="Calibri"/>
-                <w:sz w:val="21"/>
-                <w:szCs w:val="21"/>
-              </w:rPr>
-              <w:t>routine tasks.</w:t>
+              <w:t xml:space="preserve"> Created custom GPTs for domain-specific tasks in academics, professional work, and routine tasks.</w:t>
             </w:r>
           </w:p>
           <w:p>
@@ -1714,13 +1726,63 @@
             <w:pPr>
               <w:rPr>
                 <w:rFonts w:ascii="Calibri" w:hAnsi="Calibri" w:cs="Calibri"/>
+                <w:sz w:val="21"/>
+                <w:szCs w:val="21"/>
+              </w:rPr>
+            </w:pPr>
+            <w:r>
+              <w:rPr>
+                <w:rFonts w:ascii="Calibri" w:hAnsi="Calibri" w:cs="Calibri"/>
                 <w:b/>
                 <w:bCs/>
                 <w:sz w:val="21"/>
                 <w:szCs w:val="21"/>
               </w:rPr>
-            </w:pPr>
-            <w:r>
+              <w:t xml:space="preserve">Tools: </w:t>
+            </w:r>
+            <w:r>
+              <w:rPr>
+                <w:rFonts w:ascii="Calibri" w:hAnsi="Calibri" w:cs="Calibri"/>
+                <w:sz w:val="21"/>
+                <w:szCs w:val="21"/>
+              </w:rPr>
+              <w:t xml:space="preserve">Amazon Q &amp; GitHub co-pilot for faster development; </w:t>
+            </w:r>
+            <w:r>
+              <w:rPr>
+                <w:rFonts w:ascii="Calibri" w:hAnsi="Calibri" w:cs="Calibri"/>
+                <w:sz w:val="21"/>
+                <w:szCs w:val="21"/>
+              </w:rPr>
+              <w:t xml:space="preserve">Git &amp; GitHub for version controlling and collaboration; </w:t>
+            </w:r>
+            <w:r>
+              <w:rPr>
+                <w:rFonts w:ascii="Calibri" w:hAnsi="Calibri" w:cs="Calibri"/>
+                <w:sz w:val="21"/>
+                <w:szCs w:val="21"/>
+              </w:rPr>
+              <w:t xml:space="preserve">Postman &amp; Swagger for testing API </w:t>
+            </w:r>
+            <w:r>
+              <w:rPr>
+                <w:rFonts w:ascii="Calibri" w:hAnsi="Calibri" w:cs="Calibri"/>
+                <w:sz w:val="21"/>
+                <w:szCs w:val="21"/>
+              </w:rPr>
+              <w:t>endpoints.</w:t>
+            </w:r>
+            <w:r>
+              <w:rPr>
+                <w:rFonts w:ascii="Calibri" w:hAnsi="Calibri" w:cs="Calibri"/>
+                <w:sz w:val="21"/>
+                <w:szCs w:val="21"/>
+              </w:rPr>
+              <w:t xml:space="preserve"> </w:t>
+            </w:r>
+          </w:p>
+          <w:p>
+            <w:pPr>
               <w:rPr>
                 <w:rFonts w:ascii="Calibri" w:hAnsi="Calibri" w:cs="Calibri"/>
                 <w:b/>
@@ -1728,47 +1790,52 @@
                 <w:sz w:val="21"/>
                 <w:szCs w:val="21"/>
               </w:rPr>
-              <w:t xml:space="preserve">Tools: </w:t>
-            </w:r>
-            <w:r>
-              <w:rPr>
-                <w:rFonts w:ascii="Calibri" w:hAnsi="Calibri" w:cs="Calibri"/>
-                <w:sz w:val="21"/>
-                <w:szCs w:val="21"/>
-              </w:rPr>
-              <w:t xml:space="preserve">Amazon Q &amp; GitHub co-pilot for faster development; </w:t>
-            </w:r>
-            <w:r>
-              <w:rPr>
-                <w:rFonts w:ascii="Calibri" w:hAnsi="Calibri" w:cs="Calibri"/>
-                <w:sz w:val="21"/>
-                <w:szCs w:val="21"/>
-              </w:rPr>
-              <w:t xml:space="preserve">Git &amp; GitHub for version controlling and collaboration; </w:t>
-            </w:r>
-            <w:r>
-              <w:rPr>
-                <w:rFonts w:ascii="Calibri" w:hAnsi="Calibri" w:cs="Calibri"/>
-                <w:sz w:val="21"/>
-                <w:szCs w:val="21"/>
-              </w:rPr>
-              <w:t xml:space="preserve">Postman &amp; Swagger for testing API </w:t>
-            </w:r>
-            <w:r>
-              <w:rPr>
-                <w:rFonts w:ascii="Calibri" w:hAnsi="Calibri" w:cs="Calibri"/>
-                <w:sz w:val="21"/>
-                <w:szCs w:val="21"/>
-              </w:rPr>
-              <w:t>endpoints.</w:t>
-            </w:r>
-            <w:r>
-              <w:rPr>
-                <w:rFonts w:ascii="Calibri" w:hAnsi="Calibri" w:cs="Calibri"/>
-                <w:sz w:val="21"/>
-                <w:szCs w:val="21"/>
-              </w:rPr>
-              <w:t xml:space="preserve"> </w:t>
+            </w:pPr>
+            <w:r>
+              <w:rPr>
+                <w:rFonts w:ascii="Calibri" w:hAnsi="Calibri" w:cs="Calibri"/>
+                <w:b/>
+                <w:bCs/>
+                <w:sz w:val="21"/>
+                <w:szCs w:val="21"/>
+              </w:rPr>
+              <w:t>Methodol</w:t>
+            </w:r>
+            <w:r>
+              <w:rPr>
+                <w:rFonts w:ascii="Calibri" w:hAnsi="Calibri" w:cs="Calibri"/>
+                <w:b/>
+                <w:bCs/>
+                <w:sz w:val="21"/>
+                <w:szCs w:val="21"/>
+              </w:rPr>
+              <w:t xml:space="preserve">ogies: </w:t>
+            </w:r>
+            <w:r>
+              <w:rPr>
+                <w:rFonts w:ascii="Calibri" w:hAnsi="Calibri" w:cs="Calibri"/>
+                <w:sz w:val="21"/>
+                <w:szCs w:val="21"/>
+              </w:rPr>
+              <w:t xml:space="preserve">hybrid </w:t>
+            </w:r>
+            <w:r>
+              <w:rPr>
+                <w:rFonts w:ascii="Calibri" w:hAnsi="Calibri" w:cs="Calibri"/>
+                <w:b/>
+                <w:bCs/>
+                <w:sz w:val="21"/>
+                <w:szCs w:val="21"/>
+              </w:rPr>
+              <w:t>Water-Scrum-Fall</w:t>
+            </w:r>
+            <w:r>
+              <w:rPr>
+                <w:rFonts w:ascii="Calibri" w:hAnsi="Calibri" w:cs="Calibri"/>
+                <w:sz w:val="21"/>
+                <w:szCs w:val="21"/>
+              </w:rPr>
+              <w:t xml:space="preserve"> approach used during Tech Mahindra Internship </w:t>
             </w:r>
           </w:p>
         </w:tc>
@@ -3756,6 +3823,17 @@
       <w:shd w:val="clear" w:color="auto" w:fill="E1DFDD"/>
     </w:rPr>
   </w:style>
+  <w:style w:type="character" w:styleId="Strong">
+    <w:name w:val="Strong"/>
+    <w:basedOn w:val="DefaultParagraphFont"/>
+    <w:uiPriority w:val="22"/>
+    <w:qFormat/>
+    <w:rsid w:val="00887863"/>
+    <w:rPr>
+      <w:b/>
+      <w:bCs/>
+    </w:rPr>
+  </w:style>
 </w:styles>
 </file>
 

--- a/Current Resume_3:15:25.docx
+++ b/Current Resume_3:15:25.docx
@@ -250,7 +250,7 @@
                 <w:sz w:val="21"/>
                 <w:szCs w:val="21"/>
               </w:rPr>
-              <w:t>December</w:t>
+              <w:t>June</w:t>
             </w:r>
             <w:r>
               <w:rPr>
@@ -266,7 +266,7 @@
                 <w:sz w:val="21"/>
                 <w:szCs w:val="21"/>
               </w:rPr>
-              <w:t>6</w:t>
+              <w:t>7</w:t>
             </w:r>
             <w:r>
               <w:rPr>
@@ -328,6 +328,8 @@
             <w:pPr>
               <w:rPr>
                 <w:rFonts w:ascii="Calibri" w:hAnsi="Calibri" w:cs="Calibri"/>
+                <w:bCs/>
+                <w:spacing w:val="-10"/>
                 <w:sz w:val="21"/>
                 <w:szCs w:val="21"/>
               </w:rPr>
@@ -473,6 +475,25 @@
                 <w:szCs w:val="21"/>
               </w:rPr>
               <w:t>, Spring Boot REST APIs (Udemy).</w:t>
+            </w:r>
+          </w:p>
+          <w:p>
+            <w:pPr>
+              <w:rPr>
+                <w:rFonts w:ascii="Calibri" w:hAnsi="Calibri" w:cs="Calibri"/>
+                <w:sz w:val="21"/>
+                <w:szCs w:val="21"/>
+              </w:rPr>
+            </w:pPr>
+            <w:r>
+              <w:rPr>
+                <w:rFonts w:ascii="Calibri" w:hAnsi="Calibri" w:cs="Calibri"/>
+                <w:bCs/>
+                <w:spacing w:val="-10"/>
+                <w:sz w:val="21"/>
+                <w:szCs w:val="21"/>
+              </w:rPr>
+              <w:t>Events Attended: AWS PartnerEquip 2025 Bellevue (AI Track), AWS Mastering AI Agents Workshop 2025, AWS Innovate 2025.</w:t>
             </w:r>
           </w:p>
         </w:tc>
@@ -544,6 +565,14 @@
                 <w:b/>
                 <w:bCs/>
               </w:rPr>
+              <w:t xml:space="preserve"> Consulting</w:t>
+            </w:r>
+            <w:r>
+              <w:rPr>
+                <w:rFonts w:ascii="Calibri" w:hAnsi="Calibri" w:cs="Calibri"/>
+                <w:b/>
+                <w:bCs/>
+              </w:rPr>
               <w:t xml:space="preserve"> - </w:t>
             </w:r>
             <w:r>
@@ -561,6 +590,7 @@
           </w:tcPr>
           <w:p>
             <w:pPr>
+              <w:jc w:val="right"/>
               <w:rPr>
                 <w:rFonts w:ascii="Calibri" w:hAnsi="Calibri" w:cs="Calibri"/>
               </w:rPr>
@@ -575,19 +605,13 @@
               <w:rPr>
                 <w:rFonts w:ascii="Calibri" w:hAnsi="Calibri" w:cs="Calibri"/>
               </w:rPr>
-              <w:t xml:space="preserve"> – August 2025 (extended till </w:t>
-            </w:r>
-            <w:r>
-              <w:rPr>
-                <w:rFonts w:ascii="Calibri" w:hAnsi="Calibri" w:cs="Calibri"/>
-              </w:rPr>
-              <w:t>December</w:t>
-            </w:r>
-            <w:r>
-              <w:rPr>
-                <w:rFonts w:ascii="Calibri" w:hAnsi="Calibri" w:cs="Calibri"/>
-              </w:rPr>
-              <w:t>)</w:t>
+              <w:t xml:space="preserve"> – </w:t>
+            </w:r>
+            <w:r>
+              <w:rPr>
+                <w:rFonts w:ascii="Calibri" w:hAnsi="Calibri" w:cs="Calibri"/>
+              </w:rPr>
+              <w:t>October 2025</w:t>
             </w:r>
           </w:p>
         </w:tc>
@@ -778,7 +802,25 @@
                 <w:sz w:val="21"/>
                 <w:szCs w:val="21"/>
               </w:rPr>
-              <w:t xml:space="preserve"> with Oracles databases, </w:t>
+              <w:t xml:space="preserve"> with </w:t>
+            </w:r>
+            <w:r>
+              <w:rPr>
+                <w:rFonts w:ascii="Calibri" w:hAnsi="Calibri" w:cs="Calibri"/>
+                <w:b/>
+                <w:bCs/>
+                <w:sz w:val="21"/>
+                <w:szCs w:val="21"/>
+              </w:rPr>
+              <w:t>Oracles databases</w:t>
+            </w:r>
+            <w:r>
+              <w:rPr>
+                <w:rFonts w:ascii="Calibri" w:hAnsi="Calibri" w:cs="Calibri"/>
+                <w:sz w:val="21"/>
+                <w:szCs w:val="21"/>
+              </w:rPr>
+              <w:t xml:space="preserve">, </w:t>
             </w:r>
             <w:r>
               <w:rPr>
@@ -811,7 +853,15 @@
                 <w:sz w:val="21"/>
                 <w:szCs w:val="21"/>
               </w:rPr>
-              <w:t>AI/ML Engineer Intern (Extended Role)</w:t>
+              <w:t xml:space="preserve">AI/ML Engineer </w:t>
+            </w:r>
+            <w:r>
+              <w:rPr>
+                <w:rFonts w:ascii="Calibri" w:hAnsi="Calibri" w:cs="Calibri"/>
+                <w:sz w:val="21"/>
+                <w:szCs w:val="21"/>
+              </w:rPr>
+              <w:t>Role</w:t>
             </w:r>
           </w:p>
           <w:p>
@@ -833,15 +883,7 @@
                 <w:sz w:val="21"/>
                 <w:szCs w:val="21"/>
               </w:rPr>
-              <w:t>Contr</w:t>
-            </w:r>
-            <w:r>
-              <w:rPr>
-                <w:rFonts w:ascii="Calibri" w:hAnsi="Calibri" w:cs="Calibri"/>
-                <w:sz w:val="21"/>
-                <w:szCs w:val="21"/>
-              </w:rPr>
-              <w:t>ibuted</w:t>
+              <w:t>Contributed</w:t>
             </w:r>
             <w:r>
               <w:rPr>
@@ -907,15 +949,7 @@
                 <w:sz w:val="21"/>
                 <w:szCs w:val="21"/>
               </w:rPr>
-              <w:t>F</w:t>
-            </w:r>
-            <w:r>
-              <w:rPr>
-                <w:rFonts w:ascii="Calibri" w:hAnsi="Calibri" w:cs="Calibri"/>
-                <w:sz w:val="21"/>
-                <w:szCs w:val="21"/>
-              </w:rPr>
-              <w:t xml:space="preserve">ollowing POC approval, planned responsibilities include training </w:t>
+              <w:t xml:space="preserve">Following POC approval, planned responsibilities include training </w:t>
             </w:r>
             <w:r>
               <w:rPr>
@@ -1779,6 +1813,53 @@
                 <w:szCs w:val="21"/>
               </w:rPr>
               <w:t xml:space="preserve"> </w:t>
+            </w:r>
+          </w:p>
+          <w:p>
+            <w:pPr>
+              <w:rPr>
+                <w:rFonts w:ascii="Calibri" w:hAnsi="Calibri" w:cs="Calibri"/>
+                <w:sz w:val="21"/>
+                <w:szCs w:val="21"/>
+              </w:rPr>
+            </w:pPr>
+            <w:r>
+              <w:rPr>
+                <w:rFonts w:ascii="Calibri" w:hAnsi="Calibri" w:cs="Calibri"/>
+                <w:b/>
+                <w:bCs/>
+                <w:sz w:val="21"/>
+                <w:szCs w:val="21"/>
+              </w:rPr>
+              <w:t>Cisco certified Technician</w:t>
+            </w:r>
+            <w:r>
+              <w:rPr>
+                <w:rFonts w:ascii="Calibri" w:hAnsi="Calibri" w:cs="Calibri"/>
+                <w:b/>
+                <w:bCs/>
+                <w:sz w:val="21"/>
+                <w:szCs w:val="21"/>
+              </w:rPr>
+              <w:t xml:space="preserve"> (CCT)</w:t>
+            </w:r>
+            <w:r>
+              <w:rPr>
+                <w:rFonts w:ascii="Calibri" w:hAnsi="Calibri" w:cs="Calibri"/>
+                <w:b/>
+                <w:bCs/>
+                <w:sz w:val="21"/>
+                <w:szCs w:val="21"/>
+              </w:rPr>
+              <w:t>:</w:t>
+            </w:r>
+            <w:r>
+              <w:rPr>
+                <w:rFonts w:ascii="Calibri" w:hAnsi="Calibri" w:cs="Calibri"/>
+                <w:sz w:val="21"/>
+                <w:szCs w:val="21"/>
+              </w:rPr>
+              <w:t xml:space="preserve"> Networking Fundamentals, OSI model, TCP/IP knowledge.</w:t>
             </w:r>
           </w:p>
           <w:p>

--- a/Current Resume_3:15:25.docx
+++ b/Current Resume_3:15:25.docx
@@ -9,8 +9,8 @@
           <w:rFonts w:ascii="Calibri" w:hAnsi="Calibri" w:cs="Calibri"/>
           <w:b/>
           <w:bCs/>
-          <w:sz w:val="36"/>
-          <w:szCs w:val="36"/>
+          <w:sz w:val="40"/>
+          <w:szCs w:val="40"/>
         </w:rPr>
       </w:pPr>
       <w:r>
@@ -18,8 +18,8 @@
           <w:rFonts w:ascii="Calibri" w:hAnsi="Calibri" w:cs="Calibri"/>
           <w:b/>
           <w:bCs/>
-          <w:sz w:val="36"/>
-          <w:szCs w:val="36"/>
+          <w:sz w:val="40"/>
+          <w:szCs w:val="40"/>
         </w:rPr>
         <w:t>Srijan Gupta</w:t>
       </w:r>
@@ -31,17 +31,17 @@
         </w:pBdr>
         <w:jc w:val="center"/>
         <w:rPr>
-          <w:rFonts w:ascii="Segoe UI" w:hAnsi="Segoe UI" w:cs="Segoe UI"/>
-          <w:sz w:val="20"/>
-          <w:szCs w:val="20"/>
+          <w:rFonts w:ascii="Calibri" w:hAnsi="Calibri" w:cs="Calibri"/>
+          <w:sz w:val="21"/>
+          <w:szCs w:val="21"/>
           <w:shd w:val="clear" w:color="auto" w:fill="FFFFFF"/>
         </w:rPr>
       </w:pPr>
       <w:r>
         <w:rPr>
           <w:rFonts w:ascii="Calibri" w:hAnsi="Calibri" w:cs="Calibri"/>
-          <w:sz w:val="21"/>
-          <w:szCs w:val="21"/>
+          <w:sz w:val="22"/>
+          <w:szCs w:val="22"/>
         </w:rPr>
         <w:t xml:space="preserve">Bellevue, WA | </w:t>
       </w:r>
@@ -49,8 +49,8 @@
         <w:r>
           <w:rPr>
             <w:rFonts w:ascii="Calibri" w:hAnsi="Calibri" w:cs="Calibri"/>
-            <w:sz w:val="21"/>
-            <w:szCs w:val="21"/>
+            <w:sz w:val="22"/>
+            <w:szCs w:val="22"/>
           </w:rPr>
           <w:t>sguptasr65@gmail.com</w:t>
         </w:r>
@@ -58,109 +58,99 @@
       <w:r>
         <w:rPr>
           <w:rFonts w:ascii="Calibri" w:hAnsi="Calibri" w:cs="Calibri"/>
-          <w:sz w:val="21"/>
-          <w:szCs w:val="21"/>
+          <w:sz w:val="22"/>
+          <w:szCs w:val="22"/>
         </w:rPr>
         <w:t xml:space="preserve"> | 425-326-2407 | </w:t>
       </w:r>
       <w:r>
         <w:rPr>
-          <w:rFonts w:ascii="Segoe UI" w:hAnsi="Segoe UI" w:cs="Segoe UI"/>
-          <w:sz w:val="20"/>
-          <w:szCs w:val="20"/>
-          <w:shd w:val="clear" w:color="auto" w:fill="FFFFFF"/>
+          <w:rFonts w:ascii="Calibri" w:hAnsi="Calibri" w:cs="Calibri"/>
+          <w:sz w:val="22"/>
+          <w:szCs w:val="22"/>
         </w:rPr>
-        <w:t>linkedin.com/in/srijangupta65</w:t>
+        <w:t xml:space="preserve">linkedin.com/in/srijangupta65 </w:t>
       </w:r>
-      <w:r>
-        <w:rPr>
-          <w:rFonts w:ascii="Segoe UI" w:hAnsi="Segoe UI" w:cs="Segoe UI"/>
-          <w:sz w:val="20"/>
-          <w:szCs w:val="20"/>
-          <w:shd w:val="clear" w:color="auto" w:fill="FFFFFF"/>
-        </w:rPr>
-        <w:t xml:space="preserve"> </w:t>
-      </w:r>
-      <w:r>
-        <w:rPr>
-          <w:rFonts w:ascii="Segoe UI" w:hAnsi="Segoe UI" w:cs="Segoe UI"/>
-          <w:sz w:val="20"/>
-          <w:szCs w:val="20"/>
-          <w:shd w:val="clear" w:color="auto" w:fill="FFFFFF"/>
-        </w:rPr>
-        <w:t>| https://github.com/SrijanGupta65/Personal-Projects</w:t>
-      </w:r>
-    </w:p>
-    <w:p>
-      <w:pPr>
-        <w:rPr>
-          <w:rFonts w:ascii="Calibri" w:hAnsi="Calibri" w:cs="Calibri"/>
-          <w:sz w:val="21"/>
-          <w:szCs w:val="21"/>
-        </w:rPr>
-      </w:pPr>
-    </w:p>
-    <w:p>
-      <w:pPr>
-        <w:rPr>
-          <w:rFonts w:ascii="Calibri" w:hAnsi="Calibri" w:cs="Calibri"/>
-          <w:sz w:val="21"/>
-          <w:szCs w:val="21"/>
-        </w:rPr>
-      </w:pPr>
       <w:r>
         <w:rPr>
           <w:rFonts w:ascii="Calibri" w:hAnsi="Calibri" w:cs="Calibri"/>
           <w:sz w:val="21"/>
           <w:szCs w:val="21"/>
+          <w:shd w:val="clear" w:color="auto" w:fill="FFFFFF"/>
+        </w:rPr>
+        <w:t>| github.com/SrijanGupta65/Personal-Projects</w:t>
+      </w:r>
+    </w:p>
+    <w:p>
+      <w:pPr>
+        <w:rPr>
+          <w:rFonts w:ascii="Calibri" w:hAnsi="Calibri" w:cs="Calibri"/>
+          <w:sz w:val="22"/>
+          <w:szCs w:val="22"/>
+        </w:rPr>
+      </w:pPr>
+    </w:p>
+    <w:p>
+      <w:pPr>
+        <w:rPr>
+          <w:rFonts w:ascii="Calibri" w:hAnsi="Calibri" w:cs="Calibri"/>
+          <w:sz w:val="22"/>
+          <w:szCs w:val="22"/>
+        </w:rPr>
+      </w:pPr>
+      <w:r>
+        <w:rPr>
+          <w:rFonts w:ascii="Calibri" w:hAnsi="Calibri" w:cs="Calibri"/>
+          <w:sz w:val="22"/>
+          <w:szCs w:val="22"/>
         </w:rPr>
         <w:t>C</w:t>
       </w:r>
       <w:r>
         <w:rPr>
           <w:rFonts w:ascii="Calibri" w:hAnsi="Calibri" w:cs="Calibri"/>
-          <w:sz w:val="21"/>
-          <w:szCs w:val="21"/>
+          <w:sz w:val="22"/>
+          <w:szCs w:val="22"/>
         </w:rPr>
         <w:t>urrently</w:t>
       </w:r>
       <w:r>
         <w:rPr>
           <w:rFonts w:ascii="Calibri" w:hAnsi="Calibri" w:cs="Calibri"/>
-          <w:sz w:val="21"/>
-          <w:szCs w:val="21"/>
+          <w:sz w:val="22"/>
+          <w:szCs w:val="22"/>
         </w:rPr>
         <w:t xml:space="preserve"> building a RAG</w:t>
       </w:r>
       <w:r>
         <w:rPr>
           <w:rFonts w:ascii="Calibri" w:hAnsi="Calibri" w:cs="Calibri"/>
-          <w:sz w:val="21"/>
-          <w:szCs w:val="21"/>
+          <w:sz w:val="22"/>
+          <w:szCs w:val="22"/>
         </w:rPr>
         <w:t>-</w:t>
       </w:r>
       <w:r>
         <w:rPr>
           <w:rFonts w:ascii="Calibri" w:hAnsi="Calibri" w:cs="Calibri"/>
-          <w:sz w:val="21"/>
-          <w:szCs w:val="21"/>
+          <w:sz w:val="22"/>
+          <w:szCs w:val="22"/>
         </w:rPr>
         <w:t>based AI application for Ascend Prime Steak &amp; Sushi restaurant (Bellevue) that recommends safe menu items based on guest allergies, supporting both in</w:t>
       </w:r>
       <w:r>
         <w:rPr>
           <w:rFonts w:ascii="Calibri" w:hAnsi="Calibri" w:cs="Calibri"/>
-          <w:sz w:val="21"/>
-          <w:szCs w:val="21"/>
+          <w:sz w:val="22"/>
+          <w:szCs w:val="22"/>
         </w:rPr>
         <w:t>-</w:t>
       </w:r>
       <w:r>
         <w:rPr>
           <w:rFonts w:ascii="Calibri" w:hAnsi="Calibri" w:cs="Calibri"/>
-          <w:sz w:val="21"/>
-          <w:szCs w:val="21"/>
+          <w:sz w:val="22"/>
+          <w:szCs w:val="22"/>
         </w:rPr>
         <w:t>house operations and server training.</w:t>
       </w:r>
@@ -169,8 +159,8 @@
       <w:pPr>
         <w:rPr>
           <w:rFonts w:ascii="Calibri" w:hAnsi="Calibri" w:cs="Calibri"/>
-          <w:sz w:val="21"/>
-          <w:szCs w:val="21"/>
+          <w:sz w:val="18"/>
+          <w:szCs w:val="18"/>
         </w:rPr>
       </w:pPr>
     </w:p>
@@ -178,11 +168,15 @@
       <w:pPr>
         <w:rPr>
           <w:rFonts w:ascii="Calibri" w:hAnsi="Calibri" w:cs="Calibri"/>
+          <w:sz w:val="28"/>
+          <w:szCs w:val="28"/>
         </w:rPr>
       </w:pPr>
       <w:r>
         <w:rPr>
           <w:rFonts w:ascii="Calibri" w:hAnsi="Calibri" w:cs="Calibri"/>
+          <w:sz w:val="28"/>
+          <w:szCs w:val="28"/>
         </w:rPr>
         <w:t>EDUCATION</w:t>
       </w:r>
@@ -201,13 +195,13 @@
         <w:tblLook w:val="04A0" w:firstRow="1" w:lastRow="0" w:firstColumn="1" w:lastColumn="0" w:noHBand="0" w:noVBand="1"/>
       </w:tblPr>
       <w:tblGrid>
-        <w:gridCol w:w="6480"/>
-        <w:gridCol w:w="4047"/>
+        <w:gridCol w:w="8100"/>
+        <w:gridCol w:w="2427"/>
       </w:tblGrid>
       <w:tr>
         <w:tc>
           <w:tcPr>
-            <w:tcW w:w="6480" w:type="dxa"/>
+            <w:tcW w:w="8100" w:type="dxa"/>
           </w:tcPr>
           <w:p>
             <w:pPr>
@@ -215,8 +209,8 @@
                 <w:rFonts w:ascii="Calibri" w:hAnsi="Calibri" w:cs="Calibri"/>
                 <w:b/>
                 <w:bCs/>
-                <w:sz w:val="21"/>
-                <w:szCs w:val="21"/>
+                <w:sz w:val="22"/>
+                <w:szCs w:val="22"/>
               </w:rPr>
             </w:pPr>
             <w:r>
@@ -224,8 +218,8 @@
                 <w:rFonts w:ascii="Calibri" w:hAnsi="Calibri" w:cs="Calibri"/>
                 <w:b/>
                 <w:bCs/>
-                <w:sz w:val="21"/>
-                <w:szCs w:val="21"/>
+                <w:sz w:val="22"/>
+                <w:szCs w:val="22"/>
               </w:rPr>
               <w:t>University of Washington, Seattle</w:t>
             </w:r>
@@ -233,48 +227,48 @@
         </w:tc>
         <w:tc>
           <w:tcPr>
-            <w:tcW w:w="4047" w:type="dxa"/>
+            <w:tcW w:w="2427" w:type="dxa"/>
           </w:tcPr>
           <w:p>
             <w:pPr>
               <w:jc w:val="right"/>
               <w:rPr>
                 <w:rFonts w:ascii="Calibri" w:hAnsi="Calibri" w:cs="Calibri"/>
-                <w:sz w:val="21"/>
-                <w:szCs w:val="21"/>
+                <w:sz w:val="22"/>
+                <w:szCs w:val="22"/>
               </w:rPr>
             </w:pPr>
             <w:r>
               <w:rPr>
                 <w:rFonts w:ascii="Calibri" w:hAnsi="Calibri" w:cs="Calibri"/>
-                <w:sz w:val="21"/>
-                <w:szCs w:val="21"/>
+                <w:sz w:val="22"/>
+                <w:szCs w:val="22"/>
+              </w:rPr>
+              <w:t xml:space="preserve">Expected </w:t>
+            </w:r>
+            <w:r>
+              <w:rPr>
+                <w:rFonts w:ascii="Calibri" w:hAnsi="Calibri" w:cs="Calibri"/>
+                <w:sz w:val="22"/>
+                <w:szCs w:val="22"/>
               </w:rPr>
               <w:t>June</w:t>
             </w:r>
             <w:r>
               <w:rPr>
                 <w:rFonts w:ascii="Calibri" w:hAnsi="Calibri" w:cs="Calibri"/>
-                <w:sz w:val="21"/>
-                <w:szCs w:val="21"/>
+                <w:sz w:val="22"/>
+                <w:szCs w:val="22"/>
               </w:rPr>
               <w:t xml:space="preserve"> 202</w:t>
             </w:r>
             <w:r>
               <w:rPr>
                 <w:rFonts w:ascii="Calibri" w:hAnsi="Calibri" w:cs="Calibri"/>
-                <w:sz w:val="21"/>
-                <w:szCs w:val="21"/>
+                <w:sz w:val="22"/>
+                <w:szCs w:val="22"/>
               </w:rPr>
               <w:t>7</w:t>
-            </w:r>
-            <w:r>
-              <w:rPr>
-                <w:rFonts w:ascii="Calibri" w:hAnsi="Calibri" w:cs="Calibri"/>
-                <w:sz w:val="21"/>
-                <w:szCs w:val="21"/>
-              </w:rPr>
-              <w:t>c</w:t>
             </w:r>
           </w:p>
         </w:tc>
@@ -282,37 +276,45 @@
       <w:tr>
         <w:tc>
           <w:tcPr>
-            <w:tcW w:w="6480" w:type="dxa"/>
+            <w:tcW w:w="8100" w:type="dxa"/>
           </w:tcPr>
           <w:p>
             <w:pPr>
               <w:rPr>
                 <w:rFonts w:ascii="Calibri" w:hAnsi="Calibri" w:cs="Calibri"/>
-                <w:sz w:val="21"/>
-                <w:szCs w:val="21"/>
+                <w:sz w:val="22"/>
+                <w:szCs w:val="22"/>
               </w:rPr>
             </w:pPr>
             <w:r>
               <w:rPr>
                 <w:rFonts w:ascii="Calibri" w:hAnsi="Calibri" w:cs="Calibri"/>
-                <w:sz w:val="21"/>
-                <w:szCs w:val="21"/>
-              </w:rPr>
-              <w:t>Pursuing B.S. Informatics (AI/ML focused) &amp; Computer Science.</w:t>
+                <w:sz w:val="22"/>
+                <w:szCs w:val="22"/>
+              </w:rPr>
+              <w:t>Pursuing B.S. Informatics (AI/ML focused) &amp; Computer Science</w:t>
+            </w:r>
+            <w:r>
+              <w:rPr>
+                <w:rFonts w:ascii="Calibri" w:hAnsi="Calibri" w:cs="Calibri"/>
+                <w:sz w:val="22"/>
+                <w:szCs w:val="22"/>
+              </w:rPr>
+              <w:t xml:space="preserve"> &amp; Applied Mathematics</w:t>
             </w:r>
           </w:p>
         </w:tc>
         <w:tc>
           <w:tcPr>
-            <w:tcW w:w="4047" w:type="dxa"/>
+            <w:tcW w:w="2427" w:type="dxa"/>
           </w:tcPr>
           <w:p>
             <w:pPr>
               <w:jc w:val="right"/>
               <w:rPr>
                 <w:rFonts w:ascii="Calibri" w:hAnsi="Calibri" w:cs="Calibri"/>
-                <w:sz w:val="21"/>
-                <w:szCs w:val="21"/>
+                <w:sz w:val="22"/>
+                <w:szCs w:val="22"/>
               </w:rPr>
             </w:pPr>
           </w:p>
@@ -330,8 +332,8 @@
                 <w:rFonts w:ascii="Calibri" w:hAnsi="Calibri" w:cs="Calibri"/>
                 <w:bCs/>
                 <w:spacing w:val="-10"/>
-                <w:sz w:val="21"/>
-                <w:szCs w:val="21"/>
+                <w:sz w:val="22"/>
+                <w:szCs w:val="22"/>
               </w:rPr>
             </w:pPr>
             <w:r>
@@ -339,161 +341,245 @@
                 <w:rFonts w:ascii="Calibri" w:hAnsi="Calibri" w:cs="Calibri"/>
                 <w:b/>
                 <w:bCs/>
-                <w:sz w:val="21"/>
-                <w:szCs w:val="21"/>
-              </w:rPr>
-              <w:t>Certifications:</w:t>
-            </w:r>
-            <w:r>
-              <w:rPr>
-                <w:rFonts w:ascii="Calibri" w:hAnsi="Calibri" w:cs="Calibri"/>
-                <w:b/>
-                <w:bCs/>
-                <w:sz w:val="21"/>
-                <w:szCs w:val="21"/>
+                <w:sz w:val="22"/>
+                <w:szCs w:val="22"/>
+              </w:rPr>
+              <w:t xml:space="preserve">Certifications: </w:t>
+            </w:r>
+            <w:r>
+              <w:rPr>
+                <w:rFonts w:ascii="Calibri" w:hAnsi="Calibri" w:cs="Calibri"/>
+                <w:sz w:val="22"/>
+                <w:szCs w:val="22"/>
+              </w:rPr>
+              <w:t>Machine Learning Specialization (Coursera)</w:t>
+            </w:r>
+            <w:r>
+              <w:rPr>
+                <w:rFonts w:ascii="Calibri" w:hAnsi="Calibri" w:cs="Calibri"/>
+                <w:b/>
+                <w:bCs/>
+                <w:sz w:val="22"/>
+                <w:szCs w:val="22"/>
+              </w:rPr>
+              <w:t xml:space="preserve">, </w:t>
+            </w:r>
+            <w:r>
+              <w:rPr>
+                <w:rFonts w:ascii="Calibri" w:hAnsi="Calibri" w:cs="Calibri"/>
+                <w:sz w:val="22"/>
+                <w:szCs w:val="22"/>
+              </w:rPr>
+              <w:t>AWS</w:t>
+            </w:r>
+            <w:r>
+              <w:rPr>
+                <w:rFonts w:ascii="Calibri" w:hAnsi="Calibri" w:cs="Calibri"/>
+                <w:spacing w:val="-5"/>
+                <w:sz w:val="22"/>
+                <w:szCs w:val="22"/>
               </w:rPr>
               <w:t xml:space="preserve"> </w:t>
             </w:r>
             <w:r>
               <w:rPr>
                 <w:rFonts w:ascii="Calibri" w:hAnsi="Calibri" w:cs="Calibri"/>
-                <w:sz w:val="21"/>
-                <w:szCs w:val="21"/>
-              </w:rPr>
-              <w:t>AWS</w:t>
-            </w:r>
-            <w:r>
-              <w:rPr>
-                <w:rFonts w:ascii="Calibri" w:hAnsi="Calibri" w:cs="Calibri"/>
-                <w:spacing w:val="-5"/>
-                <w:sz w:val="21"/>
-                <w:szCs w:val="21"/>
+                <w:sz w:val="22"/>
+                <w:szCs w:val="22"/>
+              </w:rPr>
+              <w:t>Cloud</w:t>
+            </w:r>
+            <w:r>
+              <w:rPr>
+                <w:rFonts w:ascii="Calibri" w:hAnsi="Calibri" w:cs="Calibri"/>
+                <w:spacing w:val="-7"/>
+                <w:sz w:val="22"/>
+                <w:szCs w:val="22"/>
               </w:rPr>
               <w:t xml:space="preserve"> </w:t>
             </w:r>
             <w:r>
               <w:rPr>
                 <w:rFonts w:ascii="Calibri" w:hAnsi="Calibri" w:cs="Calibri"/>
-                <w:sz w:val="21"/>
-                <w:szCs w:val="21"/>
-              </w:rPr>
-              <w:t>Cloud</w:t>
-            </w:r>
-            <w:r>
-              <w:rPr>
-                <w:rFonts w:ascii="Calibri" w:hAnsi="Calibri" w:cs="Calibri"/>
-                <w:spacing w:val="-7"/>
-                <w:sz w:val="21"/>
-                <w:szCs w:val="21"/>
-              </w:rPr>
-              <w:t xml:space="preserve"> </w:t>
-            </w:r>
-            <w:r>
-              <w:rPr>
-                <w:rFonts w:ascii="Calibri" w:hAnsi="Calibri" w:cs="Calibri"/>
-                <w:sz w:val="21"/>
-                <w:szCs w:val="21"/>
-              </w:rPr>
-              <w:t>Practitioner</w:t>
-            </w:r>
-            <w:r>
-              <w:rPr>
-                <w:rFonts w:ascii="Calibri" w:hAnsi="Calibri" w:cs="Calibri"/>
-                <w:sz w:val="21"/>
-                <w:szCs w:val="21"/>
+                <w:sz w:val="22"/>
+                <w:szCs w:val="22"/>
+              </w:rPr>
+              <w:t>Practitioner, AWS AI Cloud Practitioner</w:t>
+            </w:r>
+            <w:r>
+              <w:rPr>
+                <w:rFonts w:ascii="Calibri" w:hAnsi="Calibri" w:cs="Calibri"/>
+                <w:sz w:val="22"/>
+                <w:szCs w:val="22"/>
+              </w:rPr>
+              <w:t xml:space="preserve">, </w:t>
+            </w:r>
+            <w:r>
+              <w:rPr>
+                <w:rFonts w:ascii="Calibri" w:hAnsi="Calibri" w:cs="Calibri"/>
+                <w:b/>
+                <w:i/>
+                <w:iCs/>
+                <w:spacing w:val="-10"/>
+                <w:sz w:val="22"/>
+                <w:szCs w:val="22"/>
+              </w:rPr>
+              <w:t xml:space="preserve">Generative AI: </w:t>
+            </w:r>
+            <w:r>
+              <w:rPr>
+                <w:rFonts w:ascii="Calibri" w:hAnsi="Calibri" w:cs="Calibri"/>
+                <w:b/>
+                <w:i/>
+                <w:iCs/>
+                <w:spacing w:val="-10"/>
+                <w:sz w:val="22"/>
+                <w:szCs w:val="22"/>
+              </w:rPr>
+              <w:t>W</w:t>
+            </w:r>
+            <w:r>
+              <w:rPr>
+                <w:rFonts w:ascii="Calibri" w:hAnsi="Calibri" w:cs="Calibri"/>
+                <w:b/>
+                <w:i/>
+                <w:iCs/>
+                <w:spacing w:val="-10"/>
+                <w:sz w:val="22"/>
+                <w:szCs w:val="22"/>
+              </w:rPr>
+              <w:t>orking with LLMs (LinkedIn Learning)</w:t>
+            </w:r>
+            <w:r>
+              <w:rPr>
+                <w:rFonts w:ascii="Calibri" w:hAnsi="Calibri" w:cs="Calibri"/>
+                <w:bCs/>
+                <w:i/>
+                <w:iCs/>
+                <w:spacing w:val="-10"/>
+                <w:sz w:val="22"/>
+                <w:szCs w:val="22"/>
               </w:rPr>
               <w:t>,</w:t>
             </w:r>
             <w:r>
               <w:rPr>
                 <w:rFonts w:ascii="Calibri" w:hAnsi="Calibri" w:cs="Calibri"/>
-                <w:sz w:val="21"/>
-                <w:szCs w:val="21"/>
-              </w:rPr>
-              <w:t xml:space="preserve"> AWS</w:t>
-            </w:r>
-            <w:r>
-              <w:rPr>
-                <w:rFonts w:ascii="Calibri" w:hAnsi="Calibri" w:cs="Calibri"/>
-                <w:sz w:val="21"/>
-                <w:szCs w:val="21"/>
-              </w:rPr>
-              <w:t xml:space="preserve"> </w:t>
-            </w:r>
-            <w:r>
-              <w:rPr>
-                <w:rFonts w:ascii="Calibri" w:hAnsi="Calibri" w:cs="Calibri"/>
-                <w:sz w:val="21"/>
-                <w:szCs w:val="21"/>
-              </w:rPr>
-              <w:t>AI Cloud Practitioner</w:t>
-            </w:r>
-            <w:r>
-              <w:rPr>
-                <w:rFonts w:ascii="Calibri" w:hAnsi="Calibri" w:cs="Calibri"/>
-                <w:sz w:val="21"/>
-                <w:szCs w:val="21"/>
-              </w:rPr>
-              <w:t xml:space="preserve">, </w:t>
-            </w:r>
-            <w:r>
-              <w:rPr>
-                <w:rFonts w:ascii="Calibri" w:hAnsi="Calibri" w:cs="Calibri"/>
                 <w:bCs/>
                 <w:spacing w:val="-10"/>
-                <w:sz w:val="21"/>
-                <w:szCs w:val="21"/>
-              </w:rPr>
-              <w:t xml:space="preserve">Generative AI: </w:t>
-            </w:r>
-            <w:r>
-              <w:rPr>
-                <w:rFonts w:ascii="Calibri" w:hAnsi="Calibri" w:cs="Calibri"/>
-                <w:bCs/>
-                <w:spacing w:val="-10"/>
-                <w:sz w:val="21"/>
-                <w:szCs w:val="21"/>
-              </w:rPr>
-              <w:t>W</w:t>
-            </w:r>
-            <w:r>
-              <w:rPr>
-                <w:rFonts w:ascii="Calibri" w:hAnsi="Calibri" w:cs="Calibri"/>
-                <w:bCs/>
-                <w:spacing w:val="-10"/>
-                <w:sz w:val="21"/>
-                <w:szCs w:val="21"/>
-              </w:rPr>
-              <w:t>orking with LLMs (LinkedIn Learning)</w:t>
-            </w:r>
-            <w:r>
-              <w:rPr>
-                <w:rFonts w:ascii="Calibri" w:hAnsi="Calibri" w:cs="Calibri"/>
-                <w:bCs/>
-                <w:spacing w:val="-10"/>
-                <w:sz w:val="21"/>
-                <w:szCs w:val="21"/>
-              </w:rPr>
-              <w:t>, Spring Boot REST APIs (Udemy).</w:t>
+                <w:sz w:val="22"/>
+                <w:szCs w:val="22"/>
+              </w:rPr>
+              <w:t xml:space="preserve"> Spring Boot REST APIs (Udemy).</w:t>
             </w:r>
           </w:p>
           <w:p>
             <w:pPr>
               <w:rPr>
                 <w:rFonts w:ascii="Calibri" w:hAnsi="Calibri" w:cs="Calibri"/>
-                <w:sz w:val="21"/>
-                <w:szCs w:val="21"/>
+                <w:sz w:val="22"/>
+                <w:szCs w:val="22"/>
               </w:rPr>
             </w:pPr>
             <w:r>
               <w:rPr>
                 <w:rFonts w:ascii="Calibri" w:hAnsi="Calibri" w:cs="Calibri"/>
-                <w:bCs/>
+                <w:b/>
                 <w:spacing w:val="-10"/>
-                <w:sz w:val="21"/>
-                <w:szCs w:val="21"/>
-              </w:rPr>
-              <w:t>Events Attended: AWS PartnerEquip 2025 Bellevue (AI Track), AWS Mastering AI Agents Workshop 2025, AWS Innovate 2025.</w:t>
+                <w:sz w:val="22"/>
+                <w:szCs w:val="22"/>
+              </w:rPr>
+              <w:t>Professional Development</w:t>
+            </w:r>
+            <w:r>
+              <w:rPr>
+                <w:rFonts w:ascii="Calibri" w:hAnsi="Calibri" w:cs="Calibri"/>
+                <w:b/>
+                <w:spacing w:val="-10"/>
+                <w:sz w:val="22"/>
+                <w:szCs w:val="22"/>
+              </w:rPr>
+              <w:t>:</w:t>
+            </w:r>
+            <w:r>
+              <w:rPr>
+                <w:rFonts w:ascii="Calibri" w:hAnsi="Calibri" w:cs="Calibri"/>
+                <w:bCs/>
+                <w:spacing w:val="-10"/>
+                <w:sz w:val="22"/>
+                <w:szCs w:val="22"/>
+              </w:rPr>
+              <w:t xml:space="preserve"> AWS PartnerEquip</w:t>
+            </w:r>
+            <w:r>
+              <w:rPr>
+                <w:rFonts w:ascii="Calibri" w:hAnsi="Calibri" w:cs="Calibri"/>
+                <w:bCs/>
+                <w:spacing w:val="-10"/>
+                <w:sz w:val="22"/>
+                <w:szCs w:val="22"/>
+              </w:rPr>
+              <w:t xml:space="preserve"> AI track (</w:t>
+            </w:r>
+            <w:r>
+              <w:rPr>
+                <w:rFonts w:ascii="Calibri" w:hAnsi="Calibri" w:cs="Calibri"/>
+                <w:bCs/>
+                <w:spacing w:val="-10"/>
+                <w:sz w:val="22"/>
+                <w:szCs w:val="22"/>
+              </w:rPr>
+              <w:t>Bellevue</w:t>
+            </w:r>
+            <w:r>
+              <w:rPr>
+                <w:rFonts w:ascii="Calibri" w:hAnsi="Calibri" w:cs="Calibri"/>
+                <w:bCs/>
+                <w:spacing w:val="-10"/>
+                <w:sz w:val="22"/>
+                <w:szCs w:val="22"/>
+              </w:rPr>
+              <w:t>, WA</w:t>
+            </w:r>
+            <w:r>
+              <w:rPr>
+                <w:rFonts w:ascii="Calibri" w:hAnsi="Calibri" w:cs="Calibri"/>
+                <w:bCs/>
+                <w:spacing w:val="-10"/>
+                <w:sz w:val="22"/>
+                <w:szCs w:val="22"/>
+              </w:rPr>
+              <w:t xml:space="preserve"> </w:t>
+            </w:r>
+            <w:r>
+              <w:rPr>
+                <w:rFonts w:ascii="Calibri" w:hAnsi="Calibri" w:cs="Calibri"/>
+                <w:bCs/>
+                <w:spacing w:val="-10"/>
+                <w:sz w:val="22"/>
+                <w:szCs w:val="22"/>
+              </w:rPr>
+              <w:t>2025</w:t>
+            </w:r>
+            <w:r>
+              <w:rPr>
+                <w:rFonts w:ascii="Calibri" w:hAnsi="Calibri" w:cs="Calibri"/>
+                <w:bCs/>
+                <w:spacing w:val="-10"/>
+                <w:sz w:val="22"/>
+                <w:szCs w:val="22"/>
+              </w:rPr>
+              <w:t>)</w:t>
+            </w:r>
+            <w:r>
+              <w:rPr>
+                <w:rFonts w:ascii="Calibri" w:hAnsi="Calibri" w:cs="Calibri"/>
+                <w:bCs/>
+                <w:spacing w:val="-10"/>
+                <w:sz w:val="22"/>
+                <w:szCs w:val="22"/>
+              </w:rPr>
+              <w:t>, AWS Mastering AI Agents 2025, AWS Innovate 2025.</w:t>
             </w:r>
           </w:p>
         </w:tc>
@@ -503,8 +589,8 @@
       <w:pPr>
         <w:rPr>
           <w:rFonts w:ascii="Calibri" w:hAnsi="Calibri" w:cs="Calibri"/>
-          <w:sz w:val="21"/>
-          <w:szCs w:val="21"/>
+          <w:sz w:val="18"/>
+          <w:szCs w:val="18"/>
         </w:rPr>
       </w:pPr>
     </w:p>
@@ -512,11 +598,15 @@
       <w:pPr>
         <w:rPr>
           <w:rFonts w:ascii="Calibri" w:hAnsi="Calibri" w:cs="Calibri"/>
+          <w:sz w:val="28"/>
+          <w:szCs w:val="28"/>
         </w:rPr>
       </w:pPr>
       <w:r>
         <w:rPr>
           <w:rFonts w:ascii="Calibri" w:hAnsi="Calibri" w:cs="Calibri"/>
+          <w:sz w:val="28"/>
+          <w:szCs w:val="28"/>
         </w:rPr>
         <w:t>EXPERIENCE</w:t>
       </w:r>
@@ -536,19 +626,20 @@
         <w:tblLook w:val="04A0" w:firstRow="1" w:lastRow="0" w:firstColumn="1" w:lastColumn="0" w:noHBand="0" w:noVBand="1"/>
       </w:tblPr>
       <w:tblGrid>
-        <w:gridCol w:w="5585"/>
-        <w:gridCol w:w="1080"/>
-        <w:gridCol w:w="4135"/>
+        <w:gridCol w:w="7385"/>
+        <w:gridCol w:w="3415"/>
       </w:tblGrid>
       <w:tr>
         <w:tc>
           <w:tcPr>
-            <w:tcW w:w="5585" w:type="dxa"/>
+            <w:tcW w:w="7385" w:type="dxa"/>
           </w:tcPr>
           <w:p>
             <w:pPr>
               <w:rPr>
                 <w:rFonts w:ascii="Calibri" w:hAnsi="Calibri" w:cs="Calibri"/>
+                <w:sz w:val="22"/>
+                <w:szCs w:val="22"/>
               </w:rPr>
             </w:pPr>
             <w:r>
@@ -556,6 +647,8 @@
                 <w:rFonts w:ascii="Calibri" w:hAnsi="Calibri" w:cs="Calibri"/>
                 <w:b/>
                 <w:bCs/>
+                <w:sz w:val="22"/>
+                <w:szCs w:val="22"/>
               </w:rPr>
               <w:t>Tech Mahindra</w:t>
             </w:r>
@@ -564,52 +657,93 @@
                 <w:rFonts w:ascii="Calibri" w:hAnsi="Calibri" w:cs="Calibri"/>
                 <w:b/>
                 <w:bCs/>
-              </w:rPr>
-              <w:t xml:space="preserve"> Consulting</w:t>
-            </w:r>
-            <w:r>
-              <w:rPr>
-                <w:rFonts w:ascii="Calibri" w:hAnsi="Calibri" w:cs="Calibri"/>
-                <w:b/>
-                <w:bCs/>
-              </w:rPr>
-              <w:t xml:space="preserve"> - </w:t>
-            </w:r>
-            <w:r>
-              <w:rPr>
-                <w:rFonts w:ascii="Calibri" w:hAnsi="Calibri" w:cs="Calibri"/>
+                <w:sz w:val="22"/>
+                <w:szCs w:val="22"/>
+              </w:rPr>
+              <w:t xml:space="preserve"> </w:t>
+            </w:r>
+            <w:r>
+              <w:rPr>
+                <w:rFonts w:ascii="Calibri" w:hAnsi="Calibri" w:cs="Calibri"/>
+                <w:b/>
+                <w:bCs/>
+                <w:sz w:val="22"/>
+                <w:szCs w:val="22"/>
+              </w:rPr>
+              <w:t xml:space="preserve">- </w:t>
+            </w:r>
+            <w:r>
+              <w:rPr>
+                <w:rFonts w:ascii="Calibri" w:hAnsi="Calibri" w:cs="Calibri"/>
+                <w:sz w:val="22"/>
+                <w:szCs w:val="22"/>
               </w:rPr>
               <w:t>Verizon client</w:t>
+            </w:r>
+            <w:r>
+              <w:rPr>
+                <w:rFonts w:ascii="Calibri" w:hAnsi="Calibri" w:cs="Calibri"/>
+                <w:sz w:val="22"/>
+                <w:szCs w:val="22"/>
+              </w:rPr>
+              <w:t xml:space="preserve"> | </w:t>
+            </w:r>
+            <w:r>
+              <w:rPr>
+                <w:rFonts w:ascii="Calibri" w:hAnsi="Calibri" w:cs="Calibri"/>
+                <w:i/>
+                <w:iCs/>
+                <w:sz w:val="22"/>
+                <w:szCs w:val="22"/>
+              </w:rPr>
+              <w:t>Software Developer</w:t>
+            </w:r>
+            <w:r>
+              <w:rPr>
+                <w:rFonts w:ascii="Calibri" w:hAnsi="Calibri" w:cs="Calibri"/>
+                <w:i/>
+                <w:iCs/>
+                <w:sz w:val="22"/>
+                <w:szCs w:val="22"/>
+              </w:rPr>
+              <w:t xml:space="preserve"> &amp; AI Engineer</w:t>
             </w:r>
           </w:p>
         </w:tc>
         <w:tc>
           <w:tcPr>
-            <w:tcW w:w="5215" w:type="dxa"/>
-            <w:gridSpan w:val="2"/>
+            <w:tcW w:w="3415" w:type="dxa"/>
           </w:tcPr>
           <w:p>
             <w:pPr>
               <w:jc w:val="right"/>
               <w:rPr>
                 <w:rFonts w:ascii="Calibri" w:hAnsi="Calibri" w:cs="Calibri"/>
+                <w:sz w:val="22"/>
+                <w:szCs w:val="22"/>
               </w:rPr>
             </w:pPr>
             <w:r>
               <w:rPr>
                 <w:rFonts w:ascii="Calibri" w:hAnsi="Calibri" w:cs="Calibri"/>
+                <w:sz w:val="22"/>
+                <w:szCs w:val="22"/>
               </w:rPr>
               <w:t>June 2025</w:t>
             </w:r>
             <w:r>
               <w:rPr>
                 <w:rFonts w:ascii="Calibri" w:hAnsi="Calibri" w:cs="Calibri"/>
+                <w:sz w:val="22"/>
+                <w:szCs w:val="22"/>
               </w:rPr>
               <w:t xml:space="preserve"> – </w:t>
             </w:r>
             <w:r>
               <w:rPr>
                 <w:rFonts w:ascii="Calibri" w:hAnsi="Calibri" w:cs="Calibri"/>
+                <w:sz w:val="22"/>
+                <w:szCs w:val="22"/>
               </w:rPr>
               <w:t>October 2025</w:t>
             </w:r>
@@ -620,23 +754,130 @@
         <w:tc>
           <w:tcPr>
             <w:tcW w:w="10800" w:type="dxa"/>
-            <w:gridSpan w:val="3"/>
+            <w:gridSpan w:val="2"/>
           </w:tcPr>
           <w:p>
             <w:pPr>
-              <w:rPr>
-                <w:rFonts w:ascii="Calibri" w:hAnsi="Calibri" w:cs="Calibri"/>
-                <w:sz w:val="21"/>
-                <w:szCs w:val="21"/>
+              <w:pStyle w:val="ListParagraph"/>
+              <w:numPr>
+                <w:ilvl w:val="0"/>
+                <w:numId w:val="4"/>
+              </w:numPr>
+              <w:rPr>
+                <w:rFonts w:ascii="Calibri" w:hAnsi="Calibri" w:cs="Calibri"/>
+                <w:sz w:val="22"/>
+                <w:szCs w:val="22"/>
               </w:rPr>
             </w:pPr>
             <w:r>
               <w:rPr>
                 <w:rFonts w:ascii="Calibri" w:hAnsi="Calibri" w:cs="Calibri"/>
-                <w:sz w:val="21"/>
-                <w:szCs w:val="21"/>
-              </w:rPr>
-              <w:t>Software Developer Intern</w:t>
+                <w:sz w:val="22"/>
+                <w:szCs w:val="22"/>
+              </w:rPr>
+              <w:t xml:space="preserve">Developed and deployed </w:t>
+            </w:r>
+            <w:r>
+              <w:rPr>
+                <w:rFonts w:ascii="Calibri" w:hAnsi="Calibri" w:cs="Calibri"/>
+                <w:b/>
+                <w:bCs/>
+                <w:sz w:val="22"/>
+                <w:szCs w:val="22"/>
+              </w:rPr>
+              <w:t>3</w:t>
+            </w:r>
+            <w:r>
+              <w:rPr>
+                <w:rFonts w:ascii="Calibri" w:hAnsi="Calibri" w:cs="Calibri"/>
+                <w:b/>
+                <w:bCs/>
+                <w:sz w:val="22"/>
+                <w:szCs w:val="22"/>
+              </w:rPr>
+              <w:t>0</w:t>
+            </w:r>
+            <w:r>
+              <w:rPr>
+                <w:rFonts w:ascii="Calibri" w:hAnsi="Calibri" w:cs="Calibri"/>
+                <w:sz w:val="22"/>
+                <w:szCs w:val="22"/>
+              </w:rPr>
+              <w:t>+</w:t>
+            </w:r>
+            <w:r>
+              <w:rPr>
+                <w:rFonts w:ascii="Calibri" w:hAnsi="Calibri" w:cs="Calibri"/>
+                <w:sz w:val="22"/>
+                <w:szCs w:val="22"/>
+              </w:rPr>
+              <w:t xml:space="preserve"> </w:t>
+            </w:r>
+            <w:r>
+              <w:rPr>
+                <w:rFonts w:ascii="Calibri" w:hAnsi="Calibri" w:cs="Calibri"/>
+                <w:b/>
+                <w:bCs/>
+                <w:sz w:val="22"/>
+                <w:szCs w:val="22"/>
+              </w:rPr>
+              <w:t>RESTful APIs</w:t>
+            </w:r>
+            <w:r>
+              <w:rPr>
+                <w:rFonts w:ascii="Calibri" w:hAnsi="Calibri" w:cs="Calibri"/>
+                <w:sz w:val="22"/>
+                <w:szCs w:val="22"/>
+              </w:rPr>
+              <w:t xml:space="preserve"> </w:t>
+            </w:r>
+            <w:r>
+              <w:rPr>
+                <w:rFonts w:ascii="Calibri" w:hAnsi="Calibri" w:cs="Calibri"/>
+                <w:sz w:val="22"/>
+                <w:szCs w:val="22"/>
+              </w:rPr>
+              <w:t xml:space="preserve">in Java using Spring </w:t>
+            </w:r>
+            <w:r>
+              <w:rPr>
+                <w:rFonts w:ascii="Calibri" w:hAnsi="Calibri" w:cs="Calibri"/>
+                <w:sz w:val="22"/>
+                <w:szCs w:val="22"/>
+              </w:rPr>
+              <w:t>B</w:t>
+            </w:r>
+            <w:r>
+              <w:rPr>
+                <w:rFonts w:ascii="Calibri" w:hAnsi="Calibri" w:cs="Calibri"/>
+                <w:sz w:val="22"/>
+                <w:szCs w:val="22"/>
+              </w:rPr>
+              <w:t xml:space="preserve">oot framework </w:t>
+            </w:r>
+            <w:r>
+              <w:rPr>
+                <w:rFonts w:ascii="Calibri" w:hAnsi="Calibri" w:cs="Calibri"/>
+                <w:sz w:val="22"/>
+                <w:szCs w:val="22"/>
+              </w:rPr>
+              <w:t xml:space="preserve">to support </w:t>
+            </w:r>
+            <w:r>
+              <w:rPr>
+                <w:rFonts w:ascii="Calibri" w:hAnsi="Calibri" w:cs="Calibri"/>
+                <w:sz w:val="22"/>
+                <w:szCs w:val="22"/>
+              </w:rPr>
+              <w:t xml:space="preserve">Verizon’s </w:t>
+            </w:r>
+            <w:r>
+              <w:rPr>
+                <w:rFonts w:ascii="Calibri" w:hAnsi="Calibri" w:cs="Calibri"/>
+                <w:sz w:val="22"/>
+                <w:szCs w:val="22"/>
+              </w:rPr>
+              <w:t>scalable multi-account architecture.</w:t>
             </w:r>
           </w:p>
           <w:p>
@@ -648,93 +889,17 @@
               </w:numPr>
               <w:rPr>
                 <w:rFonts w:ascii="Calibri" w:hAnsi="Calibri" w:cs="Calibri"/>
-                <w:sz w:val="21"/>
-                <w:szCs w:val="21"/>
+                <w:sz w:val="22"/>
+                <w:szCs w:val="22"/>
               </w:rPr>
             </w:pPr>
             <w:r>
               <w:rPr>
                 <w:rFonts w:ascii="Calibri" w:hAnsi="Calibri" w:cs="Calibri"/>
-                <w:sz w:val="21"/>
-                <w:szCs w:val="21"/>
-              </w:rPr>
-              <w:t xml:space="preserve">Developed and deployed </w:t>
-            </w:r>
-            <w:r>
-              <w:rPr>
-                <w:rFonts w:ascii="Calibri" w:hAnsi="Calibri" w:cs="Calibri"/>
-                <w:b/>
-                <w:bCs/>
-                <w:sz w:val="21"/>
-                <w:szCs w:val="21"/>
-              </w:rPr>
-              <w:t>20</w:t>
-            </w:r>
-            <w:r>
-              <w:rPr>
-                <w:rFonts w:ascii="Calibri" w:hAnsi="Calibri" w:cs="Calibri"/>
-                <w:sz w:val="21"/>
-                <w:szCs w:val="21"/>
-              </w:rPr>
-              <w:t>+</w:t>
-            </w:r>
-            <w:r>
-              <w:rPr>
-                <w:rFonts w:ascii="Calibri" w:hAnsi="Calibri" w:cs="Calibri"/>
-                <w:sz w:val="21"/>
-                <w:szCs w:val="21"/>
-              </w:rPr>
-              <w:t xml:space="preserve"> </w:t>
-            </w:r>
-            <w:r>
-              <w:rPr>
-                <w:rFonts w:ascii="Calibri" w:hAnsi="Calibri" w:cs="Calibri"/>
-                <w:b/>
-                <w:bCs/>
-                <w:sz w:val="21"/>
-                <w:szCs w:val="21"/>
-              </w:rPr>
-              <w:t>RESTful APIs</w:t>
-            </w:r>
-            <w:r>
-              <w:rPr>
-                <w:rFonts w:ascii="Calibri" w:hAnsi="Calibri" w:cs="Calibri"/>
-                <w:sz w:val="21"/>
-                <w:szCs w:val="21"/>
-              </w:rPr>
-              <w:t xml:space="preserve"> </w:t>
-            </w:r>
-            <w:r>
-              <w:rPr>
-                <w:rFonts w:ascii="Calibri" w:hAnsi="Calibri" w:cs="Calibri"/>
-                <w:sz w:val="21"/>
-                <w:szCs w:val="21"/>
-              </w:rPr>
-              <w:t xml:space="preserve">in Java using Spring boot framework </w:t>
-            </w:r>
-            <w:r>
-              <w:rPr>
-                <w:rFonts w:ascii="Calibri" w:hAnsi="Calibri" w:cs="Calibri"/>
-                <w:sz w:val="21"/>
-                <w:szCs w:val="21"/>
-              </w:rPr>
-              <w:t xml:space="preserve">to support </w:t>
-            </w:r>
-            <w:r>
-              <w:rPr>
-                <w:rFonts w:ascii="Calibri" w:hAnsi="Calibri" w:cs="Calibri"/>
-                <w:sz w:val="21"/>
-                <w:szCs w:val="21"/>
-              </w:rPr>
-              <w:t xml:space="preserve">Verizon’s </w:t>
-            </w:r>
-            <w:r>
-              <w:rPr>
-                <w:rFonts w:ascii="Calibri" w:hAnsi="Calibri" w:cs="Calibri"/>
-                <w:sz w:val="21"/>
-                <w:szCs w:val="21"/>
-              </w:rPr>
-              <w:t>scalable multi-account architecture.</w:t>
+                <w:sz w:val="22"/>
+                <w:szCs w:val="22"/>
+              </w:rPr>
+              <w:t>Enhanced API functionality by enabling list-based requests to filter data by multiple values.</w:t>
             </w:r>
           </w:p>
           <w:p>
@@ -746,27 +911,72 @@
               </w:numPr>
               <w:rPr>
                 <w:rFonts w:ascii="Calibri" w:hAnsi="Calibri" w:cs="Calibri"/>
-                <w:sz w:val="21"/>
-                <w:szCs w:val="21"/>
+                <w:sz w:val="22"/>
+                <w:szCs w:val="22"/>
               </w:rPr>
             </w:pPr>
             <w:r>
               <w:rPr>
                 <w:rFonts w:ascii="Calibri" w:hAnsi="Calibri" w:cs="Calibri"/>
-                <w:sz w:val="21"/>
-                <w:szCs w:val="21"/>
-              </w:rPr>
-              <w:t>Enhanced API functionality by enabling list-based requests to filter data by multiple values</w:t>
-            </w:r>
-            <w:r>
-              <w:rPr>
-                <w:rFonts w:ascii="Calibri" w:hAnsi="Calibri" w:cs="Calibri"/>
-                <w:sz w:val="21"/>
-                <w:szCs w:val="21"/>
-              </w:rPr>
-              <w:t>.</w:t>
+                <w:sz w:val="22"/>
+                <w:szCs w:val="22"/>
+              </w:rPr>
+              <w:t>Integrated API</w:t>
+            </w:r>
+            <w:r>
+              <w:rPr>
+                <w:rFonts w:ascii="Calibri" w:hAnsi="Calibri" w:cs="Calibri"/>
+                <w:sz w:val="22"/>
+                <w:szCs w:val="22"/>
+              </w:rPr>
+              <w:t>s</w:t>
+            </w:r>
+            <w:r>
+              <w:rPr>
+                <w:rFonts w:ascii="Calibri" w:hAnsi="Calibri" w:cs="Calibri"/>
+                <w:sz w:val="22"/>
+                <w:szCs w:val="22"/>
+              </w:rPr>
+              <w:t xml:space="preserve"> with </w:t>
+            </w:r>
+            <w:r>
+              <w:rPr>
+                <w:rFonts w:ascii="Calibri" w:hAnsi="Calibri" w:cs="Calibri"/>
+                <w:b/>
+                <w:bCs/>
+                <w:sz w:val="22"/>
+                <w:szCs w:val="22"/>
+              </w:rPr>
+              <w:t>Oracle databases</w:t>
+            </w:r>
+            <w:r>
+              <w:rPr>
+                <w:rFonts w:ascii="Calibri" w:hAnsi="Calibri" w:cs="Calibri"/>
+                <w:sz w:val="22"/>
+                <w:szCs w:val="22"/>
+              </w:rPr>
+              <w:t xml:space="preserve">, </w:t>
+            </w:r>
+            <w:r>
+              <w:rPr>
+                <w:rFonts w:ascii="Calibri" w:hAnsi="Calibri" w:cs="Calibri"/>
+                <w:sz w:val="22"/>
+                <w:szCs w:val="22"/>
+              </w:rPr>
+              <w:t>and validated endpoints using Swagger and Postman.</w:t>
             </w:r>
           </w:p>
+        </w:tc>
+      </w:tr>
+      <w:tr>
+        <w:trPr>
+          <w:trHeight w:val="279"/>
+        </w:trPr>
+        <w:tc>
+          <w:tcPr>
+            <w:tcW w:w="10800" w:type="dxa"/>
+            <w:gridSpan w:val="2"/>
+          </w:tcPr>
           <w:p>
             <w:pPr>
               <w:pStyle w:val="ListParagraph"/>
@@ -776,382 +986,35 @@
               </w:numPr>
               <w:rPr>
                 <w:rFonts w:ascii="Calibri" w:hAnsi="Calibri" w:cs="Calibri"/>
-                <w:sz w:val="21"/>
-                <w:szCs w:val="21"/>
+                <w:sz w:val="22"/>
+                <w:szCs w:val="22"/>
               </w:rPr>
             </w:pPr>
             <w:r>
               <w:rPr>
                 <w:rFonts w:ascii="Calibri" w:hAnsi="Calibri" w:cs="Calibri"/>
-                <w:sz w:val="21"/>
-                <w:szCs w:val="21"/>
-              </w:rPr>
-              <w:t>Integrated API</w:t>
-            </w:r>
-            <w:r>
-              <w:rPr>
-                <w:rFonts w:ascii="Calibri" w:hAnsi="Calibri" w:cs="Calibri"/>
-                <w:sz w:val="21"/>
-                <w:szCs w:val="21"/>
-              </w:rPr>
-              <w:t>s</w:t>
-            </w:r>
-            <w:r>
-              <w:rPr>
-                <w:rFonts w:ascii="Calibri" w:hAnsi="Calibri" w:cs="Calibri"/>
-                <w:sz w:val="21"/>
-                <w:szCs w:val="21"/>
-              </w:rPr>
-              <w:t xml:space="preserve"> with </w:t>
-            </w:r>
-            <w:r>
-              <w:rPr>
-                <w:rFonts w:ascii="Calibri" w:hAnsi="Calibri" w:cs="Calibri"/>
-                <w:b/>
-                <w:bCs/>
-                <w:sz w:val="21"/>
-                <w:szCs w:val="21"/>
-              </w:rPr>
-              <w:t>Oracles databases</w:t>
-            </w:r>
-            <w:r>
-              <w:rPr>
-                <w:rFonts w:ascii="Calibri" w:hAnsi="Calibri" w:cs="Calibri"/>
-                <w:sz w:val="21"/>
-                <w:szCs w:val="21"/>
-              </w:rPr>
-              <w:t xml:space="preserve">, </w:t>
-            </w:r>
-            <w:r>
-              <w:rPr>
-                <w:rFonts w:ascii="Calibri" w:hAnsi="Calibri" w:cs="Calibri"/>
-                <w:sz w:val="21"/>
-                <w:szCs w:val="21"/>
-              </w:rPr>
-              <w:t>and validated endpoints using Swagger and Postman.</w:t>
-            </w:r>
-          </w:p>
-        </w:tc>
-      </w:tr>
-      <w:tr>
-        <w:tc>
-          <w:tcPr>
-            <w:tcW w:w="10800" w:type="dxa"/>
-            <w:gridSpan w:val="3"/>
-          </w:tcPr>
-          <w:p>
-            <w:pPr>
-              <w:rPr>
-                <w:rFonts w:ascii="Calibri" w:hAnsi="Calibri" w:cs="Calibri"/>
-                <w:sz w:val="21"/>
-                <w:szCs w:val="21"/>
-              </w:rPr>
-            </w:pPr>
-            <w:r>
-              <w:rPr>
-                <w:rFonts w:ascii="Calibri" w:hAnsi="Calibri" w:cs="Calibri"/>
-                <w:sz w:val="21"/>
-                <w:szCs w:val="21"/>
-              </w:rPr>
-              <w:t xml:space="preserve">AI/ML Engineer </w:t>
-            </w:r>
-            <w:r>
-              <w:rPr>
-                <w:rFonts w:ascii="Calibri" w:hAnsi="Calibri" w:cs="Calibri"/>
-                <w:sz w:val="21"/>
-                <w:szCs w:val="21"/>
-              </w:rPr>
-              <w:t>Role</w:t>
-            </w:r>
-          </w:p>
-          <w:p>
-            <w:pPr>
-              <w:pStyle w:val="ListParagraph"/>
-              <w:numPr>
-                <w:ilvl w:val="0"/>
-                <w:numId w:val="4"/>
-              </w:numPr>
-              <w:rPr>
-                <w:rFonts w:ascii="Calibri" w:hAnsi="Calibri" w:cs="Calibri"/>
-                <w:sz w:val="21"/>
-                <w:szCs w:val="21"/>
-              </w:rPr>
-            </w:pPr>
-            <w:r>
-              <w:rPr>
-                <w:rFonts w:ascii="Calibri" w:hAnsi="Calibri" w:cs="Calibri"/>
-                <w:sz w:val="21"/>
-                <w:szCs w:val="21"/>
-              </w:rPr>
-              <w:t>Contributed</w:t>
-            </w:r>
-            <w:r>
-              <w:rPr>
-                <w:rFonts w:ascii="Calibri" w:hAnsi="Calibri" w:cs="Calibri"/>
-                <w:b/>
-                <w:bCs/>
-                <w:sz w:val="21"/>
-                <w:szCs w:val="21"/>
-              </w:rPr>
-              <w:t xml:space="preserve"> </w:t>
-            </w:r>
-            <w:r>
-              <w:rPr>
-                <w:rFonts w:ascii="Calibri" w:hAnsi="Calibri" w:cs="Calibri"/>
-                <w:sz w:val="21"/>
-                <w:szCs w:val="21"/>
-              </w:rPr>
-              <w:t xml:space="preserve">to the high-level architecture design of an </w:t>
-            </w:r>
-            <w:r>
-              <w:rPr>
-                <w:rFonts w:ascii="Calibri" w:hAnsi="Calibri" w:cs="Calibri"/>
-                <w:b/>
-                <w:bCs/>
-                <w:sz w:val="21"/>
-                <w:szCs w:val="21"/>
-              </w:rPr>
-              <w:t>AI-powered anomaly detection and auto-remediation</w:t>
-            </w:r>
-            <w:r>
-              <w:rPr>
-                <w:rFonts w:ascii="Calibri" w:hAnsi="Calibri" w:cs="Calibri"/>
-                <w:sz w:val="21"/>
-                <w:szCs w:val="21"/>
-              </w:rPr>
-              <w:t xml:space="preserve"> POC</w:t>
-            </w:r>
-            <w:r>
-              <w:rPr>
-                <w:rFonts w:ascii="Calibri" w:hAnsi="Calibri" w:cs="Calibri"/>
-                <w:sz w:val="21"/>
-                <w:szCs w:val="21"/>
-              </w:rPr>
-              <w:t xml:space="preserve">. </w:t>
-            </w:r>
-          </w:p>
-          <w:p>
-            <w:pPr>
-              <w:pStyle w:val="ListParagraph"/>
-              <w:numPr>
-                <w:ilvl w:val="0"/>
-                <w:numId w:val="4"/>
-              </w:numPr>
-              <w:rPr>
-                <w:rFonts w:ascii="Calibri" w:hAnsi="Calibri" w:cs="Calibri"/>
-                <w:sz w:val="21"/>
-                <w:szCs w:val="21"/>
-              </w:rPr>
-            </w:pPr>
-            <w:r>
-              <w:rPr>
-                <w:rFonts w:ascii="Calibri" w:hAnsi="Calibri" w:cs="Calibri"/>
-                <w:sz w:val="21"/>
-                <w:szCs w:val="21"/>
-              </w:rPr>
-              <w:t xml:space="preserve">Following POC approval, planned responsibilities include training </w:t>
-            </w:r>
-            <w:r>
-              <w:rPr>
-                <w:rFonts w:ascii="Calibri" w:hAnsi="Calibri" w:cs="Calibri"/>
-                <w:b/>
-                <w:bCs/>
-                <w:sz w:val="21"/>
-                <w:szCs w:val="21"/>
-              </w:rPr>
-              <w:t>AWS SageMaker Random Cut Forest</w:t>
-            </w:r>
-            <w:r>
-              <w:rPr>
-                <w:rFonts w:ascii="Calibri" w:hAnsi="Calibri" w:cs="Calibri"/>
-                <w:sz w:val="21"/>
-                <w:szCs w:val="21"/>
-              </w:rPr>
-              <w:t xml:space="preserve"> model, and developing dashboards </w:t>
-            </w:r>
-            <w:r>
-              <w:rPr>
-                <w:rFonts w:ascii="Calibri" w:hAnsi="Calibri" w:cs="Calibri"/>
-                <w:sz w:val="21"/>
-                <w:szCs w:val="21"/>
-              </w:rPr>
-              <w:t>to display real time detected anomalies.</w:t>
-            </w:r>
-          </w:p>
-        </w:tc>
-      </w:tr>
-      <w:tr>
-        <w:tc>
-          <w:tcPr>
-            <w:tcW w:w="6665" w:type="dxa"/>
-            <w:gridSpan w:val="2"/>
-          </w:tcPr>
-          <w:p>
-            <w:pPr>
-              <w:rPr>
-                <w:rFonts w:ascii="Calibri" w:hAnsi="Calibri" w:cs="Calibri"/>
-                <w:b/>
-                <w:bCs/>
-              </w:rPr>
-            </w:pPr>
-            <w:r>
-              <w:rPr>
-                <w:rFonts w:ascii="Calibri" w:hAnsi="Calibri" w:cs="Calibri"/>
-                <w:b/>
-                <w:bCs/>
-              </w:rPr>
-              <w:t xml:space="preserve">Automation Agency </w:t>
-            </w:r>
-            <w:r>
-              <w:rPr>
-                <w:rFonts w:ascii="Calibri" w:hAnsi="Calibri" w:cs="Calibri"/>
-              </w:rPr>
-              <w:t xml:space="preserve">| </w:t>
-            </w:r>
-            <w:r>
-              <w:rPr>
-                <w:rFonts w:ascii="Calibri" w:hAnsi="Calibri" w:cs="Calibri"/>
-                <w:i/>
-                <w:iCs/>
-              </w:rPr>
-              <w:t>Self-employed</w:t>
-            </w:r>
-          </w:p>
-        </w:tc>
-        <w:tc>
-          <w:tcPr>
-            <w:tcW w:w="4135" w:type="dxa"/>
-          </w:tcPr>
-          <w:p>
-            <w:pPr>
-              <w:jc w:val="right"/>
-              <w:rPr>
-                <w:rFonts w:ascii="Calibri" w:hAnsi="Calibri" w:cs="Calibri"/>
-              </w:rPr>
-            </w:pPr>
-            <w:r>
-              <w:rPr>
-                <w:rFonts w:ascii="Calibri" w:hAnsi="Calibri" w:cs="Calibri"/>
-              </w:rPr>
-              <w:t>January 2025 – March 2025</w:t>
-            </w:r>
-          </w:p>
-        </w:tc>
-      </w:tr>
-      <w:tr>
-        <w:tc>
-          <w:tcPr>
-            <w:tcW w:w="10800" w:type="dxa"/>
-            <w:gridSpan w:val="3"/>
-          </w:tcPr>
-          <w:p>
-            <w:pPr>
-              <w:pStyle w:val="NormalWeb"/>
-              <w:numPr>
-                <w:ilvl w:val="0"/>
-                <w:numId w:val="4"/>
-              </w:numPr>
-              <w:rPr>
-                <w:rFonts w:ascii="Calibri" w:eastAsiaTheme="minorHAnsi" w:hAnsi="Calibri" w:cs="Calibri"/>
-                <w:kern w:val="2"/>
-                <w:sz w:val="21"/>
-                <w:szCs w:val="21"/>
-                <w14:ligatures w14:val="standardContextual"/>
-              </w:rPr>
-            </w:pPr>
-            <w:r>
-              <w:rPr>
-                <w:rFonts w:ascii="Calibri" w:eastAsiaTheme="minorHAnsi" w:hAnsi="Calibri" w:cs="Calibri"/>
-                <w:kern w:val="2"/>
-                <w:sz w:val="21"/>
-                <w:szCs w:val="21"/>
-                <w14:ligatures w14:val="standardContextual"/>
-              </w:rPr>
-              <w:t>Automated marketing for Maintain Home Services, a startup in Seattle.</w:t>
-            </w:r>
-          </w:p>
-          <w:p>
-            <w:pPr>
-              <w:pStyle w:val="NormalWeb"/>
-              <w:numPr>
-                <w:ilvl w:val="0"/>
-                <w:numId w:val="4"/>
-              </w:numPr>
-              <w:rPr>
-                <w:rFonts w:ascii="Calibri" w:eastAsiaTheme="minorHAnsi" w:hAnsi="Calibri" w:cs="Calibri"/>
-                <w:kern w:val="2"/>
-                <w:sz w:val="21"/>
-                <w:szCs w:val="21"/>
-                <w14:ligatures w14:val="standardContextual"/>
-              </w:rPr>
-            </w:pPr>
-            <w:r>
-              <w:rPr>
-                <w:rFonts w:ascii="Calibri" w:eastAsiaTheme="minorHAnsi" w:hAnsi="Calibri" w:cs="Calibri"/>
-                <w:kern w:val="2"/>
-                <w:sz w:val="21"/>
-                <w:szCs w:val="21"/>
-                <w14:ligatures w14:val="standardContextual"/>
-              </w:rPr>
-              <w:t>Saved them $600/month by eliminating the need for a marketing team.</w:t>
-            </w:r>
-          </w:p>
-          <w:p>
-            <w:pPr>
-              <w:pStyle w:val="ListParagraph"/>
-              <w:numPr>
-                <w:ilvl w:val="0"/>
-                <w:numId w:val="4"/>
-              </w:numPr>
-              <w:rPr>
-                <w:rFonts w:ascii="Calibri" w:hAnsi="Calibri" w:cs="Calibri"/>
-                <w:sz w:val="21"/>
-                <w:szCs w:val="21"/>
-              </w:rPr>
-            </w:pPr>
-            <w:r>
-              <w:rPr>
-                <w:rFonts w:ascii="Calibri" w:hAnsi="Calibri" w:cs="Calibri"/>
-                <w:sz w:val="21"/>
-                <w:szCs w:val="21"/>
-              </w:rPr>
-              <w:t xml:space="preserve">Utilized </w:t>
-            </w:r>
-            <w:r>
-              <w:rPr>
-                <w:rFonts w:ascii="Calibri" w:hAnsi="Calibri" w:cs="Calibri"/>
-                <w:i/>
-                <w:iCs/>
-                <w:sz w:val="21"/>
-                <w:szCs w:val="21"/>
-              </w:rPr>
-              <w:t xml:space="preserve">make &amp; N8N </w:t>
-            </w:r>
-            <w:r>
-              <w:rPr>
-                <w:rFonts w:ascii="Calibri" w:hAnsi="Calibri" w:cs="Calibri"/>
-                <w:sz w:val="21"/>
-                <w:szCs w:val="21"/>
-              </w:rPr>
-              <w:t>software</w:t>
-            </w:r>
-            <w:r>
-              <w:rPr>
-                <w:rFonts w:ascii="Calibri" w:hAnsi="Calibri" w:cs="Calibri"/>
-                <w:i/>
-                <w:iCs/>
-                <w:sz w:val="21"/>
-                <w:szCs w:val="21"/>
-              </w:rPr>
-              <w:t xml:space="preserve"> </w:t>
-            </w:r>
-            <w:r>
-              <w:rPr>
-                <w:rFonts w:ascii="Calibri" w:hAnsi="Calibri" w:cs="Calibri"/>
-                <w:sz w:val="21"/>
-                <w:szCs w:val="21"/>
-              </w:rPr>
-              <w:t>to auto-generate content and publish it across multiple social media platforms using a single input from the owner.</w:t>
+                <w:sz w:val="22"/>
+                <w:szCs w:val="22"/>
+              </w:rPr>
+              <w:t xml:space="preserve">Contributed to high-level architecture design of </w:t>
+            </w:r>
+            <w:r>
+              <w:rPr>
+                <w:rFonts w:ascii="Calibri" w:hAnsi="Calibri" w:cs="Calibri"/>
+                <w:b/>
+                <w:bCs/>
+                <w:sz w:val="22"/>
+                <w:szCs w:val="22"/>
+              </w:rPr>
+              <w:t>AI-powered anomaly detection</w:t>
+            </w:r>
+            <w:r>
+              <w:rPr>
+                <w:rFonts w:ascii="Calibri" w:hAnsi="Calibri" w:cs="Calibri"/>
+                <w:sz w:val="22"/>
+                <w:szCs w:val="22"/>
+              </w:rPr>
+              <w:t xml:space="preserve"> and auto-remediation POC. </w:t>
             </w:r>
           </w:p>
         </w:tc>
@@ -1161,6 +1024,8 @@
       <w:pPr>
         <w:rPr>
           <w:rFonts w:ascii="Calibri" w:hAnsi="Calibri" w:cs="Calibri"/>
+          <w:sz w:val="18"/>
+          <w:szCs w:val="18"/>
         </w:rPr>
       </w:pPr>
     </w:p>
@@ -1168,11 +1033,15 @@
       <w:pPr>
         <w:rPr>
           <w:rFonts w:ascii="Calibri" w:hAnsi="Calibri" w:cs="Calibri"/>
+          <w:sz w:val="28"/>
+          <w:szCs w:val="28"/>
         </w:rPr>
       </w:pPr>
       <w:r>
         <w:rPr>
           <w:rFonts w:ascii="Calibri" w:hAnsi="Calibri" w:cs="Calibri"/>
+          <w:sz w:val="28"/>
+          <w:szCs w:val="28"/>
         </w:rPr>
         <w:t>PROJECTS</w:t>
       </w:r>
@@ -1192,20 +1061,23 @@
         <w:tblLook w:val="04A0" w:firstRow="1" w:lastRow="0" w:firstColumn="1" w:lastColumn="0" w:noHBand="0" w:noVBand="1"/>
       </w:tblPr>
       <w:tblGrid>
-        <w:gridCol w:w="7380"/>
-        <w:gridCol w:w="3420"/>
+        <w:gridCol w:w="8010"/>
+        <w:gridCol w:w="185"/>
+        <w:gridCol w:w="900"/>
+        <w:gridCol w:w="1705"/>
       </w:tblGrid>
       <w:tr>
         <w:tc>
           <w:tcPr>
-            <w:tcW w:w="7380" w:type="dxa"/>
+            <w:tcW w:w="9095" w:type="dxa"/>
+            <w:gridSpan w:val="3"/>
           </w:tcPr>
           <w:p>
             <w:pPr>
               <w:rPr>
                 <w:rFonts w:ascii="Calibri" w:hAnsi="Calibri" w:cs="Calibri"/>
-                <w:sz w:val="21"/>
-                <w:szCs w:val="21"/>
+                <w:sz w:val="22"/>
+                <w:szCs w:val="22"/>
               </w:rPr>
             </w:pPr>
             <w:r>
@@ -1213,33 +1085,81 @@
                 <w:rFonts w:ascii="Calibri" w:hAnsi="Calibri" w:cs="Calibri"/>
                 <w:b/>
                 <w:bCs/>
-                <w:sz w:val="21"/>
-                <w:szCs w:val="21"/>
-              </w:rPr>
-              <w:t xml:space="preserve">AI powered Application for Professors </w:t>
+                <w:sz w:val="22"/>
+                <w:szCs w:val="22"/>
+              </w:rPr>
+              <w:t>Advanced AI Agent for K-in-a-</w:t>
+            </w:r>
+            <w:r>
+              <w:rPr>
+                <w:rFonts w:ascii="Calibri" w:hAnsi="Calibri" w:cs="Calibri"/>
+                <w:b/>
+                <w:bCs/>
+                <w:sz w:val="22"/>
+                <w:szCs w:val="22"/>
+              </w:rPr>
+              <w:t>R</w:t>
+            </w:r>
+            <w:r>
+              <w:rPr>
+                <w:rFonts w:ascii="Calibri" w:hAnsi="Calibri" w:cs="Calibri"/>
+                <w:b/>
+                <w:bCs/>
+                <w:sz w:val="22"/>
+                <w:szCs w:val="22"/>
+              </w:rPr>
+              <w:t xml:space="preserve">ow </w:t>
+            </w:r>
+            <w:r>
+              <w:rPr>
+                <w:rFonts w:ascii="Calibri" w:hAnsi="Calibri" w:cs="Calibri"/>
+                <w:b/>
+                <w:bCs/>
+                <w:sz w:val="22"/>
+                <w:szCs w:val="22"/>
+              </w:rPr>
+              <w:t>G</w:t>
+            </w:r>
+            <w:r>
+              <w:rPr>
+                <w:rFonts w:ascii="Calibri" w:hAnsi="Calibri" w:cs="Calibri"/>
+                <w:b/>
+                <w:bCs/>
+                <w:sz w:val="22"/>
+                <w:szCs w:val="22"/>
+              </w:rPr>
+              <w:t>ame</w:t>
             </w:r>
           </w:p>
         </w:tc>
         <w:tc>
           <w:tcPr>
-            <w:tcW w:w="3420" w:type="dxa"/>
+            <w:tcW w:w="1705" w:type="dxa"/>
           </w:tcPr>
           <w:p>
             <w:pPr>
               <w:jc w:val="right"/>
               <w:rPr>
                 <w:rFonts w:ascii="Calibri" w:hAnsi="Calibri" w:cs="Calibri"/>
-                <w:sz w:val="21"/>
-                <w:szCs w:val="21"/>
+                <w:sz w:val="22"/>
+                <w:szCs w:val="22"/>
               </w:rPr>
             </w:pPr>
             <w:r>
               <w:rPr>
                 <w:rFonts w:ascii="Calibri" w:hAnsi="Calibri" w:cs="Calibri"/>
-                <w:sz w:val="21"/>
-                <w:szCs w:val="21"/>
-              </w:rPr>
-              <w:t>May 2023 – October 2023</w:t>
+                <w:sz w:val="22"/>
+                <w:szCs w:val="22"/>
+              </w:rPr>
+              <w:t>November</w:t>
+            </w:r>
+            <w:r>
+              <w:rPr>
+                <w:rFonts w:ascii="Calibri" w:hAnsi="Calibri" w:cs="Calibri"/>
+                <w:sz w:val="22"/>
+                <w:szCs w:val="22"/>
+              </w:rPr>
+              <w:t xml:space="preserve"> 2025</w:t>
             </w:r>
           </w:p>
         </w:tc>
@@ -1248,7 +1168,7 @@
         <w:tc>
           <w:tcPr>
             <w:tcW w:w="10800" w:type="dxa"/>
-            <w:gridSpan w:val="2"/>
+            <w:gridSpan w:val="4"/>
           </w:tcPr>
           <w:p>
             <w:pPr>
@@ -1258,24 +1178,60 @@
                 <w:numId w:val="4"/>
               </w:numPr>
               <w:rPr>
-                <w:sz w:val="21"/>
-                <w:szCs w:val="21"/>
+                <w:rFonts w:ascii="Calibri" w:hAnsi="Calibri" w:cs="Calibri"/>
+                <w:sz w:val="22"/>
+                <w:szCs w:val="22"/>
               </w:rPr>
             </w:pPr>
             <w:r>
               <w:rPr>
                 <w:rFonts w:ascii="Calibri" w:hAnsi="Calibri" w:cs="Calibri"/>
-                <w:sz w:val="21"/>
-                <w:szCs w:val="21"/>
-              </w:rPr>
-              <w:t>Reduced email volume by 40% for college professors, answering repetitive student questions</w:t>
-            </w:r>
-            <w:r>
-              <w:rPr>
-                <w:sz w:val="21"/>
-                <w:szCs w:val="21"/>
-              </w:rPr>
-              <w:t>.</w:t>
+                <w:sz w:val="22"/>
+                <w:szCs w:val="22"/>
+              </w:rPr>
+              <w:t xml:space="preserve">Developed a game-playing AI agent using </w:t>
+            </w:r>
+            <w:r>
+              <w:rPr>
+                <w:rFonts w:ascii="Calibri" w:hAnsi="Calibri" w:cs="Calibri"/>
+                <w:b/>
+                <w:bCs/>
+                <w:sz w:val="22"/>
+                <w:szCs w:val="22"/>
+              </w:rPr>
+              <w:t>Minimax with Alpha-Beta pruning</w:t>
+            </w:r>
+            <w:r>
+              <w:rPr>
+                <w:rFonts w:ascii="Calibri" w:hAnsi="Calibri" w:cs="Calibri"/>
+                <w:sz w:val="22"/>
+                <w:szCs w:val="22"/>
+              </w:rPr>
+              <w:t xml:space="preserve"> to </w:t>
+            </w:r>
+            <w:r>
+              <w:rPr>
+                <w:rFonts w:ascii="Calibri" w:hAnsi="Calibri" w:cs="Calibri"/>
+                <w:sz w:val="22"/>
+                <w:szCs w:val="22"/>
+              </w:rPr>
+              <w:t>optimize move</w:t>
+            </w:r>
+            <w:r>
+              <w:rPr>
+                <w:rFonts w:ascii="Calibri" w:hAnsi="Calibri" w:cs="Calibri"/>
+                <w:sz w:val="22"/>
+                <w:szCs w:val="22"/>
+              </w:rPr>
+              <w:t xml:space="preserve"> </w:t>
+            </w:r>
+            <w:r>
+              <w:rPr>
+                <w:rFonts w:ascii="Calibri" w:hAnsi="Calibri" w:cs="Calibri"/>
+                <w:sz w:val="22"/>
+                <w:szCs w:val="22"/>
+              </w:rPr>
+              <w:t>selection.</w:t>
             </w:r>
           </w:p>
           <w:p>
@@ -1287,89 +1243,59 @@
               </w:numPr>
               <w:rPr>
                 <w:rFonts w:ascii="Calibri" w:hAnsi="Calibri" w:cs="Calibri"/>
-                <w:sz w:val="21"/>
-                <w:szCs w:val="21"/>
+                <w:sz w:val="22"/>
+                <w:szCs w:val="22"/>
               </w:rPr>
             </w:pPr>
             <w:r>
               <w:rPr>
                 <w:rFonts w:ascii="Calibri" w:hAnsi="Calibri" w:cs="Calibri"/>
-                <w:sz w:val="21"/>
-                <w:szCs w:val="21"/>
-              </w:rPr>
-              <w:t xml:space="preserve">Utilized </w:t>
-            </w:r>
-            <w:r>
-              <w:rPr>
-                <w:rFonts w:ascii="Calibri" w:hAnsi="Calibri" w:cs="Calibri"/>
-                <w:i/>
-                <w:iCs/>
-                <w:sz w:val="21"/>
-                <w:szCs w:val="21"/>
-              </w:rPr>
-              <w:t>Gemini 2.0 Flash model</w:t>
-            </w:r>
-            <w:r>
-              <w:rPr>
-                <w:rFonts w:ascii="Calibri" w:hAnsi="Calibri" w:cs="Calibri"/>
-                <w:sz w:val="21"/>
-                <w:szCs w:val="21"/>
-              </w:rPr>
-              <w:t xml:space="preserve"> for </w:t>
-            </w:r>
-            <w:r>
-              <w:rPr>
-                <w:rFonts w:ascii="Calibri" w:hAnsi="Calibri" w:cs="Calibri"/>
-                <w:b/>
-                <w:bCs/>
-                <w:sz w:val="21"/>
-                <w:szCs w:val="21"/>
-              </w:rPr>
-              <w:t xml:space="preserve">Natural Language Processing, </w:t>
-            </w:r>
-            <w:r>
-              <w:rPr>
-                <w:rFonts w:ascii="Calibri" w:hAnsi="Calibri" w:cs="Calibri"/>
-                <w:sz w:val="21"/>
-                <w:szCs w:val="21"/>
-              </w:rPr>
-              <w:t xml:space="preserve">and </w:t>
-            </w:r>
-            <w:r>
-              <w:rPr>
-                <w:rFonts w:ascii="Calibri" w:hAnsi="Calibri" w:cs="Calibri"/>
-                <w:i/>
-                <w:iCs/>
-                <w:sz w:val="21"/>
-                <w:szCs w:val="21"/>
-              </w:rPr>
-              <w:t>Flask</w:t>
-            </w:r>
-            <w:r>
-              <w:rPr>
-                <w:rFonts w:ascii="Calibri" w:hAnsi="Calibri" w:cs="Calibri"/>
-                <w:sz w:val="21"/>
-                <w:szCs w:val="21"/>
-              </w:rPr>
-              <w:t xml:space="preserve"> for </w:t>
-            </w:r>
-            <w:r>
-              <w:rPr>
-                <w:rFonts w:ascii="Calibri" w:hAnsi="Calibri" w:cs="Calibri"/>
-                <w:b/>
-                <w:bCs/>
-                <w:sz w:val="21"/>
-                <w:szCs w:val="21"/>
-              </w:rPr>
-              <w:t>web development</w:t>
-            </w:r>
-            <w:r>
-              <w:rPr>
-                <w:rFonts w:ascii="Calibri" w:hAnsi="Calibri" w:cs="Calibri"/>
-                <w:sz w:val="21"/>
-                <w:szCs w:val="21"/>
-              </w:rPr>
-              <w:t>.</w:t>
+                <w:sz w:val="22"/>
+                <w:szCs w:val="22"/>
+              </w:rPr>
+              <w:t xml:space="preserve">Implemented a </w:t>
+            </w:r>
+            <w:r>
+              <w:rPr>
+                <w:rFonts w:ascii="Calibri" w:hAnsi="Calibri" w:cs="Calibri"/>
+                <w:b/>
+                <w:bCs/>
+                <w:sz w:val="22"/>
+                <w:szCs w:val="22"/>
+              </w:rPr>
+              <w:t>heuristic evaluation function</w:t>
+            </w:r>
+            <w:r>
+              <w:rPr>
+                <w:rFonts w:ascii="Calibri" w:hAnsi="Calibri" w:cs="Calibri"/>
+                <w:sz w:val="22"/>
+                <w:szCs w:val="22"/>
+              </w:rPr>
+              <w:t xml:space="preserve"> to guide agent</w:t>
+            </w:r>
+            <w:r>
+              <w:rPr>
+                <w:rFonts w:ascii="Calibri" w:hAnsi="Calibri" w:cs="Calibri"/>
+                <w:sz w:val="22"/>
+                <w:szCs w:val="22"/>
+              </w:rPr>
+              <w:t>’s</w:t>
+            </w:r>
+            <w:r>
+              <w:rPr>
+                <w:rFonts w:ascii="Calibri" w:hAnsi="Calibri" w:cs="Calibri"/>
+                <w:sz w:val="22"/>
+                <w:szCs w:val="22"/>
+              </w:rPr>
+              <w:t xml:space="preserve"> decision-making and </w:t>
+            </w:r>
+            <w:r>
+              <w:rPr>
+                <w:rFonts w:ascii="Calibri" w:hAnsi="Calibri" w:cs="Calibri"/>
+                <w:sz w:val="22"/>
+                <w:szCs w:val="22"/>
+              </w:rPr>
+              <w:t xml:space="preserve">improve pruning efficiency. </w:t>
             </w:r>
           </w:p>
           <w:p>
@@ -1381,17 +1307,60 @@
               </w:numPr>
               <w:rPr>
                 <w:rFonts w:ascii="Calibri" w:hAnsi="Calibri" w:cs="Calibri"/>
-                <w:sz w:val="21"/>
-                <w:szCs w:val="21"/>
+                <w:sz w:val="22"/>
+                <w:szCs w:val="22"/>
               </w:rPr>
             </w:pPr>
             <w:r>
               <w:rPr>
                 <w:rFonts w:ascii="Calibri" w:hAnsi="Calibri" w:cs="Calibri"/>
-                <w:sz w:val="21"/>
-                <w:szCs w:val="21"/>
-              </w:rPr>
-              <w:t>Produced context-aware responses to student inquiries.</w:t>
+                <w:color w:val="000000" w:themeColor="text1"/>
+                <w:sz w:val="22"/>
+                <w:szCs w:val="22"/>
+              </w:rPr>
+              <w:t>Built</w:t>
+            </w:r>
+            <w:r>
+              <w:rPr>
+                <w:rFonts w:ascii="Calibri" w:hAnsi="Calibri" w:cs="Calibri"/>
+                <w:color w:val="EE0000"/>
+                <w:sz w:val="22"/>
+                <w:szCs w:val="22"/>
+              </w:rPr>
+              <w:t xml:space="preserve"> </w:t>
+            </w:r>
+            <w:r>
+              <w:rPr>
+                <w:rFonts w:ascii="Calibri" w:hAnsi="Calibri" w:cs="Calibri"/>
+                <w:color w:val="000000" w:themeColor="text1"/>
+                <w:sz w:val="22"/>
+                <w:szCs w:val="22"/>
+              </w:rPr>
+              <w:t xml:space="preserve">a </w:t>
+            </w:r>
+            <w:r>
+              <w:rPr>
+                <w:rFonts w:ascii="Calibri" w:hAnsi="Calibri" w:cs="Calibri"/>
+                <w:sz w:val="22"/>
+                <w:szCs w:val="22"/>
+              </w:rPr>
+              <w:t xml:space="preserve">persona-driven dialogue component, enabling the agent to </w:t>
+            </w:r>
+            <w:r>
+              <w:rPr>
+                <w:rFonts w:ascii="Calibri" w:hAnsi="Calibri" w:cs="Calibri"/>
+                <w:sz w:val="22"/>
+                <w:szCs w:val="22"/>
+              </w:rPr>
+              <w:t>express a competitive personality through context</w:t>
+            </w:r>
+            <w:r>
+              <w:rPr>
+                <w:rFonts w:ascii="Calibri" w:hAnsi="Calibri" w:cs="Calibri"/>
+                <w:sz w:val="22"/>
+                <w:szCs w:val="22"/>
+              </w:rPr>
+              <w:t>-aware utterances that reflect the game state and opponent behavior.</w:t>
             </w:r>
           </w:p>
         </w:tc>
@@ -1399,14 +1368,16 @@
       <w:tr>
         <w:tc>
           <w:tcPr>
-            <w:tcW w:w="7380" w:type="dxa"/>
+            <w:tcW w:w="8010" w:type="dxa"/>
           </w:tcPr>
           <w:p>
             <w:pPr>
               <w:rPr>
                 <w:rFonts w:ascii="Calibri" w:hAnsi="Calibri" w:cs="Calibri"/>
-                <w:sz w:val="21"/>
-                <w:szCs w:val="21"/>
+                <w:b/>
+                <w:bCs/>
+                <w:sz w:val="22"/>
+                <w:szCs w:val="22"/>
               </w:rPr>
             </w:pPr>
             <w:r>
@@ -1414,41 +1385,34 @@
                 <w:rFonts w:ascii="Calibri" w:hAnsi="Calibri" w:cs="Calibri"/>
                 <w:b/>
                 <w:bCs/>
-                <w:sz w:val="21"/>
-                <w:szCs w:val="21"/>
-              </w:rPr>
-              <w:t xml:space="preserve">Plant Parenthood Web App </w:t>
-            </w:r>
-            <w:r>
-              <w:rPr>
-                <w:rFonts w:ascii="Calibri" w:hAnsi="Calibri" w:cs="Calibri"/>
-                <w:sz w:val="21"/>
-                <w:szCs w:val="21"/>
-              </w:rPr>
-              <w:t>| https://plant-parenthood-3a5c5.web.app/login</w:t>
+                <w:sz w:val="22"/>
+                <w:szCs w:val="22"/>
+              </w:rPr>
+              <w:t xml:space="preserve">AI Marketing Automation System </w:t>
             </w:r>
           </w:p>
         </w:tc>
         <w:tc>
           <w:tcPr>
-            <w:tcW w:w="3420" w:type="dxa"/>
+            <w:tcW w:w="2790" w:type="dxa"/>
+            <w:gridSpan w:val="3"/>
           </w:tcPr>
           <w:p>
             <w:pPr>
               <w:jc w:val="right"/>
               <w:rPr>
                 <w:rFonts w:ascii="Calibri" w:hAnsi="Calibri" w:cs="Calibri"/>
-                <w:sz w:val="21"/>
-                <w:szCs w:val="21"/>
+                <w:sz w:val="22"/>
+                <w:szCs w:val="22"/>
               </w:rPr>
             </w:pPr>
             <w:r>
               <w:rPr>
                 <w:rFonts w:ascii="Calibri" w:hAnsi="Calibri" w:cs="Calibri"/>
-                <w:sz w:val="21"/>
-                <w:szCs w:val="21"/>
-              </w:rPr>
-              <w:t>February 2025 – June 2025</w:t>
+                <w:sz w:val="22"/>
+                <w:szCs w:val="22"/>
+              </w:rPr>
+              <w:t>January 2025 – March 2025</w:t>
             </w:r>
           </w:p>
         </w:tc>
@@ -1457,7 +1421,7 @@
         <w:tc>
           <w:tcPr>
             <w:tcW w:w="10800" w:type="dxa"/>
-            <w:gridSpan w:val="2"/>
+            <w:gridSpan w:val="4"/>
           </w:tcPr>
           <w:p>
             <w:pPr>
@@ -1468,17 +1432,35 @@
               </w:numPr>
               <w:rPr>
                 <w:rFonts w:ascii="Calibri" w:hAnsi="Calibri" w:cs="Calibri"/>
-                <w:sz w:val="21"/>
-                <w:szCs w:val="21"/>
+                <w:sz w:val="22"/>
+                <w:szCs w:val="22"/>
               </w:rPr>
             </w:pPr>
             <w:r>
               <w:rPr>
                 <w:rFonts w:ascii="Calibri" w:hAnsi="Calibri" w:cs="Calibri"/>
-                <w:sz w:val="21"/>
-                <w:szCs w:val="21"/>
-              </w:rPr>
-              <w:t>React and Firebase application empowering plant enthusiasts to track care routines, discover new species, and engage with a vibrant community.</w:t>
+                <w:sz w:val="22"/>
+                <w:szCs w:val="22"/>
+              </w:rPr>
+              <w:t xml:space="preserve">Built an AI-powered marketing automation system for Maintain Home Services (startup), saving </w:t>
+            </w:r>
+            <w:r>
+              <w:rPr>
+                <w:rFonts w:ascii="Calibri" w:hAnsi="Calibri" w:cs="Calibri"/>
+                <w:b/>
+                <w:bCs/>
+                <w:sz w:val="22"/>
+                <w:szCs w:val="22"/>
+              </w:rPr>
+              <w:t>$600/month</w:t>
+            </w:r>
+            <w:r>
+              <w:rPr>
+                <w:rFonts w:ascii="Calibri" w:hAnsi="Calibri" w:cs="Calibri"/>
+                <w:sz w:val="22"/>
+                <w:szCs w:val="22"/>
+              </w:rPr>
+              <w:t xml:space="preserve"> in manual marketing costs.</w:t>
             </w:r>
           </w:p>
           <w:p>
@@ -1490,17 +1472,119 @@
               </w:numPr>
               <w:rPr>
                 <w:rFonts w:ascii="Calibri" w:hAnsi="Calibri" w:cs="Calibri"/>
-                <w:sz w:val="21"/>
-                <w:szCs w:val="21"/>
+                <w:sz w:val="22"/>
+                <w:szCs w:val="22"/>
               </w:rPr>
             </w:pPr>
             <w:r>
               <w:rPr>
                 <w:rFonts w:ascii="Calibri" w:hAnsi="Calibri" w:cs="Calibri"/>
-                <w:sz w:val="21"/>
-                <w:szCs w:val="21"/>
-              </w:rPr>
-              <w:t>Implemented full CRUD community forum with posts, comments, likes, and tag filters.</w:t>
+                <w:sz w:val="22"/>
+                <w:szCs w:val="22"/>
+              </w:rPr>
+              <w:t>Developed</w:t>
+            </w:r>
+            <w:r>
+              <w:rPr>
+                <w:rFonts w:ascii="Calibri" w:hAnsi="Calibri" w:cs="Calibri"/>
+                <w:sz w:val="22"/>
+                <w:szCs w:val="22"/>
+              </w:rPr>
+              <w:t xml:space="preserve"> an automation pipeline using Make, </w:t>
+            </w:r>
+            <w:r>
+              <w:rPr>
+                <w:rFonts w:ascii="Calibri" w:hAnsi="Calibri" w:cs="Calibri"/>
+                <w:sz w:val="22"/>
+                <w:szCs w:val="22"/>
+              </w:rPr>
+              <w:t>n</w:t>
+            </w:r>
+            <w:r>
+              <w:rPr>
+                <w:rFonts w:ascii="Calibri" w:hAnsi="Calibri" w:cs="Calibri"/>
+                <w:sz w:val="22"/>
+                <w:szCs w:val="22"/>
+              </w:rPr>
+              <w:t>8</w:t>
+            </w:r>
+            <w:r>
+              <w:rPr>
+                <w:rFonts w:ascii="Calibri" w:hAnsi="Calibri" w:cs="Calibri"/>
+                <w:sz w:val="22"/>
+                <w:szCs w:val="22"/>
+              </w:rPr>
+              <w:t>n</w:t>
+            </w:r>
+            <w:r>
+              <w:rPr>
+                <w:rFonts w:ascii="Calibri" w:hAnsi="Calibri" w:cs="Calibri"/>
+                <w:sz w:val="22"/>
+                <w:szCs w:val="22"/>
+              </w:rPr>
+              <w:t>, and</w:t>
+            </w:r>
+            <w:r>
+              <w:rPr>
+                <w:rFonts w:ascii="Calibri" w:hAnsi="Calibri" w:cs="Calibri"/>
+                <w:b/>
+                <w:bCs/>
+                <w:sz w:val="22"/>
+                <w:szCs w:val="22"/>
+              </w:rPr>
+              <w:t xml:space="preserve"> </w:t>
+            </w:r>
+            <w:r>
+              <w:rPr>
+                <w:rFonts w:ascii="Calibri" w:hAnsi="Calibri" w:cs="Calibri"/>
+                <w:b/>
+                <w:bCs/>
+                <w:sz w:val="22"/>
+                <w:szCs w:val="22"/>
+              </w:rPr>
+              <w:t>Gemini</w:t>
+            </w:r>
+            <w:r>
+              <w:rPr>
+                <w:rFonts w:ascii="Calibri" w:hAnsi="Calibri" w:cs="Calibri"/>
+                <w:sz w:val="22"/>
+                <w:szCs w:val="22"/>
+              </w:rPr>
+              <w:t xml:space="preserve"> to transform</w:t>
+            </w:r>
+            <w:r>
+              <w:rPr>
+                <w:rFonts w:ascii="Calibri" w:hAnsi="Calibri" w:cs="Calibri"/>
+                <w:b/>
+                <w:bCs/>
+                <w:sz w:val="22"/>
+                <w:szCs w:val="22"/>
+              </w:rPr>
+              <w:t xml:space="preserve"> </w:t>
+            </w:r>
+            <w:r>
+              <w:rPr>
+                <w:rFonts w:ascii="Calibri" w:hAnsi="Calibri" w:cs="Calibri"/>
+                <w:sz w:val="22"/>
+                <w:szCs w:val="22"/>
+              </w:rPr>
+              <w:t xml:space="preserve">user inputs into fully generated </w:t>
+            </w:r>
+            <w:r>
+              <w:rPr>
+                <w:rFonts w:ascii="Calibri" w:hAnsi="Calibri" w:cs="Calibri"/>
+                <w:sz w:val="22"/>
+                <w:szCs w:val="22"/>
+              </w:rPr>
+              <w:t xml:space="preserve">and </w:t>
+            </w:r>
+            <w:r>
+              <w:rPr>
+                <w:rFonts w:ascii="Calibri" w:hAnsi="Calibri" w:cs="Calibri"/>
+                <w:sz w:val="22"/>
+                <w:szCs w:val="22"/>
+              </w:rPr>
+              <w:t>engaging social media posts.</w:t>
             </w:r>
           </w:p>
           <w:p>
@@ -1512,17 +1596,261 @@
               </w:numPr>
               <w:rPr>
                 <w:rFonts w:ascii="Calibri" w:hAnsi="Calibri" w:cs="Calibri"/>
-                <w:sz w:val="21"/>
-                <w:szCs w:val="21"/>
+                <w:sz w:val="22"/>
+                <w:szCs w:val="22"/>
               </w:rPr>
             </w:pPr>
             <w:r>
               <w:rPr>
                 <w:rFonts w:ascii="Calibri" w:hAnsi="Calibri" w:cs="Calibri"/>
-                <w:sz w:val="21"/>
-                <w:szCs w:val="21"/>
-              </w:rPr>
-              <w:t>Engineered plant recommendation engine with difficulty, season, and care filters.</w:t>
+                <w:b/>
+                <w:bCs/>
+                <w:sz w:val="22"/>
+                <w:szCs w:val="22"/>
+              </w:rPr>
+              <w:t xml:space="preserve">Applied Prompt </w:t>
+            </w:r>
+            <w:r>
+              <w:rPr>
+                <w:rFonts w:ascii="Calibri" w:hAnsi="Calibri" w:cs="Calibri"/>
+                <w:b/>
+                <w:bCs/>
+                <w:sz w:val="22"/>
+                <w:szCs w:val="22"/>
+              </w:rPr>
+              <w:t>Engineer</w:t>
+            </w:r>
+            <w:r>
+              <w:rPr>
+                <w:rFonts w:ascii="Calibri" w:hAnsi="Calibri" w:cs="Calibri"/>
+                <w:b/>
+                <w:bCs/>
+                <w:sz w:val="22"/>
+                <w:szCs w:val="22"/>
+              </w:rPr>
+              <w:t>ing</w:t>
+            </w:r>
+            <w:r>
+              <w:rPr>
+                <w:rFonts w:ascii="Calibri" w:hAnsi="Calibri" w:cs="Calibri"/>
+                <w:b/>
+                <w:bCs/>
+                <w:sz w:val="22"/>
+                <w:szCs w:val="22"/>
+              </w:rPr>
+              <w:t xml:space="preserve"> </w:t>
+            </w:r>
+            <w:r>
+              <w:rPr>
+                <w:rFonts w:ascii="Calibri" w:hAnsi="Calibri" w:cs="Calibri"/>
+                <w:sz w:val="22"/>
+                <w:szCs w:val="22"/>
+              </w:rPr>
+              <w:t>techniques</w:t>
+            </w:r>
+            <w:r>
+              <w:rPr>
+                <w:rFonts w:ascii="Calibri" w:hAnsi="Calibri" w:cs="Calibri"/>
+                <w:b/>
+                <w:bCs/>
+                <w:sz w:val="22"/>
+                <w:szCs w:val="22"/>
+              </w:rPr>
+              <w:t xml:space="preserve"> </w:t>
+            </w:r>
+            <w:r>
+              <w:rPr>
+                <w:rFonts w:ascii="Calibri" w:hAnsi="Calibri" w:cs="Calibri"/>
+                <w:sz w:val="22"/>
+                <w:szCs w:val="22"/>
+              </w:rPr>
+              <w:t xml:space="preserve">to </w:t>
+            </w:r>
+            <w:r>
+              <w:rPr>
+                <w:rFonts w:ascii="Calibri" w:hAnsi="Calibri" w:cs="Calibri"/>
+                <w:sz w:val="22"/>
+                <w:szCs w:val="22"/>
+              </w:rPr>
+              <w:t>design prompts that generated</w:t>
+            </w:r>
+            <w:r>
+              <w:rPr>
+                <w:rFonts w:ascii="Calibri" w:hAnsi="Calibri" w:cs="Calibri"/>
+                <w:sz w:val="22"/>
+                <w:szCs w:val="22"/>
+              </w:rPr>
+              <w:t xml:space="preserve"> brand-consistent captions aligned with the company’s marketing tone and product context.</w:t>
+            </w:r>
+          </w:p>
+        </w:tc>
+      </w:tr>
+      <w:tr>
+        <w:trPr>
+          <w:trHeight w:val="179"/>
+        </w:trPr>
+        <w:tc>
+          <w:tcPr>
+            <w:tcW w:w="8195" w:type="dxa"/>
+            <w:gridSpan w:val="2"/>
+          </w:tcPr>
+          <w:p>
+            <w:pPr>
+              <w:rPr>
+                <w:rFonts w:ascii="Calibri" w:hAnsi="Calibri" w:cs="Calibri"/>
+                <w:b/>
+                <w:bCs/>
+                <w:sz w:val="22"/>
+                <w:szCs w:val="22"/>
+              </w:rPr>
+            </w:pPr>
+            <w:r>
+              <w:rPr>
+                <w:rFonts w:ascii="Calibri" w:hAnsi="Calibri" w:cs="Calibri"/>
+                <w:b/>
+                <w:bCs/>
+                <w:sz w:val="22"/>
+                <w:szCs w:val="22"/>
+              </w:rPr>
+              <w:t>AI</w:t>
+            </w:r>
+            <w:r>
+              <w:rPr>
+                <w:rFonts w:ascii="Calibri" w:hAnsi="Calibri" w:cs="Calibri"/>
+                <w:b/>
+                <w:bCs/>
+                <w:sz w:val="22"/>
+                <w:szCs w:val="22"/>
+              </w:rPr>
+              <w:t>-P</w:t>
+            </w:r>
+            <w:r>
+              <w:rPr>
+                <w:rFonts w:ascii="Calibri" w:hAnsi="Calibri" w:cs="Calibri"/>
+                <w:b/>
+                <w:bCs/>
+                <w:sz w:val="22"/>
+                <w:szCs w:val="22"/>
+              </w:rPr>
+              <w:t>owered Application for</w:t>
+            </w:r>
+            <w:r>
+              <w:rPr>
+                <w:rFonts w:ascii="Calibri" w:hAnsi="Calibri" w:cs="Calibri"/>
+                <w:b/>
+                <w:bCs/>
+                <w:sz w:val="22"/>
+                <w:szCs w:val="22"/>
+              </w:rPr>
+              <w:t xml:space="preserve"> </w:t>
+            </w:r>
+            <w:r>
+              <w:rPr>
+                <w:rFonts w:ascii="Calibri" w:hAnsi="Calibri" w:cs="Calibri"/>
+                <w:b/>
+                <w:bCs/>
+                <w:sz w:val="22"/>
+                <w:szCs w:val="22"/>
+              </w:rPr>
+              <w:t xml:space="preserve">Professors </w:t>
+            </w:r>
+            <w:r>
+              <w:rPr>
+                <w:rFonts w:ascii="Calibri" w:hAnsi="Calibri" w:cs="Calibri"/>
+                <w:b/>
+                <w:bCs/>
+                <w:sz w:val="22"/>
+                <w:szCs w:val="22"/>
+              </w:rPr>
+              <w:t>| University of Washington</w:t>
+            </w:r>
+          </w:p>
+        </w:tc>
+        <w:tc>
+          <w:tcPr>
+            <w:tcW w:w="2605" w:type="dxa"/>
+            <w:gridSpan w:val="2"/>
+          </w:tcPr>
+          <w:p>
+            <w:pPr>
+              <w:jc w:val="right"/>
+              <w:rPr>
+                <w:rFonts w:ascii="Calibri" w:hAnsi="Calibri" w:cs="Calibri"/>
+                <w:sz w:val="22"/>
+                <w:szCs w:val="22"/>
+              </w:rPr>
+            </w:pPr>
+            <w:r>
+              <w:rPr>
+                <w:rFonts w:ascii="Calibri" w:hAnsi="Calibri" w:cs="Calibri"/>
+                <w:sz w:val="22"/>
+                <w:szCs w:val="22"/>
+              </w:rPr>
+              <w:t>May 2023 – October 2023</w:t>
+            </w:r>
+          </w:p>
+        </w:tc>
+      </w:tr>
+      <w:tr>
+        <w:tc>
+          <w:tcPr>
+            <w:tcW w:w="10800" w:type="dxa"/>
+            <w:gridSpan w:val="4"/>
+          </w:tcPr>
+          <w:p>
+            <w:pPr>
+              <w:pStyle w:val="ListParagraph"/>
+              <w:numPr>
+                <w:ilvl w:val="0"/>
+                <w:numId w:val="4"/>
+              </w:numPr>
+              <w:rPr>
+                <w:rFonts w:ascii="Calibri" w:hAnsi="Calibri" w:cs="Calibri"/>
+                <w:sz w:val="22"/>
+                <w:szCs w:val="22"/>
+              </w:rPr>
+            </w:pPr>
+            <w:r>
+              <w:rPr>
+                <w:rFonts w:ascii="Calibri" w:hAnsi="Calibri" w:cs="Calibri"/>
+                <w:sz w:val="22"/>
+                <w:szCs w:val="22"/>
+              </w:rPr>
+              <w:t>Developed an AI-</w:t>
+            </w:r>
+            <w:r>
+              <w:rPr>
+                <w:rFonts w:ascii="Calibri" w:hAnsi="Calibri" w:cs="Calibri"/>
+                <w:sz w:val="22"/>
+                <w:szCs w:val="22"/>
+              </w:rPr>
+              <w:t>integrated</w:t>
+            </w:r>
+            <w:r>
+              <w:rPr>
+                <w:rFonts w:ascii="Calibri" w:hAnsi="Calibri" w:cs="Calibri"/>
+                <w:sz w:val="22"/>
+                <w:szCs w:val="22"/>
+              </w:rPr>
+              <w:t xml:space="preserve"> web application using a </w:t>
+            </w:r>
+            <w:r>
+              <w:rPr>
+                <w:rFonts w:ascii="Calibri" w:hAnsi="Calibri" w:cs="Calibri"/>
+                <w:b/>
+                <w:bCs/>
+                <w:sz w:val="22"/>
+                <w:szCs w:val="22"/>
+              </w:rPr>
+              <w:t>RAG</w:t>
+            </w:r>
+            <w:r>
+              <w:rPr>
+                <w:rFonts w:ascii="Calibri" w:hAnsi="Calibri" w:cs="Calibri"/>
+                <w:sz w:val="22"/>
+                <w:szCs w:val="22"/>
+              </w:rPr>
+              <w:t xml:space="preserve"> pipeline that allowed students to receive instant, accurate answers to course-related questions.</w:t>
             </w:r>
           </w:p>
           <w:p>
@@ -1534,17 +1862,105 @@
               </w:numPr>
               <w:rPr>
                 <w:rFonts w:ascii="Calibri" w:hAnsi="Calibri" w:cs="Calibri"/>
-                <w:sz w:val="21"/>
-                <w:szCs w:val="21"/>
+                <w:sz w:val="22"/>
+                <w:szCs w:val="22"/>
               </w:rPr>
             </w:pPr>
             <w:r>
               <w:rPr>
                 <w:rFonts w:ascii="Calibri" w:hAnsi="Calibri" w:cs="Calibri"/>
-                <w:sz w:val="21"/>
-                <w:szCs w:val="21"/>
-              </w:rPr>
-              <w:t>Built care logging to track watering, fertilizing, moisture, and sunlight.</w:t>
+                <w:sz w:val="22"/>
+                <w:szCs w:val="22"/>
+              </w:rPr>
+              <w:t xml:space="preserve">Utilized Gemini 2.0 Flash </w:t>
+            </w:r>
+            <w:r>
+              <w:rPr>
+                <w:rFonts w:ascii="Calibri" w:hAnsi="Calibri" w:cs="Calibri"/>
+                <w:sz w:val="22"/>
+                <w:szCs w:val="22"/>
+              </w:rPr>
+              <w:t xml:space="preserve">model </w:t>
+            </w:r>
+            <w:r>
+              <w:rPr>
+                <w:rFonts w:ascii="Calibri" w:hAnsi="Calibri" w:cs="Calibri"/>
+                <w:sz w:val="22"/>
+                <w:szCs w:val="22"/>
+              </w:rPr>
+              <w:t>to generate answers to student questions based on retrieved course materials.</w:t>
+            </w:r>
+          </w:p>
+          <w:p>
+            <w:pPr>
+              <w:pStyle w:val="ListParagraph"/>
+              <w:numPr>
+                <w:ilvl w:val="0"/>
+                <w:numId w:val="4"/>
+              </w:numPr>
+              <w:rPr>
+                <w:rFonts w:ascii="Calibri" w:hAnsi="Calibri" w:cs="Calibri"/>
+                <w:sz w:val="22"/>
+                <w:szCs w:val="22"/>
+              </w:rPr>
+            </w:pPr>
+            <w:r>
+              <w:rPr>
+                <w:rFonts w:ascii="Calibri" w:hAnsi="Calibri" w:cs="Calibri"/>
+                <w:sz w:val="22"/>
+                <w:szCs w:val="22"/>
+              </w:rPr>
+              <w:t xml:space="preserve">Reduced </w:t>
+            </w:r>
+            <w:r>
+              <w:rPr>
+                <w:rFonts w:ascii="Calibri" w:hAnsi="Calibri" w:cs="Calibri"/>
+                <w:sz w:val="22"/>
+                <w:szCs w:val="22"/>
+              </w:rPr>
+              <w:t xml:space="preserve">professor’s </w:t>
+            </w:r>
+            <w:r>
+              <w:rPr>
+                <w:rFonts w:ascii="Calibri" w:hAnsi="Calibri" w:cs="Calibri"/>
+                <w:sz w:val="22"/>
+                <w:szCs w:val="22"/>
+              </w:rPr>
+              <w:t xml:space="preserve">email volume by </w:t>
+            </w:r>
+            <w:r>
+              <w:rPr>
+                <w:rFonts w:ascii="Calibri" w:hAnsi="Calibri" w:cs="Calibri"/>
+                <w:b/>
+                <w:bCs/>
+                <w:sz w:val="22"/>
+                <w:szCs w:val="22"/>
+              </w:rPr>
+              <w:t>40%</w:t>
+            </w:r>
+            <w:r>
+              <w:rPr>
+                <w:rFonts w:ascii="Calibri" w:hAnsi="Calibri" w:cs="Calibri"/>
+                <w:sz w:val="22"/>
+                <w:szCs w:val="22"/>
+              </w:rPr>
+              <w:t xml:space="preserve"> </w:t>
+            </w:r>
+            <w:r>
+              <w:rPr>
+                <w:rFonts w:ascii="Calibri" w:hAnsi="Calibri" w:cs="Calibri"/>
+                <w:sz w:val="22"/>
+                <w:szCs w:val="22"/>
+              </w:rPr>
+              <w:t xml:space="preserve">by </w:t>
+            </w:r>
+            <w:r>
+              <w:rPr>
+                <w:rFonts w:ascii="Calibri" w:hAnsi="Calibri" w:cs="Calibri"/>
+                <w:sz w:val="22"/>
+                <w:szCs w:val="22"/>
+              </w:rPr>
+              <w:t>answering repetitive student questions.</w:t>
             </w:r>
           </w:p>
         </w:tc>
@@ -1554,6 +1970,8 @@
       <w:pPr>
         <w:rPr>
           <w:rFonts w:ascii="Calibri" w:hAnsi="Calibri" w:cs="Calibri"/>
+          <w:sz w:val="18"/>
+          <w:szCs w:val="18"/>
         </w:rPr>
       </w:pPr>
     </w:p>
@@ -1561,11 +1979,15 @@
       <w:pPr>
         <w:rPr>
           <w:rFonts w:ascii="Calibri" w:hAnsi="Calibri" w:cs="Calibri"/>
+          <w:sz w:val="28"/>
+          <w:szCs w:val="28"/>
         </w:rPr>
       </w:pPr>
       <w:r>
         <w:rPr>
           <w:rFonts w:ascii="Calibri" w:hAnsi="Calibri" w:cs="Calibri"/>
+          <w:sz w:val="28"/>
+          <w:szCs w:val="28"/>
         </w:rPr>
         <w:t>TECHNICAL SKILLS</w:t>
       </w:r>
@@ -1593,8 +2015,8 @@
             <w:pPr>
               <w:rPr>
                 <w:rFonts w:ascii="Calibri" w:hAnsi="Calibri" w:cs="Calibri"/>
-                <w:sz w:val="21"/>
-                <w:szCs w:val="21"/>
+                <w:sz w:val="22"/>
+                <w:szCs w:val="22"/>
               </w:rPr>
             </w:pPr>
             <w:r>
@@ -1602,24 +2024,24 @@
                 <w:rFonts w:ascii="Calibri" w:hAnsi="Calibri" w:cs="Calibri"/>
                 <w:b/>
                 <w:bCs/>
-                <w:sz w:val="21"/>
-                <w:szCs w:val="21"/>
+                <w:sz w:val="22"/>
+                <w:szCs w:val="22"/>
               </w:rPr>
               <w:t xml:space="preserve">Languages: </w:t>
             </w:r>
             <w:r>
               <w:rPr>
                 <w:rFonts w:ascii="Calibri" w:hAnsi="Calibri" w:cs="Calibri"/>
-                <w:sz w:val="21"/>
-                <w:szCs w:val="21"/>
+                <w:sz w:val="22"/>
+                <w:szCs w:val="22"/>
               </w:rPr>
               <w:t>Python, Java, C++, R, SQL, HTML, JavaScript</w:t>
             </w:r>
             <w:r>
               <w:rPr>
                 <w:rFonts w:ascii="Calibri" w:hAnsi="Calibri" w:cs="Calibri"/>
-                <w:sz w:val="21"/>
-                <w:szCs w:val="21"/>
+                <w:sz w:val="22"/>
+                <w:szCs w:val="22"/>
               </w:rPr>
               <w:t>.</w:t>
             </w:r>
@@ -1628,8 +2050,8 @@
             <w:pPr>
               <w:rPr>
                 <w:rFonts w:ascii="Calibri" w:hAnsi="Calibri" w:cs="Calibri"/>
-                <w:sz w:val="21"/>
-                <w:szCs w:val="21"/>
+                <w:sz w:val="22"/>
+                <w:szCs w:val="22"/>
               </w:rPr>
             </w:pPr>
             <w:r>
@@ -1637,8 +2059,8 @@
                 <w:rFonts w:ascii="Calibri" w:hAnsi="Calibri" w:cs="Calibri"/>
                 <w:b/>
                 <w:bCs/>
-                <w:sz w:val="21"/>
-                <w:szCs w:val="21"/>
+                <w:sz w:val="22"/>
+                <w:szCs w:val="22"/>
               </w:rPr>
               <w:t>Frameworks</w:t>
             </w:r>
@@ -1647,26 +2069,56 @@
                 <w:rFonts w:ascii="Calibri" w:hAnsi="Calibri" w:cs="Calibri"/>
                 <w:b/>
                 <w:bCs/>
-                <w:sz w:val="21"/>
-                <w:szCs w:val="21"/>
+                <w:sz w:val="22"/>
+                <w:szCs w:val="22"/>
               </w:rPr>
               <w:t xml:space="preserve">: </w:t>
             </w:r>
             <w:r>
               <w:rPr>
                 <w:rFonts w:ascii="Calibri" w:hAnsi="Calibri" w:cs="Calibri"/>
-                <w:sz w:val="21"/>
-                <w:szCs w:val="21"/>
+                <w:b/>
+                <w:bCs/>
+                <w:sz w:val="22"/>
+                <w:szCs w:val="22"/>
+              </w:rPr>
+              <w:t>PyTorch</w:t>
+            </w:r>
+            <w:r>
+              <w:rPr>
+                <w:rFonts w:ascii="Calibri" w:hAnsi="Calibri" w:cs="Calibri"/>
+                <w:b/>
+                <w:bCs/>
+                <w:sz w:val="22"/>
+                <w:szCs w:val="22"/>
+              </w:rPr>
+              <w:t xml:space="preserve">, </w:t>
+            </w:r>
+            <w:r>
+              <w:rPr>
+                <w:rFonts w:ascii="Calibri" w:hAnsi="Calibri" w:cs="Calibri"/>
+                <w:b/>
+                <w:bCs/>
+                <w:sz w:val="22"/>
+                <w:szCs w:val="22"/>
+              </w:rPr>
+              <w:t xml:space="preserve">DSPy, </w:t>
+            </w:r>
+            <w:r>
+              <w:rPr>
+                <w:rFonts w:ascii="Calibri" w:hAnsi="Calibri" w:cs="Calibri"/>
+                <w:sz w:val="22"/>
+                <w:szCs w:val="22"/>
               </w:rPr>
               <w:t>React, Spring</w:t>
             </w:r>
             <w:r>
               <w:rPr>
                 <w:rFonts w:ascii="Calibri" w:hAnsi="Calibri" w:cs="Calibri"/>
-                <w:sz w:val="21"/>
-                <w:szCs w:val="21"/>
-              </w:rPr>
-              <w:t>, TensorFlow (learning currently).</w:t>
+                <w:sz w:val="22"/>
+                <w:szCs w:val="22"/>
+              </w:rPr>
+              <w:t>.</w:t>
             </w:r>
           </w:p>
           <w:p>
@@ -1676,8 +2128,8 @@
               </w:tabs>
               <w:rPr>
                 <w:rFonts w:ascii="Calibri" w:hAnsi="Calibri" w:cs="Calibri"/>
-                <w:sz w:val="21"/>
-                <w:szCs w:val="21"/>
+                <w:sz w:val="22"/>
+                <w:szCs w:val="22"/>
               </w:rPr>
             </w:pPr>
             <w:r>
@@ -1685,18 +2137,76 @@
                 <w:rFonts w:ascii="Calibri" w:hAnsi="Calibri" w:cs="Calibri"/>
                 <w:b/>
                 <w:bCs/>
-                <w:sz w:val="21"/>
-                <w:szCs w:val="21"/>
-              </w:rPr>
-              <w:t>Custom GPTs:</w:t>
-            </w:r>
-            <w:r>
-              <w:rPr>
-                <w:rFonts w:ascii="Calibri" w:hAnsi="Calibri" w:cs="Calibri"/>
-                <w:sz w:val="21"/>
-                <w:szCs w:val="21"/>
-              </w:rPr>
-              <w:t xml:space="preserve"> Created custom GPTs for domain-specific tasks in academics, professional work, and routine tasks.</w:t>
+                <w:sz w:val="22"/>
+                <w:szCs w:val="22"/>
+              </w:rPr>
+              <w:t>AI/ML Techniques</w:t>
+            </w:r>
+            <w:r>
+              <w:rPr>
+                <w:rFonts w:ascii="Calibri" w:hAnsi="Calibri" w:cs="Calibri"/>
+                <w:b/>
+                <w:bCs/>
+                <w:sz w:val="22"/>
+                <w:szCs w:val="22"/>
+              </w:rPr>
+              <w:t>:</w:t>
+            </w:r>
+            <w:r>
+              <w:rPr>
+                <w:rFonts w:ascii="Calibri" w:hAnsi="Calibri" w:cs="Calibri"/>
+                <w:sz w:val="22"/>
+                <w:szCs w:val="22"/>
+              </w:rPr>
+              <w:t xml:space="preserve"> </w:t>
+            </w:r>
+            <w:r>
+              <w:rPr>
+                <w:rFonts w:ascii="Calibri" w:hAnsi="Calibri" w:cs="Calibri"/>
+                <w:sz w:val="22"/>
+                <w:szCs w:val="22"/>
+              </w:rPr>
+              <w:t xml:space="preserve">Reinforcement learning (Q-learning, </w:t>
+            </w:r>
+            <w:r>
+              <w:rPr>
+                <w:rFonts w:ascii="Calibri" w:hAnsi="Calibri" w:cs="Calibri"/>
+                <w:sz w:val="22"/>
+                <w:szCs w:val="22"/>
+              </w:rPr>
+              <w:t>Markov Decision Process</w:t>
+            </w:r>
+            <w:r>
+              <w:rPr>
+                <w:rFonts w:ascii="Calibri" w:hAnsi="Calibri" w:cs="Calibri"/>
+                <w:sz w:val="22"/>
+                <w:szCs w:val="22"/>
+              </w:rPr>
+              <w:t>, value iteration), heuristic &amp; search algorithms (A*, IDDFS, UCS), adversarial search (minimax, alpha-beta pruning, expectimax)</w:t>
+            </w:r>
+            <w:r>
+              <w:rPr>
+                <w:rFonts w:ascii="Calibri" w:hAnsi="Calibri" w:cs="Calibri"/>
+                <w:sz w:val="22"/>
+                <w:szCs w:val="22"/>
+              </w:rPr>
+              <w:t>,</w:t>
+            </w:r>
+            <w:r>
+              <w:rPr>
+                <w:rFonts w:ascii="Calibri" w:hAnsi="Calibri" w:cs="Calibri"/>
+                <w:sz w:val="22"/>
+                <w:szCs w:val="22"/>
+              </w:rPr>
+              <w:t xml:space="preserve"> </w:t>
+            </w:r>
+            <w:r>
+              <w:rPr>
+                <w:rFonts w:ascii="Calibri" w:hAnsi="Calibri" w:cs="Calibri"/>
+                <w:sz w:val="22"/>
+                <w:szCs w:val="22"/>
+              </w:rPr>
+              <w:t>logistic regression, linear regression, k-NN, decision trees, deep learning &amp; LLMs.</w:t>
             </w:r>
           </w:p>
           <w:p>
@@ -1706,8 +2216,8 @@
               </w:tabs>
               <w:rPr>
                 <w:rFonts w:ascii="Calibri" w:hAnsi="Calibri" w:cs="Calibri"/>
-                <w:sz w:val="21"/>
-                <w:szCs w:val="21"/>
+                <w:sz w:val="22"/>
+                <w:szCs w:val="22"/>
               </w:rPr>
             </w:pPr>
             <w:r>
@@ -1715,26 +2225,29 @@
                 <w:rFonts w:ascii="Calibri" w:hAnsi="Calibri" w:cs="Calibri"/>
                 <w:b/>
                 <w:bCs/>
-                <w:sz w:val="21"/>
-                <w:szCs w:val="21"/>
+                <w:sz w:val="22"/>
+                <w:szCs w:val="22"/>
               </w:rPr>
               <w:t xml:space="preserve">Database Management &amp; Analytics: </w:t>
             </w:r>
             <w:r>
               <w:rPr>
                 <w:rFonts w:ascii="Calibri" w:hAnsi="Calibri" w:cs="Calibri"/>
-                <w:sz w:val="21"/>
-                <w:szCs w:val="21"/>
-              </w:rPr>
-              <w:t>Skilled in SQL, R, and AWS (DynamoDB, RDS).</w:t>
+                <w:sz w:val="22"/>
+                <w:szCs w:val="22"/>
+              </w:rPr>
+              <w:t>OpenSearch (semantic + vector search), vector databases</w:t>
+            </w:r>
+            <w:r>
+              <w:t>.</w:t>
             </w:r>
           </w:p>
           <w:p>
             <w:pPr>
               <w:rPr>
                 <w:rFonts w:ascii="Calibri" w:hAnsi="Calibri" w:cs="Calibri"/>
-                <w:sz w:val="21"/>
-                <w:szCs w:val="21"/>
+                <w:sz w:val="22"/>
+                <w:szCs w:val="22"/>
               </w:rPr>
             </w:pPr>
             <w:r>
@@ -1742,26 +2255,108 @@
                 <w:rFonts w:ascii="Calibri" w:hAnsi="Calibri" w:cs="Calibri"/>
                 <w:b/>
                 <w:bCs/>
-                <w:sz w:val="21"/>
-                <w:szCs w:val="21"/>
-              </w:rPr>
-              <w:t xml:space="preserve">AI Cloud practitioner: </w:t>
-            </w:r>
-            <w:r>
-              <w:rPr>
-                <w:rFonts w:ascii="Calibri" w:hAnsi="Calibri" w:cs="Calibri"/>
-                <w:sz w:val="21"/>
-                <w:szCs w:val="21"/>
-              </w:rPr>
-              <w:t>Hands-on experience deploying scalable applications using industry best practices.</w:t>
+                <w:sz w:val="22"/>
+                <w:szCs w:val="22"/>
+              </w:rPr>
+              <w:t xml:space="preserve">Tools: </w:t>
+            </w:r>
+            <w:r>
+              <w:rPr>
+                <w:rFonts w:ascii="Calibri" w:hAnsi="Calibri" w:cs="Calibri"/>
+                <w:sz w:val="22"/>
+                <w:szCs w:val="22"/>
+              </w:rPr>
+              <w:t xml:space="preserve">Claude, </w:t>
+            </w:r>
+            <w:r>
+              <w:rPr>
+                <w:rFonts w:ascii="Calibri" w:hAnsi="Calibri" w:cs="Calibri"/>
+                <w:sz w:val="22"/>
+                <w:szCs w:val="22"/>
+              </w:rPr>
+              <w:t xml:space="preserve">Amazon Q &amp; GitHub </w:t>
+            </w:r>
+            <w:r>
+              <w:rPr>
+                <w:rFonts w:ascii="Calibri" w:hAnsi="Calibri" w:cs="Calibri"/>
+                <w:sz w:val="22"/>
+                <w:szCs w:val="22"/>
+              </w:rPr>
+              <w:t>C</w:t>
+            </w:r>
+            <w:r>
+              <w:rPr>
+                <w:rFonts w:ascii="Calibri" w:hAnsi="Calibri" w:cs="Calibri"/>
+                <w:sz w:val="22"/>
+                <w:szCs w:val="22"/>
+              </w:rPr>
+              <w:t>o</w:t>
+            </w:r>
+            <w:r>
+              <w:rPr>
+                <w:rFonts w:ascii="Calibri" w:hAnsi="Calibri" w:cs="Calibri"/>
+                <w:sz w:val="22"/>
+                <w:szCs w:val="22"/>
+              </w:rPr>
+              <w:t>P</w:t>
+            </w:r>
+            <w:r>
+              <w:rPr>
+                <w:rFonts w:ascii="Calibri" w:hAnsi="Calibri" w:cs="Calibri"/>
+                <w:sz w:val="22"/>
+                <w:szCs w:val="22"/>
+              </w:rPr>
+              <w:t xml:space="preserve">ilot for faster development; </w:t>
+            </w:r>
+            <w:r>
+              <w:rPr>
+                <w:rFonts w:ascii="Calibri" w:hAnsi="Calibri" w:cs="Calibri"/>
+                <w:sz w:val="22"/>
+                <w:szCs w:val="22"/>
+              </w:rPr>
+              <w:t xml:space="preserve">Git &amp; GitHub for version controlling and collaboration; </w:t>
+            </w:r>
+            <w:r>
+              <w:rPr>
+                <w:rFonts w:ascii="Calibri" w:hAnsi="Calibri" w:cs="Calibri"/>
+                <w:sz w:val="22"/>
+                <w:szCs w:val="22"/>
+              </w:rPr>
+              <w:t xml:space="preserve">Postman &amp; Swagger for testing API </w:t>
+            </w:r>
+            <w:r>
+              <w:rPr>
+                <w:rFonts w:ascii="Calibri" w:hAnsi="Calibri" w:cs="Calibri"/>
+                <w:sz w:val="22"/>
+                <w:szCs w:val="22"/>
+              </w:rPr>
+              <w:t>endpoints</w:t>
+            </w:r>
+            <w:r>
+              <w:rPr>
+                <w:rFonts w:ascii="Calibri" w:hAnsi="Calibri" w:cs="Calibri"/>
+                <w:sz w:val="22"/>
+                <w:szCs w:val="22"/>
+              </w:rPr>
+              <w:t>; Docker</w:t>
+            </w:r>
+            <w:r>
+              <w:rPr>
+                <w:rFonts w:ascii="Calibri" w:hAnsi="Calibri" w:cs="Calibri"/>
+                <w:sz w:val="22"/>
+                <w:szCs w:val="22"/>
+              </w:rPr>
+              <w:t xml:space="preserve"> for running containerized applications.</w:t>
             </w:r>
           </w:p>
           <w:p>
             <w:pPr>
               <w:rPr>
                 <w:rFonts w:ascii="Calibri" w:hAnsi="Calibri" w:cs="Calibri"/>
-                <w:sz w:val="21"/>
-                <w:szCs w:val="21"/>
+                <w:b/>
+                <w:bCs/>
+                <w:sz w:val="22"/>
+                <w:szCs w:val="22"/>
               </w:rPr>
             </w:pPr>
             <w:r>
@@ -1769,116 +2364,8 @@
                 <w:rFonts w:ascii="Calibri" w:hAnsi="Calibri" w:cs="Calibri"/>
                 <w:b/>
                 <w:bCs/>
-                <w:sz w:val="21"/>
-                <w:szCs w:val="21"/>
-              </w:rPr>
-              <w:t xml:space="preserve">Tools: </w:t>
-            </w:r>
-            <w:r>
-              <w:rPr>
-                <w:rFonts w:ascii="Calibri" w:hAnsi="Calibri" w:cs="Calibri"/>
-                <w:sz w:val="21"/>
-                <w:szCs w:val="21"/>
-              </w:rPr>
-              <w:t xml:space="preserve">Amazon Q &amp; GitHub co-pilot for faster development; </w:t>
-            </w:r>
-            <w:r>
-              <w:rPr>
-                <w:rFonts w:ascii="Calibri" w:hAnsi="Calibri" w:cs="Calibri"/>
-                <w:sz w:val="21"/>
-                <w:szCs w:val="21"/>
-              </w:rPr>
-              <w:t xml:space="preserve">Git &amp; GitHub for version controlling and collaboration; </w:t>
-            </w:r>
-            <w:r>
-              <w:rPr>
-                <w:rFonts w:ascii="Calibri" w:hAnsi="Calibri" w:cs="Calibri"/>
-                <w:sz w:val="21"/>
-                <w:szCs w:val="21"/>
-              </w:rPr>
-              <w:t xml:space="preserve">Postman &amp; Swagger for testing API </w:t>
-            </w:r>
-            <w:r>
-              <w:rPr>
-                <w:rFonts w:ascii="Calibri" w:hAnsi="Calibri" w:cs="Calibri"/>
-                <w:sz w:val="21"/>
-                <w:szCs w:val="21"/>
-              </w:rPr>
-              <w:t>endpoints.</w:t>
-            </w:r>
-            <w:r>
-              <w:rPr>
-                <w:rFonts w:ascii="Calibri" w:hAnsi="Calibri" w:cs="Calibri"/>
-                <w:sz w:val="21"/>
-                <w:szCs w:val="21"/>
-              </w:rPr>
-              <w:t xml:space="preserve"> </w:t>
-            </w:r>
-          </w:p>
-          <w:p>
-            <w:pPr>
-              <w:rPr>
-                <w:rFonts w:ascii="Calibri" w:hAnsi="Calibri" w:cs="Calibri"/>
-                <w:sz w:val="21"/>
-                <w:szCs w:val="21"/>
-              </w:rPr>
-            </w:pPr>
-            <w:r>
-              <w:rPr>
-                <w:rFonts w:ascii="Calibri" w:hAnsi="Calibri" w:cs="Calibri"/>
-                <w:b/>
-                <w:bCs/>
-                <w:sz w:val="21"/>
-                <w:szCs w:val="21"/>
-              </w:rPr>
-              <w:t>Cisco certified Technician</w:t>
-            </w:r>
-            <w:r>
-              <w:rPr>
-                <w:rFonts w:ascii="Calibri" w:hAnsi="Calibri" w:cs="Calibri"/>
-                <w:b/>
-                <w:bCs/>
-                <w:sz w:val="21"/>
-                <w:szCs w:val="21"/>
-              </w:rPr>
-              <w:t xml:space="preserve"> (CCT)</w:t>
-            </w:r>
-            <w:r>
-              <w:rPr>
-                <w:rFonts w:ascii="Calibri" w:hAnsi="Calibri" w:cs="Calibri"/>
-                <w:b/>
-                <w:bCs/>
-                <w:sz w:val="21"/>
-                <w:szCs w:val="21"/>
-              </w:rPr>
-              <w:t>:</w:t>
-            </w:r>
-            <w:r>
-              <w:rPr>
-                <w:rFonts w:ascii="Calibri" w:hAnsi="Calibri" w:cs="Calibri"/>
-                <w:sz w:val="21"/>
-                <w:szCs w:val="21"/>
-              </w:rPr>
-              <w:t xml:space="preserve"> Networking Fundamentals, OSI model, TCP/IP knowledge.</w:t>
-            </w:r>
-          </w:p>
-          <w:p>
-            <w:pPr>
-              <w:rPr>
-                <w:rFonts w:ascii="Calibri" w:hAnsi="Calibri" w:cs="Calibri"/>
-                <w:b/>
-                <w:bCs/>
-                <w:sz w:val="21"/>
-                <w:szCs w:val="21"/>
-              </w:rPr>
-            </w:pPr>
-            <w:r>
-              <w:rPr>
-                <w:rFonts w:ascii="Calibri" w:hAnsi="Calibri" w:cs="Calibri"/>
-                <w:b/>
-                <w:bCs/>
-                <w:sz w:val="21"/>
-                <w:szCs w:val="21"/>
+                <w:sz w:val="22"/>
+                <w:szCs w:val="22"/>
               </w:rPr>
               <w:t>Methodol</w:t>
             </w:r>
@@ -1887,16 +2374,16 @@
                 <w:rFonts w:ascii="Calibri" w:hAnsi="Calibri" w:cs="Calibri"/>
                 <w:b/>
                 <w:bCs/>
-                <w:sz w:val="21"/>
-                <w:szCs w:val="21"/>
+                <w:sz w:val="22"/>
+                <w:szCs w:val="22"/>
               </w:rPr>
               <w:t xml:space="preserve">ogies: </w:t>
             </w:r>
             <w:r>
               <w:rPr>
                 <w:rFonts w:ascii="Calibri" w:hAnsi="Calibri" w:cs="Calibri"/>
-                <w:sz w:val="21"/>
-                <w:szCs w:val="21"/>
+                <w:sz w:val="22"/>
+                <w:szCs w:val="22"/>
               </w:rPr>
               <w:t xml:space="preserve">hybrid </w:t>
             </w:r>
@@ -1905,24 +2392,40 @@
                 <w:rFonts w:ascii="Calibri" w:hAnsi="Calibri" w:cs="Calibri"/>
                 <w:b/>
                 <w:bCs/>
-                <w:sz w:val="21"/>
-                <w:szCs w:val="21"/>
+                <w:sz w:val="22"/>
+                <w:szCs w:val="22"/>
               </w:rPr>
               <w:t>Water-Scrum-Fall</w:t>
             </w:r>
             <w:r>
               <w:rPr>
                 <w:rFonts w:ascii="Calibri" w:hAnsi="Calibri" w:cs="Calibri"/>
-                <w:sz w:val="21"/>
-                <w:szCs w:val="21"/>
-              </w:rPr>
-              <w:t xml:space="preserve"> approach used during Tech Mahindra Internship </w:t>
+                <w:sz w:val="22"/>
+                <w:szCs w:val="22"/>
+              </w:rPr>
+              <w:t xml:space="preserve"> approach used during Tech Mahindra Internship</w:t>
+            </w:r>
+            <w:r>
+              <w:rPr>
+                <w:rFonts w:ascii="Calibri" w:hAnsi="Calibri" w:cs="Calibri"/>
+                <w:sz w:val="22"/>
+                <w:szCs w:val="22"/>
+              </w:rPr>
+              <w:t>.</w:t>
             </w:r>
           </w:p>
         </w:tc>
       </w:tr>
     </w:tbl>
-    <w:p/>
+    <w:p>
+      <w:pPr>
+        <w:rPr>
+          <w:rFonts w:ascii="Calibri" w:hAnsi="Calibri" w:cs="Calibri"/>
+          <w:sz w:val="28"/>
+          <w:szCs w:val="28"/>
+        </w:rPr>
+      </w:pPr>
+    </w:p>
     <w:sectPr>
       <w:pgSz w:w="12240" w:h="15840"/>
       <w:pgMar w:top="720" w:right="720" w:bottom="576" w:left="720" w:header="720" w:footer="720" w:gutter="0"/>
@@ -3915,6 +4418,17 @@
       <w:bCs/>
     </w:rPr>
   </w:style>
+  <w:style w:type="character" w:styleId="Emphasis">
+    <w:name w:val="Emphasis"/>
+    <w:basedOn w:val="DefaultParagraphFont"/>
+    <w:uiPriority w:val="20"/>
+    <w:qFormat/>
+    <w:rsid w:val="00D253D6"/>
+    <w:rPr>
+      <w:i/>
+      <w:iCs/>
+    </w:rPr>
+  </w:style>
 </w:styles>
 </file>
 
